--- a/docs/开发文档-身份与组织架构-20260909.docx
+++ b/docs/开发文档-身份与组织架构-20260909.docx
@@ -9006,7 +9006,7 @@
                 <w:rFonts w:ascii="Microsoft YaHei" w:hAnsi="Microsoft YaHei" w:eastAsia="Microsoft YaHei"/>
                 <w:sz w:val="17"/>
               </w:rPr>
-              <w:t>（对话页，厂长/品保默认落地）</w:t>
+              <w:t>（对话页，厂长落地）</w:t>
             </w:r>
           </w:p>
         </w:tc>
@@ -9022,6 +9022,75 @@
                 <w:sz w:val="17"/>
               </w:rPr>
               <w:t>无（登录即可）</w:t>
+            </w:r>
+          </w:p>
+        </w:tc>
+      </w:tr>
+      <w:tr>
+        <w:tc>
+          <w:tcPr>
+            <w:tcW w:type="dxa" w:w="3364"/>
+          </w:tcPr>
+          <w:p>
+            <w:r/>
+            <w:r>
+              <w:rPr>
+                <w:rFonts w:ascii="Microsoft YaHei" w:hAnsi="Microsoft YaHei" w:eastAsia="Microsoft YaHei"/>
+                <w:sz w:val="17"/>
+              </w:rPr>
+              <w:t>/quality</w:t>
+            </w:r>
+          </w:p>
+        </w:tc>
+        <w:tc>
+          <w:tcPr>
+            <w:tcW w:type="dxa" w:w="3364"/>
+          </w:tcPr>
+          <w:p>
+            <w:r/>
+            <w:r>
+              <w:rPr>
+                <w:rFonts w:ascii="Microsoft YaHei" w:hAnsi="Microsoft YaHei" w:eastAsia="Microsoft YaHei"/>
+                <w:sz w:val="17"/>
+              </w:rPr>
+              <w:t>EnterpriseAssistantPage</w:t>
+            </w:r>
+            <w:r>
+              <w:rPr>
+                <w:rFonts w:ascii="Microsoft YaHei" w:hAnsi="Microsoft YaHei" w:eastAsia="Microsoft YaHei"/>
+                <w:sz w:val="17"/>
+              </w:rPr>
+              <w:t>（</w:t>
+            </w:r>
+            <w:r>
+              <w:rPr>
+                <w:rFonts w:ascii="Microsoft YaHei" w:hAnsi="Microsoft YaHei" w:eastAsia="Microsoft YaHei"/>
+                <w:b/>
+                <w:sz w:val="17"/>
+              </w:rPr>
+              <w:t>与厂长同一个对话页</w:t>
+            </w:r>
+            <w:r>
+              <w:rPr>
+                <w:rFonts w:ascii="Microsoft YaHei" w:hAnsi="Microsoft YaHei" w:eastAsia="Microsoft YaHei"/>
+                <w:sz w:val="17"/>
+              </w:rPr>
+              <w:t>，品保落地）</w:t>
+            </w:r>
+          </w:p>
+        </w:tc>
+        <w:tc>
+          <w:tcPr>
+            <w:tcW w:type="dxa" w:w="3364"/>
+          </w:tcPr>
+          <w:p>
+            <w:r/>
+            <w:r>
+              <w:rPr>
+                <w:rFonts w:ascii="Microsoft YaHei" w:hAnsi="Microsoft YaHei" w:eastAsia="Microsoft YaHei"/>
+                <w:sz w:val="17"/>
+              </w:rPr>
+              <w:t>RoleGuard path="/quality"</w:t>
             </w:r>
           </w:p>
         </w:tc>
@@ -9670,16 +9739,31 @@
             <w:r>
               <w:rPr>
                 <w:rFonts w:ascii="Microsoft YaHei" w:hAnsi="Microsoft YaHei" w:eastAsia="Microsoft YaHei"/>
-                <w:sz w:val="17"/>
-              </w:rPr>
-              <w:t>/</w:t>
-            </w:r>
-            <w:r>
-              <w:rPr>
-                <w:rFonts w:ascii="Microsoft YaHei" w:hAnsi="Microsoft YaHei" w:eastAsia="Microsoft YaHei"/>
-                <w:sz w:val="17"/>
-              </w:rPr>
-              <w:t>（品保没有独立页面，落地同对话页；卡片/面板按权限裁剪）</w:t>
+                <w:b/>
+                <w:sz w:val="17"/>
+              </w:rPr>
+              <w:t>`/quality`</w:t>
+            </w:r>
+            <w:r>
+              <w:rPr>
+                <w:rFonts w:ascii="Microsoft YaHei" w:hAnsi="Microsoft YaHei" w:eastAsia="Microsoft YaHei"/>
+                <w:sz w:val="17"/>
+              </w:rPr>
+              <w:t xml:space="preserve">（同一个 </w:t>
+            </w:r>
+            <w:r>
+              <w:rPr>
+                <w:rFonts w:ascii="Microsoft YaHei" w:hAnsi="Microsoft YaHei" w:eastAsia="Microsoft YaHei"/>
+                <w:sz w:val="17"/>
+              </w:rPr>
+              <w:t>EnterpriseAssistantPage</w:t>
+            </w:r>
+            <w:r>
+              <w:rPr>
+                <w:rFonts w:ascii="Microsoft YaHei" w:hAnsi="Microsoft YaHei" w:eastAsia="Microsoft YaHei"/>
+                <w:sz w:val="17"/>
+              </w:rPr>
+              <w:t>，但看不到 M1–M5、不能分配账号、不能查流程）</w:t>
             </w:r>
           </w:p>
         </w:tc>
@@ -9810,6 +9894,607 @@
       </w:tr>
     </w:tbl>
     <w:p/>
+    <w:p>
+      <w:pPr>
+        <w:spacing w:after="80"/>
+      </w:pPr>
+      <w:r>
+        <w:rPr>
+          <w:rFonts w:ascii="Microsoft YaHei" w:hAnsi="Microsoft YaHei" w:eastAsia="Microsoft YaHei"/>
+          <w:b/>
+        </w:rPr>
+        <w:t>落地页可见性边界（这是需求，不是缺口）</w:t>
+      </w:r>
+    </w:p>
+    <w:p>
+      <w:pPr>
+        <w:spacing w:after="80"/>
+      </w:pPr>
+      <w:r>
+        <w:rPr>
+          <w:rFonts w:ascii="Microsoft YaHei" w:hAnsi="Microsoft YaHei" w:eastAsia="Microsoft YaHei"/>
+        </w:rPr>
+        <w:t>用户口径：</w:t>
+      </w:r>
+      <w:r>
+        <w:rPr>
+          <w:rFonts w:ascii="Microsoft YaHei" w:hAnsi="Microsoft YaHei" w:eastAsia="Microsoft YaHei"/>
+          <w:b/>
+        </w:rPr>
+        <w:t>品保的页面暂定与厂长相同，只是没有 M1–M5、没有分配账号与查流程的权限</w:t>
+      </w:r>
+      <w:r>
+        <w:rPr>
+          <w:rFonts w:ascii="Microsoft YaHei" w:hAnsi="Microsoft YaHei" w:eastAsia="Microsoft YaHei"/>
+        </w:rPr>
+        <w:t xml:space="preserve">。落地地址 </w:t>
+      </w:r>
+      <w:r>
+        <w:rPr>
+          <w:rFonts w:ascii="Microsoft YaHei" w:hAnsi="Microsoft YaHei" w:eastAsia="Microsoft YaHei"/>
+          <w:sz w:val="19"/>
+        </w:rPr>
+        <w:t>/quality</w:t>
+      </w:r>
+      <w:r>
+        <w:rPr>
+          <w:rFonts w:ascii="Microsoft YaHei" w:hAnsi="Microsoft YaHei" w:eastAsia="Microsoft YaHei"/>
+        </w:rPr>
+        <w:t xml:space="preserve"> 与 </w:t>
+      </w:r>
+      <w:r>
+        <w:rPr>
+          <w:rFonts w:ascii="Microsoft YaHei" w:hAnsi="Microsoft YaHei" w:eastAsia="Microsoft YaHei"/>
+          <w:sz w:val="19"/>
+        </w:rPr>
+        <w:t>/</w:t>
+      </w:r>
+      <w:r>
+        <w:rPr>
+          <w:rFonts w:ascii="Microsoft YaHei" w:hAnsi="Microsoft YaHei" w:eastAsia="Microsoft YaHei"/>
+        </w:rPr>
+        <w:t xml:space="preserve"> 的区别只在"能看见什么"，三道保证全部由权限驱动、不写死角色 id：</w:t>
+      </w:r>
+    </w:p>
+    <w:tbl>
+      <w:tblPr>
+        <w:tblStyle w:val="TableGrid"/>
+        <w:tblW w:type="auto" w:w="0"/>
+        <w:tblLayout w:type="autofit"/>
+        <w:tblLook w:firstColumn="1" w:firstRow="1" w:lastColumn="0" w:lastRow="0" w:noHBand="0" w:noVBand="1" w:val="04A0"/>
+      </w:tblPr>
+      <w:tblGrid>
+        <w:gridCol w:w="3364"/>
+        <w:gridCol w:w="3364"/>
+        <w:gridCol w:w="3364"/>
+      </w:tblGrid>
+      <w:tr>
+        <w:tc>
+          <w:tcPr>
+            <w:tcW w:type="dxa" w:w="3364"/>
+          </w:tcPr>
+          <w:p>
+            <w:r/>
+            <w:r>
+              <w:rPr>
+                <w:rFonts w:ascii="Microsoft YaHei" w:hAnsi="Microsoft YaHei" w:eastAsia="Microsoft YaHei"/>
+                <w:b/>
+                <w:sz w:val="17"/>
+              </w:rPr>
+              <w:t>收口项</w:t>
+            </w:r>
+          </w:p>
+        </w:tc>
+        <w:tc>
+          <w:tcPr>
+            <w:tcW w:type="dxa" w:w="3364"/>
+          </w:tcPr>
+          <w:p>
+            <w:r/>
+            <w:r>
+              <w:rPr>
+                <w:rFonts w:ascii="Microsoft YaHei" w:hAnsi="Microsoft YaHei" w:eastAsia="Microsoft YaHei"/>
+                <w:b/>
+                <w:sz w:val="17"/>
+              </w:rPr>
+              <w:t>实现点</w:t>
+            </w:r>
+          </w:p>
+        </w:tc>
+        <w:tc>
+          <w:tcPr>
+            <w:tcW w:type="dxa" w:w="3364"/>
+          </w:tcPr>
+          <w:p>
+            <w:r/>
+            <w:r>
+              <w:rPr>
+                <w:rFonts w:ascii="Microsoft YaHei" w:hAnsi="Microsoft YaHei" w:eastAsia="Microsoft YaHei"/>
+                <w:b/>
+                <w:sz w:val="17"/>
+              </w:rPr>
+              <w:t>判定依据</w:t>
+            </w:r>
+          </w:p>
+        </w:tc>
+      </w:tr>
+      <w:tr>
+        <w:tc>
+          <w:tcPr>
+            <w:tcW w:type="dxa" w:w="3364"/>
+          </w:tcPr>
+          <w:p>
+            <w:r/>
+            <w:r>
+              <w:rPr>
+                <w:rFonts w:ascii="Microsoft YaHei" w:hAnsi="Microsoft YaHei" w:eastAsia="Microsoft YaHei"/>
+                <w:sz w:val="17"/>
+              </w:rPr>
+              <w:t>M1–M5 订单全链路面板</w:t>
+            </w:r>
+          </w:p>
+        </w:tc>
+        <w:tc>
+          <w:tcPr>
+            <w:tcW w:type="dxa" w:w="3364"/>
+          </w:tcPr>
+          <w:p>
+            <w:r/>
+            <w:r>
+              <w:rPr>
+                <w:rFonts w:ascii="Microsoft YaHei" w:hAnsi="Microsoft YaHei" w:eastAsia="Microsoft YaHei"/>
+                <w:sz w:val="17"/>
+              </w:rPr>
+              <w:t>EnterpriseAssistantPage</w:t>
+            </w:r>
+            <w:r>
+              <w:rPr>
+                <w:rFonts w:ascii="Microsoft YaHei" w:hAnsi="Microsoft YaHei" w:eastAsia="Microsoft YaHei"/>
+                <w:sz w:val="17"/>
+              </w:rPr>
+              <w:t xml:space="preserve"> → </w:t>
+            </w:r>
+            <w:r>
+              <w:rPr>
+                <w:rFonts w:ascii="Microsoft YaHei" w:hAnsi="Microsoft YaHei" w:eastAsia="Microsoft YaHei"/>
+                <w:sz w:val="17"/>
+              </w:rPr>
+              <w:t>canRunOrderFlow</w:t>
+            </w:r>
+            <w:r>
+              <w:rPr>
+                <w:rFonts w:ascii="Microsoft YaHei" w:hAnsi="Microsoft YaHei" w:eastAsia="Microsoft YaHei"/>
+                <w:sz w:val="17"/>
+              </w:rPr>
+              <w:t>（</w:t>
+            </w:r>
+            <w:r>
+              <w:rPr>
+                <w:rFonts w:ascii="Microsoft YaHei" w:hAnsi="Microsoft YaHei" w:eastAsia="Microsoft YaHei"/>
+                <w:sz w:val="17"/>
+              </w:rPr>
+              <w:t>section[aria-label="订单管理与 M1-M5 流程"]</w:t>
+            </w:r>
+            <w:r>
+              <w:rPr>
+                <w:rFonts w:ascii="Microsoft YaHei" w:hAnsi="Microsoft YaHei" w:eastAsia="Microsoft YaHei"/>
+                <w:sz w:val="17"/>
+              </w:rPr>
+              <w:t xml:space="preserve"> 不渲染，对话区用 </w:t>
+            </w:r>
+            <w:r>
+              <w:rPr>
+                <w:rFonts w:ascii="Microsoft YaHei" w:hAnsi="Microsoft YaHei" w:eastAsia="Microsoft YaHei"/>
+                <w:sz w:val="17"/>
+              </w:rPr>
+              <w:t>.assistant-shell-no-flow</w:t>
+            </w:r>
+            <w:r>
+              <w:rPr>
+                <w:rFonts w:ascii="Microsoft YaHei" w:hAnsi="Microsoft YaHei" w:eastAsia="Microsoft YaHei"/>
+                <w:sz w:val="17"/>
+              </w:rPr>
+              <w:t xml:space="preserve"> 铺满）</w:t>
+            </w:r>
+          </w:p>
+        </w:tc>
+        <w:tc>
+          <w:tcPr>
+            <w:tcW w:type="dxa" w:w="3364"/>
+          </w:tcPr>
+          <w:p>
+            <w:r/>
+            <w:r>
+              <w:rPr>
+                <w:rFonts w:ascii="Microsoft YaHei" w:hAnsi="Microsoft YaHei" w:eastAsia="Microsoft YaHei"/>
+                <w:sz w:val="17"/>
+              </w:rPr>
+              <w:t>me.permissions</w:t>
+            </w:r>
+            <w:r>
+              <w:rPr>
+                <w:rFonts w:ascii="Microsoft YaHei" w:hAnsi="Microsoft YaHei" w:eastAsia="Microsoft YaHei"/>
+                <w:sz w:val="17"/>
+              </w:rPr>
+              <w:t xml:space="preserve"> 含 </w:t>
+            </w:r>
+            <w:r>
+              <w:rPr>
+                <w:rFonts w:ascii="Microsoft YaHei" w:hAnsi="Microsoft YaHei" w:eastAsia="Microsoft YaHei"/>
+                <w:b/>
+                <w:sz w:val="17"/>
+              </w:rPr>
+              <w:t>`order.ingest`</w:t>
+            </w:r>
+            <w:r>
+              <w:rPr>
+                <w:rFonts w:ascii="Microsoft YaHei" w:hAnsi="Microsoft YaHei" w:eastAsia="Microsoft YaHei"/>
+                <w:sz w:val="17"/>
+              </w:rPr>
+              <w:t xml:space="preserve">（种子角色里只有厂长/主数据管理员有；品保是 </w:t>
+            </w:r>
+            <w:r>
+              <w:rPr>
+                <w:rFonts w:ascii="Microsoft YaHei" w:hAnsi="Microsoft YaHei" w:eastAsia="Microsoft YaHei"/>
+                <w:sz w:val="17"/>
+              </w:rPr>
+              <w:t>order.view</w:t>
+            </w:r>
+            <w:r>
+              <w:rPr>
+                <w:rFonts w:ascii="Microsoft YaHei" w:hAnsi="Microsoft YaHei" w:eastAsia="Microsoft YaHei"/>
+                <w:sz w:val="17"/>
+              </w:rPr>
+              <w:t>/</w:t>
+            </w:r>
+            <w:r>
+              <w:rPr>
+                <w:rFonts w:ascii="Microsoft YaHei" w:hAnsi="Microsoft YaHei" w:eastAsia="Microsoft YaHei"/>
+                <w:sz w:val="17"/>
+              </w:rPr>
+              <w:t>order.review</w:t>
+            </w:r>
+            <w:r>
+              <w:rPr>
+                <w:rFonts w:ascii="Microsoft YaHei" w:hAnsi="Microsoft YaHei" w:eastAsia="Microsoft YaHei"/>
+                <w:sz w:val="17"/>
+              </w:rPr>
+              <w:t>/</w:t>
+            </w:r>
+            <w:r>
+              <w:rPr>
+                <w:rFonts w:ascii="Microsoft YaHei" w:hAnsi="Microsoft YaHei" w:eastAsia="Microsoft YaHei"/>
+                <w:sz w:val="17"/>
+              </w:rPr>
+              <w:t>report.view</w:t>
+            </w:r>
+            <w:r>
+              <w:rPr>
+                <w:rFonts w:ascii="Microsoft YaHei" w:hAnsi="Microsoft YaHei" w:eastAsia="Microsoft YaHei"/>
+                <w:sz w:val="17"/>
+              </w:rPr>
+              <w:t>）</w:t>
+            </w:r>
+          </w:p>
+        </w:tc>
+      </w:tr>
+      <w:tr>
+        <w:tc>
+          <w:tcPr>
+            <w:tcW w:type="dxa" w:w="3364"/>
+          </w:tcPr>
+          <w:p>
+            <w:r/>
+            <w:r>
+              <w:rPr>
+                <w:rFonts w:ascii="Microsoft YaHei" w:hAnsi="Microsoft YaHei" w:eastAsia="Microsoft YaHei"/>
+                <w:sz w:val="17"/>
+              </w:rPr>
+              <w:t>查流程入口（Agent 任务/流程任务）</w:t>
+            </w:r>
+          </w:p>
+        </w:tc>
+        <w:tc>
+          <w:tcPr>
+            <w:tcW w:type="dxa" w:w="3364"/>
+          </w:tcPr>
+          <w:p>
+            <w:r/>
+            <w:r>
+              <w:rPr>
+                <w:rFonts w:ascii="Microsoft YaHei" w:hAnsi="Microsoft YaHei" w:eastAsia="Microsoft YaHei"/>
+                <w:sz w:val="17"/>
+              </w:rPr>
+              <w:t>EnterpriseAssistantPage</w:t>
+            </w:r>
+            <w:r>
+              <w:rPr>
+                <w:rFonts w:ascii="Microsoft YaHei" w:hAnsi="Microsoft YaHei" w:eastAsia="Microsoft YaHei"/>
+                <w:sz w:val="17"/>
+              </w:rPr>
+              <w:t xml:space="preserve"> → </w:t>
+            </w:r>
+            <w:r>
+              <w:rPr>
+                <w:rFonts w:ascii="Microsoft YaHei" w:hAnsi="Microsoft YaHei" w:eastAsia="Microsoft YaHei"/>
+                <w:sz w:val="17"/>
+              </w:rPr>
+              <w:t>{canRunOrderFlow ? &lt;AgentTaskCenter/&gt; : null}</w:t>
+            </w:r>
+          </w:p>
+        </w:tc>
+        <w:tc>
+          <w:tcPr>
+            <w:tcW w:type="dxa" w:w="3364"/>
+          </w:tcPr>
+          <w:p>
+            <w:r/>
+            <w:r>
+              <w:rPr>
+                <w:rFonts w:ascii="Microsoft YaHei" w:hAnsi="Microsoft YaHei" w:eastAsia="Microsoft YaHei"/>
+                <w:sz w:val="17"/>
+              </w:rPr>
+              <w:t>同上（</w:t>
+            </w:r>
+            <w:r>
+              <w:rPr>
+                <w:rFonts w:ascii="Microsoft YaHei" w:hAnsi="Microsoft YaHei" w:eastAsia="Microsoft YaHei"/>
+                <w:sz w:val="17"/>
+              </w:rPr>
+              <w:t>order.ingest</w:t>
+            </w:r>
+            <w:r>
+              <w:rPr>
+                <w:rFonts w:ascii="Microsoft YaHei" w:hAnsi="Microsoft YaHei" w:eastAsia="Microsoft YaHei"/>
+                <w:sz w:val="17"/>
+              </w:rPr>
+              <w:t xml:space="preserve">）；品保连 </w:t>
+            </w:r>
+            <w:r>
+              <w:rPr>
+                <w:rFonts w:ascii="Microsoft YaHei" w:hAnsi="Microsoft YaHei" w:eastAsia="Microsoft YaHei"/>
+                <w:sz w:val="17"/>
+              </w:rPr>
+              <w:t>aria-label="打开流程任务"</w:t>
+            </w:r>
+            <w:r>
+              <w:rPr>
+                <w:rFonts w:ascii="Microsoft YaHei" w:hAnsi="Microsoft YaHei" w:eastAsia="Microsoft YaHei"/>
+                <w:sz w:val="17"/>
+              </w:rPr>
+              <w:t xml:space="preserve"> 都不出现</w:t>
+            </w:r>
+          </w:p>
+        </w:tc>
+      </w:tr>
+      <w:tr>
+        <w:tc>
+          <w:tcPr>
+            <w:tcW w:type="dxa" w:w="3364"/>
+          </w:tcPr>
+          <w:p>
+            <w:r/>
+            <w:r>
+              <w:rPr>
+                <w:rFonts w:ascii="Microsoft YaHei" w:hAnsi="Microsoft YaHei" w:eastAsia="Microsoft YaHei"/>
+                <w:sz w:val="17"/>
+              </w:rPr>
+              <w:t>分配账号 / 组织 / 角色管理</w:t>
+            </w:r>
+          </w:p>
+        </w:tc>
+        <w:tc>
+          <w:tcPr>
+            <w:tcW w:type="dxa" w:w="3364"/>
+          </w:tcPr>
+          <w:p>
+            <w:r/>
+            <w:r>
+              <w:rPr>
+                <w:rFonts w:ascii="Microsoft YaHei" w:hAnsi="Microsoft YaHei" w:eastAsia="Microsoft YaHei"/>
+                <w:sz w:val="17"/>
+              </w:rPr>
+              <w:t>AdminNavMenu</w:t>
+            </w:r>
+            <w:r>
+              <w:rPr>
+                <w:rFonts w:ascii="Microsoft YaHei" w:hAnsi="Microsoft YaHei" w:eastAsia="Microsoft YaHei"/>
+                <w:sz w:val="17"/>
+              </w:rPr>
+              <w:t xml:space="preserve">（按权限过滤，无权限项时整体 </w:t>
+            </w:r>
+            <w:r>
+              <w:rPr>
+                <w:rFonts w:ascii="Microsoft YaHei" w:hAnsi="Microsoft YaHei" w:eastAsia="Microsoft YaHei"/>
+                <w:sz w:val="17"/>
+              </w:rPr>
+              <w:t>return null</w:t>
+            </w:r>
+            <w:r>
+              <w:rPr>
+                <w:rFonts w:ascii="Microsoft YaHei" w:hAnsi="Microsoft YaHei" w:eastAsia="Microsoft YaHei"/>
+                <w:sz w:val="17"/>
+              </w:rPr>
+              <w:t xml:space="preserve">）+ 后端工具闸 </w:t>
+            </w:r>
+            <w:r>
+              <w:rPr>
+                <w:rFonts w:ascii="Microsoft YaHei" w:hAnsi="Microsoft YaHei" w:eastAsia="Microsoft YaHei"/>
+                <w:sz w:val="17"/>
+              </w:rPr>
+              <w:t>identity.admin</w:t>
+            </w:r>
+          </w:p>
+        </w:tc>
+        <w:tc>
+          <w:tcPr>
+            <w:tcW w:type="dxa" w:w="3364"/>
+          </w:tcPr>
+          <w:p>
+            <w:r/>
+            <w:r>
+              <w:rPr>
+                <w:rFonts w:ascii="Microsoft YaHei" w:hAnsi="Microsoft YaHei" w:eastAsia="Microsoft YaHei"/>
+                <w:sz w:val="17"/>
+              </w:rPr>
+              <w:t>identity.admin</w:t>
+            </w:r>
+            <w:r>
+              <w:rPr>
+                <w:rFonts w:ascii="Microsoft YaHei" w:hAnsi="Microsoft YaHei" w:eastAsia="Microsoft YaHei"/>
+                <w:sz w:val="17"/>
+              </w:rPr>
+              <w:t>（品保无此权限，</w:t>
+            </w:r>
+            <w:r>
+              <w:rPr>
+                <w:rFonts w:ascii="Microsoft YaHei" w:hAnsi="Microsoft YaHei" w:eastAsia="Microsoft YaHei"/>
+                <w:sz w:val="17"/>
+              </w:rPr>
+              <w:t>/api/identity/*</w:t>
+            </w:r>
+            <w:r>
+              <w:rPr>
+                <w:rFonts w:ascii="Microsoft YaHei" w:hAnsi="Microsoft YaHei" w:eastAsia="Microsoft YaHei"/>
+                <w:sz w:val="17"/>
+              </w:rPr>
+              <w:t xml:space="preserve"> 403、</w:t>
+            </w:r>
+            <w:r>
+              <w:rPr>
+                <w:rFonts w:ascii="Microsoft YaHei" w:hAnsi="Microsoft YaHei" w:eastAsia="Microsoft YaHei"/>
+                <w:sz w:val="17"/>
+              </w:rPr>
+              <w:t>identity.*</w:t>
+            </w:r>
+            <w:r>
+              <w:rPr>
+                <w:rFonts w:ascii="Microsoft YaHei" w:hAnsi="Microsoft YaHei" w:eastAsia="Microsoft YaHei"/>
+                <w:sz w:val="17"/>
+              </w:rPr>
+              <w:t xml:space="preserve"> 工具 403）</w:t>
+            </w:r>
+          </w:p>
+        </w:tc>
+      </w:tr>
+      <w:tr>
+        <w:tc>
+          <w:tcPr>
+            <w:tcW w:type="dxa" w:w="3364"/>
+          </w:tcPr>
+          <w:p>
+            <w:r/>
+            <w:r>
+              <w:rPr>
+                <w:rFonts w:ascii="Microsoft YaHei" w:hAnsi="Microsoft YaHei" w:eastAsia="Microsoft YaHei"/>
+                <w:sz w:val="17"/>
+              </w:rPr>
+              <w:t>对话本体</w:t>
+            </w:r>
+          </w:p>
+        </w:tc>
+        <w:tc>
+          <w:tcPr>
+            <w:tcW w:type="dxa" w:w="3364"/>
+          </w:tcPr>
+          <w:p>
+            <w:r/>
+            <w:r>
+              <w:rPr>
+                <w:rFonts w:ascii="Microsoft YaHei" w:hAnsi="Microsoft YaHei" w:eastAsia="Microsoft YaHei"/>
+                <w:b/>
+                <w:sz w:val="17"/>
+              </w:rPr>
+              <w:t>照常</w:t>
+            </w:r>
+            <w:r>
+              <w:rPr>
+                <w:rFonts w:ascii="Microsoft YaHei" w:hAnsi="Microsoft YaHei" w:eastAsia="Microsoft YaHei"/>
+                <w:sz w:val="17"/>
+              </w:rPr>
+              <w:t>：</w:t>
+            </w:r>
+            <w:r>
+              <w:rPr>
+                <w:rFonts w:ascii="Microsoft YaHei" w:hAnsi="Microsoft YaHei" w:eastAsia="Microsoft YaHei"/>
+                <w:sz w:val="17"/>
+              </w:rPr>
+              <w:t>ChatPanel</w:t>
+            </w:r>
+            <w:r>
+              <w:rPr>
+                <w:rFonts w:ascii="Microsoft YaHei" w:hAnsi="Microsoft YaHei" w:eastAsia="Microsoft YaHei"/>
+                <w:sz w:val="17"/>
+              </w:rPr>
+              <w:t xml:space="preserve"> 正常渲染并独占宽度</w:t>
+            </w:r>
+          </w:p>
+        </w:tc>
+        <w:tc>
+          <w:tcPr>
+            <w:tcW w:type="dxa" w:w="3364"/>
+          </w:tcPr>
+          <w:p>
+            <w:r/>
+            <w:r>
+              <w:rPr>
+                <w:rFonts w:ascii="Microsoft YaHei" w:hAnsi="Microsoft YaHei" w:eastAsia="Microsoft YaHei"/>
+                <w:sz w:val="17"/>
+              </w:rPr>
+              <w:t>不做额外收口——品保的对话功能与厂长一致</w:t>
+            </w:r>
+          </w:p>
+        </w:tc>
+      </w:tr>
+    </w:tbl>
+    <w:p/>
+    <w:p>
+      <w:pPr>
+        <w:ind w:left="340"/>
+      </w:pPr>
+      <w:r>
+        <w:rPr>
+          <w:rFonts w:ascii="Microsoft YaHei" w:hAnsi="Microsoft YaHei" w:eastAsia="Microsoft YaHei"/>
+          <w:i/>
+          <w:color w:val="444444"/>
+        </w:rPr>
+        <w:t>结论：</w:t>
+      </w:r>
+      <w:r>
+        <w:rPr>
+          <w:rFonts w:ascii="Microsoft YaHei" w:hAnsi="Microsoft YaHei" w:eastAsia="Microsoft YaHei"/>
+          <w:i/>
+          <w:color w:val="444444"/>
+          <w:sz w:val="19"/>
+        </w:rPr>
+        <w:t>/quality</w:t>
+      </w:r>
+      <w:r>
+        <w:rPr>
+          <w:rFonts w:ascii="Microsoft YaHei" w:hAnsi="Microsoft YaHei" w:eastAsia="Microsoft YaHei"/>
+          <w:i/>
+          <w:color w:val="444444"/>
+        </w:rPr>
+        <w:t xml:space="preserve"> 不是新页面、也不是 M7 工作台，而是"同一个对话页 + 按权限摘掉三样东西"。任何一条被破坏都算回归（</w:t>
+      </w:r>
+      <w:r>
+        <w:rPr>
+          <w:rFonts w:ascii="Microsoft YaHei" w:hAnsi="Microsoft YaHei" w:eastAsia="Microsoft YaHei"/>
+          <w:i/>
+          <w:color w:val="444444"/>
+          <w:sz w:val="19"/>
+        </w:rPr>
+        <w:t>verify/e2e_role_landing.mjs</w:t>
+      </w:r>
+      <w:r>
+        <w:rPr>
+          <w:rFonts w:ascii="Microsoft YaHei" w:hAnsi="Microsoft YaHei" w:eastAsia="Microsoft YaHei"/>
+          <w:i/>
+          <w:color w:val="444444"/>
+        </w:rPr>
+        <w:t xml:space="preserve"> 里有正反两向断言：品保侧全 0 命中、厂长侧必须命中）。</w:t>
+      </w:r>
+    </w:p>
     <w:p>
       <w:pPr>
         <w:spacing w:after="80"/>
@@ -15107,9 +15792,15 @@
       <w:r>
         <w:rPr>
           <w:rFonts w:ascii="Microsoft YaHei" w:hAnsi="Microsoft YaHei" w:eastAsia="Microsoft YaHei"/>
+        </w:rPr>
+        <w:t xml:space="preserve">~~品保没有独立落地页~~ → </w:t>
+      </w:r>
+      <w:r>
+        <w:rPr>
+          <w:rFonts w:ascii="Microsoft YaHei" w:hAnsi="Microsoft YaHei" w:eastAsia="Microsoft YaHei"/>
           <w:b/>
         </w:rPr>
-        <w:t>品保没有独立落地页</w:t>
+        <w:t>已于 2026-09-10 补齐</w:t>
       </w:r>
       <w:r>
         <w:rPr>
@@ -15122,39 +15813,52 @@
           <w:rFonts w:ascii="Microsoft YaHei" w:hAnsi="Microsoft YaHei" w:eastAsia="Microsoft YaHei"/>
           <w:sz w:val="19"/>
         </w:rPr>
-        <w:t>roleConfig.roleLandingConfigById['quality-assurance'].landingPath</w:t>
-      </w:r>
-      <w:r>
-        <w:rPr>
-          <w:rFonts w:ascii="Microsoft YaHei" w:hAnsi="Microsoft YaHei" w:eastAsia="Microsoft YaHei"/>
-        </w:rPr>
-        <w:t xml:space="preserve"> 也是 </w:t>
-      </w:r>
-      <w:r>
-        <w:rPr>
-          <w:rFonts w:ascii="Microsoft YaHei" w:hAnsi="Microsoft YaHei" w:eastAsia="Microsoft YaHei"/>
-          <w:sz w:val="19"/>
-        </w:rPr>
-        <w:t>/</w:t>
-      </w:r>
-      <w:r>
-        <w:rPr>
-          <w:rFonts w:ascii="Microsoft YaHei" w:hAnsi="Microsoft YaHei" w:eastAsia="Microsoft YaHei"/>
-        </w:rPr>
-        <w:t xml:space="preserve">（对话页）；"品保工作台"只在配置里有 </w:t>
-      </w:r>
-      <w:r>
-        <w:rPr>
-          <w:rFonts w:ascii="Microsoft YaHei" w:hAnsi="Microsoft YaHei" w:eastAsia="Microsoft YaHei"/>
-          <w:sz w:val="19"/>
-        </w:rPr>
-        <w:t>title/description/metrics</w:t>
-      </w:r>
-      <w:r>
-        <w:rPr>
-          <w:rFonts w:ascii="Microsoft YaHei" w:hAnsi="Microsoft YaHei" w:eastAsia="Microsoft YaHei"/>
-        </w:rPr>
-        <w:t>，没有单独路由页面。</w:t>
+        <w:t>roleLandingConfigById['quality-assurance'].landingPath</w:t>
+      </w:r>
+      <w:r>
+        <w:rPr>
+          <w:rFonts w:ascii="Microsoft YaHei" w:hAnsi="Microsoft YaHei" w:eastAsia="Microsoft YaHei"/>
+        </w:rPr>
+        <w:t xml:space="preserve"> = </w:t>
+      </w:r>
+      <w:r>
+        <w:rPr>
+          <w:rFonts w:ascii="Microsoft YaHei" w:hAnsi="Microsoft YaHei" w:eastAsia="Microsoft YaHei"/>
+          <w:sz w:val="19"/>
+        </w:rPr>
+        <w:t>/quality</w:t>
+      </w:r>
+      <w:r>
+        <w:rPr>
+          <w:rFonts w:ascii="Microsoft YaHei" w:hAnsi="Microsoft YaHei" w:eastAsia="Microsoft YaHei"/>
+        </w:rPr>
+        <w:t>，该路由渲染</w:t>
+      </w:r>
+      <w:r>
+        <w:rPr>
+          <w:rFonts w:ascii="Microsoft YaHei" w:hAnsi="Microsoft YaHei" w:eastAsia="Microsoft YaHei"/>
+          <w:b/>
+        </w:rPr>
+        <w:t>与厂长相同的 `EnterpriseAssistantPage`</w:t>
+      </w:r>
+      <w:r>
+        <w:rPr>
+          <w:rFonts w:ascii="Microsoft YaHei" w:hAnsi="Microsoft YaHei" w:eastAsia="Microsoft YaHei"/>
+        </w:rPr>
+        <w:t>（按用户口径"页面暂定与厂长一样"），差别只在可见性——看不到 M1–M5 面板、没有查流程入口、不能分配账号（见 §4.5「落地页可见性边界」）。</w:t>
+      </w:r>
+      <w:r>
+        <w:rPr>
+          <w:rFonts w:ascii="Microsoft YaHei" w:hAnsi="Microsoft YaHei" w:eastAsia="Microsoft YaHei"/>
+          <w:b/>
+        </w:rPr>
+        <w:t>未做</w:t>
+      </w:r>
+      <w:r>
+        <w:rPr>
+          <w:rFonts w:ascii="Microsoft YaHei" w:hAnsi="Microsoft YaHei" w:eastAsia="Microsoft YaHei"/>
+        </w:rPr>
+        <w:t>：给品保单独的业务工作台页面（M7 来料待验/抽检工作台）——当前复用对话页，品保在对话里用自然语言处理 M7 相关事项。</w:t>
       </w:r>
     </w:p>
     <w:p>
@@ -15851,6 +16555,323 @@
           <w:rFonts w:ascii="Microsoft YaHei" w:hAnsi="Microsoft YaHei" w:eastAsia="Microsoft YaHei"/>
         </w:rPr>
         <w:t>。</w:t>
+      </w:r>
+    </w:p>
+    <w:p>
+      <w:pPr>
+        <w:spacing w:after="80"/>
+      </w:pPr>
+      <w:r>
+        <w:rPr>
+          <w:rFonts w:ascii="Microsoft YaHei" w:hAnsi="Microsoft YaHei" w:eastAsia="Microsoft YaHei"/>
+          <w:b/>
+        </w:rPr>
+        <w:t>2026-09-10 追加（品保独立落地页 `/quality`）</w:t>
+      </w:r>
+      <w:r>
+        <w:rPr>
+          <w:rFonts w:ascii="Microsoft YaHei" w:hAnsi="Microsoft YaHei" w:eastAsia="Microsoft YaHei"/>
+        </w:rPr>
+        <w:t>：</w:t>
+      </w:r>
+      <w:r>
+        <w:rPr>
+          <w:rFonts w:ascii="Microsoft YaHei" w:hAnsi="Microsoft YaHei" w:eastAsia="Microsoft YaHei"/>
+          <w:sz w:val="19"/>
+        </w:rPr>
+        <w:t>app/router.tsx</w:t>
+      </w:r>
+      <w:r>
+        <w:rPr>
+          <w:rFonts w:ascii="Microsoft YaHei" w:hAnsi="Microsoft YaHei" w:eastAsia="Microsoft YaHei"/>
+        </w:rPr>
+        <w:t xml:space="preserve">（新增 </w:t>
+      </w:r>
+      <w:r>
+        <w:rPr>
+          <w:rFonts w:ascii="Microsoft YaHei" w:hAnsi="Microsoft YaHei" w:eastAsia="Microsoft YaHei"/>
+          <w:sz w:val="19"/>
+        </w:rPr>
+        <w:t>/quality</w:t>
+      </w:r>
+      <w:r>
+        <w:rPr>
+          <w:rFonts w:ascii="Microsoft YaHei" w:hAnsi="Microsoft YaHei" w:eastAsia="Microsoft YaHei"/>
+        </w:rPr>
+        <w:t xml:space="preserve"> 路由，渲染 </w:t>
+      </w:r>
+      <w:r>
+        <w:rPr>
+          <w:rFonts w:ascii="Microsoft YaHei" w:hAnsi="Microsoft YaHei" w:eastAsia="Microsoft YaHei"/>
+          <w:sz w:val="19"/>
+        </w:rPr>
+        <w:t>EnterpriseAssistantPage</w:t>
+      </w:r>
+      <w:r>
+        <w:rPr>
+          <w:rFonts w:ascii="Microsoft YaHei" w:hAnsi="Microsoft YaHei" w:eastAsia="Microsoft YaHei"/>
+        </w:rPr>
+        <w:t xml:space="preserve"> 并包 </w:t>
+      </w:r>
+      <w:r>
+        <w:rPr>
+          <w:rFonts w:ascii="Microsoft YaHei" w:hAnsi="Microsoft YaHei" w:eastAsia="Microsoft YaHei"/>
+          <w:sz w:val="19"/>
+        </w:rPr>
+        <w:t>RoleGuard</w:t>
+      </w:r>
+      <w:r>
+        <w:rPr>
+          <w:rFonts w:ascii="Microsoft YaHei" w:hAnsi="Microsoft YaHei" w:eastAsia="Microsoft YaHei"/>
+        </w:rPr>
+        <w:t>；</w:t>
+      </w:r>
+      <w:r>
+        <w:rPr>
+          <w:rFonts w:ascii="Microsoft YaHei" w:hAnsi="Microsoft YaHei" w:eastAsia="Microsoft YaHei"/>
+          <w:sz w:val="19"/>
+        </w:rPr>
+        <w:t>routeMetaSource</w:t>
+      </w:r>
+      <w:r>
+        <w:rPr>
+          <w:rFonts w:ascii="Microsoft YaHei" w:hAnsi="Microsoft YaHei" w:eastAsia="Microsoft YaHei"/>
+        </w:rPr>
+        <w:t xml:space="preserve"> 加 </w:t>
+      </w:r>
+      <w:r>
+        <w:rPr>
+          <w:rFonts w:ascii="Microsoft YaHei" w:hAnsi="Microsoft YaHei" w:eastAsia="Microsoft YaHei"/>
+          <w:sz w:val="19"/>
+        </w:rPr>
+        <w:t>/quality</w:t>
+      </w:r>
+      <w:r>
+        <w:rPr>
+          <w:rFonts w:ascii="Microsoft YaHei" w:hAnsi="Microsoft YaHei" w:eastAsia="Microsoft YaHei"/>
+        </w:rPr>
+        <w:t xml:space="preserve"> 条目）、</w:t>
+      </w:r>
+      <w:r>
+        <w:rPr>
+          <w:rFonts w:ascii="Microsoft YaHei" w:hAnsi="Microsoft YaHei" w:eastAsia="Microsoft YaHei"/>
+          <w:sz w:val="19"/>
+        </w:rPr>
+        <w:t>features/roles/roleConfig.ts</w:t>
+      </w:r>
+      <w:r>
+        <w:rPr>
+          <w:rFonts w:ascii="Microsoft YaHei" w:hAnsi="Microsoft YaHei" w:eastAsia="Microsoft YaHei"/>
+        </w:rPr>
+        <w:t xml:space="preserve">（品保 </w:t>
+      </w:r>
+      <w:r>
+        <w:rPr>
+          <w:rFonts w:ascii="Microsoft YaHei" w:hAnsi="Microsoft YaHei" w:eastAsia="Microsoft YaHei"/>
+          <w:sz w:val="19"/>
+        </w:rPr>
+        <w:t>landingPath: '/'</w:t>
+      </w:r>
+      <w:r>
+        <w:rPr>
+          <w:rFonts w:ascii="Microsoft YaHei" w:hAnsi="Microsoft YaHei" w:eastAsia="Microsoft YaHei"/>
+        </w:rPr>
+        <w:t xml:space="preserve"> → </w:t>
+      </w:r>
+      <w:r>
+        <w:rPr>
+          <w:rFonts w:ascii="Microsoft YaHei" w:hAnsi="Microsoft YaHei" w:eastAsia="Microsoft YaHei"/>
+          <w:sz w:val="19"/>
+        </w:rPr>
+        <w:t>'/quality'</w:t>
+      </w:r>
+      <w:r>
+        <w:rPr>
+          <w:rFonts w:ascii="Microsoft YaHei" w:hAnsi="Microsoft YaHei" w:eastAsia="Microsoft YaHei"/>
+        </w:rPr>
+        <w:t>）、</w:t>
+      </w:r>
+      <w:r>
+        <w:rPr>
+          <w:rFonts w:ascii="Microsoft YaHei" w:hAnsi="Microsoft YaHei" w:eastAsia="Microsoft YaHei"/>
+          <w:sz w:val="19"/>
+        </w:rPr>
+        <w:t>features/roles/routePermissions.ts</w:t>
+      </w:r>
+      <w:r>
+        <w:rPr>
+          <w:rFonts w:ascii="Microsoft YaHei" w:hAnsi="Microsoft YaHei" w:eastAsia="Microsoft YaHei"/>
+        </w:rPr>
+        <w:t>（</w:t>
+      </w:r>
+      <w:r>
+        <w:rPr>
+          <w:rFonts w:ascii="Microsoft YaHei" w:hAnsi="Microsoft YaHei" w:eastAsia="Microsoft YaHei"/>
+          <w:sz w:val="19"/>
+        </w:rPr>
+        <w:t>'/quality'</w:t>
+      </w:r>
+      <w:r>
+        <w:rPr>
+          <w:rFonts w:ascii="Microsoft YaHei" w:hAnsi="Microsoft YaHei" w:eastAsia="Microsoft YaHei"/>
+        </w:rPr>
+        <w:t xml:space="preserve"> → </w:t>
+      </w:r>
+      <w:r>
+        <w:rPr>
+          <w:rFonts w:ascii="Microsoft YaHei" w:hAnsi="Microsoft YaHei" w:eastAsia="Microsoft YaHei"/>
+          <w:sz w:val="19"/>
+        </w:rPr>
+        <w:t>quality:supervise</w:t>
+      </w:r>
+      <w:r>
+        <w:rPr>
+          <w:rFonts w:ascii="Microsoft YaHei" w:hAnsi="Microsoft YaHei" w:eastAsia="Microsoft YaHei"/>
+        </w:rPr>
+        <w:t xml:space="preserve"> / auditModule </w:t>
+      </w:r>
+      <w:r>
+        <w:rPr>
+          <w:rFonts w:ascii="Microsoft YaHei" w:hAnsi="Microsoft YaHei" w:eastAsia="Microsoft YaHei"/>
+          <w:sz w:val="19"/>
+        </w:rPr>
+        <w:t>QualityWorkbench</w:t>
+      </w:r>
+      <w:r>
+        <w:rPr>
+          <w:rFonts w:ascii="Microsoft YaHei" w:hAnsi="Microsoft YaHei" w:eastAsia="Microsoft YaHei"/>
+        </w:rPr>
+        <w:t>）、</w:t>
+      </w:r>
+      <w:r>
+        <w:rPr>
+          <w:rFonts w:ascii="Microsoft YaHei" w:hAnsi="Microsoft YaHei" w:eastAsia="Microsoft YaHei"/>
+          <w:sz w:val="19"/>
+        </w:rPr>
+        <w:t>features/roles/sidebarConfig.ts</w:t>
+      </w:r>
+      <w:r>
+        <w:rPr>
+          <w:rFonts w:ascii="Microsoft YaHei" w:hAnsi="Microsoft YaHei" w:eastAsia="Microsoft YaHei"/>
+        </w:rPr>
+        <w:t xml:space="preserve">（新增 </w:t>
+      </w:r>
+      <w:r>
+        <w:rPr>
+          <w:rFonts w:ascii="Microsoft YaHei" w:hAnsi="Microsoft YaHei" w:eastAsia="Microsoft YaHei"/>
+          <w:sz w:val="19"/>
+        </w:rPr>
+        <w:t>quality</w:t>
+      </w:r>
+      <w:r>
+        <w:rPr>
+          <w:rFonts w:ascii="Microsoft YaHei" w:hAnsi="Microsoft YaHei" w:eastAsia="Microsoft YaHei"/>
+        </w:rPr>
+        <w:t xml:space="preserve"> 分组）、</w:t>
+      </w:r>
+      <w:r>
+        <w:rPr>
+          <w:rFonts w:ascii="Microsoft YaHei" w:hAnsi="Microsoft YaHei" w:eastAsia="Microsoft YaHei"/>
+          <w:sz w:val="19"/>
+        </w:rPr>
+        <w:t>pages/EnterpriseAssistantPage.tsx</w:t>
+      </w:r>
+      <w:r>
+        <w:rPr>
+          <w:rFonts w:ascii="Microsoft YaHei" w:hAnsi="Microsoft YaHei" w:eastAsia="Microsoft YaHei"/>
+        </w:rPr>
+        <w:t>（</w:t>
+      </w:r>
+      <w:r>
+        <w:rPr>
+          <w:rFonts w:ascii="Microsoft YaHei" w:hAnsi="Microsoft YaHei" w:eastAsia="Microsoft YaHei"/>
+          <w:sz w:val="19"/>
+        </w:rPr>
+        <w:t>AgentTaskCenter</w:t>
+      </w:r>
+      <w:r>
+        <w:rPr>
+          <w:rFonts w:ascii="Microsoft YaHei" w:hAnsi="Microsoft YaHei" w:eastAsia="Microsoft YaHei"/>
+        </w:rPr>
+        <w:t xml:space="preserve"> 由 </w:t>
+      </w:r>
+      <w:r>
+        <w:rPr>
+          <w:rFonts w:ascii="Microsoft YaHei" w:hAnsi="Microsoft YaHei" w:eastAsia="Microsoft YaHei"/>
+          <w:sz w:val="19"/>
+        </w:rPr>
+        <w:t>canRunOrderFlow</w:t>
+      </w:r>
+      <w:r>
+        <w:rPr>
+          <w:rFonts w:ascii="Microsoft YaHei" w:hAnsi="Microsoft YaHei" w:eastAsia="Microsoft YaHei"/>
+        </w:rPr>
+        <w:t xml:space="preserve"> 收口）、</w:t>
+      </w:r>
+      <w:r>
+        <w:rPr>
+          <w:rFonts w:ascii="Microsoft YaHei" w:hAnsi="Microsoft YaHei" w:eastAsia="Microsoft YaHei"/>
+          <w:sz w:val="19"/>
+        </w:rPr>
+        <w:t>layouts/AssistantRoleLayout.tsx</w:t>
+      </w:r>
+      <w:r>
+        <w:rPr>
+          <w:rFonts w:ascii="Microsoft YaHei" w:hAnsi="Microsoft YaHei" w:eastAsia="Microsoft YaHei"/>
+        </w:rPr>
+        <w:t xml:space="preserve">（去掉品保分支的 </w:t>
+      </w:r>
+      <w:r>
+        <w:rPr>
+          <w:rFonts w:ascii="Microsoft YaHei" w:hAnsi="Microsoft YaHei" w:eastAsia="Microsoft YaHei"/>
+          <w:sz w:val="19"/>
+        </w:rPr>
+        <w:t>AgentTaskCenter supervision</w:t>
+      </w:r>
+      <w:r>
+        <w:rPr>
+          <w:rFonts w:ascii="Microsoft YaHei" w:hAnsi="Microsoft YaHei" w:eastAsia="Microsoft YaHei"/>
+        </w:rPr>
+        <w:t>，文案不再提 M1–M5）。前端不变量测试同步：</w:t>
+      </w:r>
+      <w:r>
+        <w:rPr>
+          <w:rFonts w:ascii="Microsoft YaHei" w:hAnsi="Microsoft YaHei" w:eastAsia="Microsoft YaHei"/>
+          <w:sz w:val="19"/>
+        </w:rPr>
+        <w:t>roleConfig.test.ts</w:t>
+      </w:r>
+      <w:r>
+        <w:rPr>
+          <w:rFonts w:ascii="Microsoft YaHei" w:hAnsi="Microsoft YaHei" w:eastAsia="Microsoft YaHei"/>
+        </w:rPr>
+        <w:t>（四角色落地页各不相同）、</w:t>
+      </w:r>
+      <w:r>
+        <w:rPr>
+          <w:rFonts w:ascii="Microsoft YaHei" w:hAnsi="Microsoft YaHei" w:eastAsia="Microsoft YaHei"/>
+          <w:sz w:val="19"/>
+        </w:rPr>
+        <w:t>sidebarConfig.test.ts</w:t>
+      </w:r>
+      <w:r>
+        <w:rPr>
+          <w:rFonts w:ascii="Microsoft YaHei" w:hAnsi="Microsoft YaHei" w:eastAsia="Microsoft YaHei"/>
+        </w:rPr>
+        <w:t xml:space="preserve">（品保只剩 </w:t>
+      </w:r>
+      <w:r>
+        <w:rPr>
+          <w:rFonts w:ascii="Microsoft YaHei" w:hAnsi="Microsoft YaHei" w:eastAsia="Microsoft YaHei"/>
+          <w:sz w:val="19"/>
+        </w:rPr>
+        <w:t>/quality</w:t>
+      </w:r>
+      <w:r>
+        <w:rPr>
+          <w:rFonts w:ascii="Microsoft YaHei" w:hAnsi="Microsoft YaHei" w:eastAsia="Microsoft YaHei"/>
+        </w:rPr>
+        <w:t>）。</w:t>
       </w:r>
     </w:p>
     <w:sectPr>

--- a/docs/开发文档-身份与组织架构-20260909.docx
+++ b/docs/开发文档-身份与组织架构-20260909.docx
@@ -16832,7 +16832,20 @@
         <w:rPr>
           <w:rFonts w:ascii="Microsoft YaHei" w:hAnsi="Microsoft YaHei" w:eastAsia="Microsoft YaHei"/>
         </w:rPr>
-        <w:t>，文案不再提 M1–M5）。前端不变量测试同步：</w:t>
+        <w:t>，文案不再提 M1–M5）、</w:t>
+      </w:r>
+      <w:r>
+        <w:rPr>
+          <w:rFonts w:ascii="Microsoft YaHei" w:hAnsi="Microsoft YaHei" w:eastAsia="Microsoft YaHei"/>
+          <w:sz w:val="19"/>
+        </w:rPr>
+        <w:t>features/workbench/quickNavConfig.ts</w:t>
+      </w:r>
+      <w:r>
+        <w:rPr>
+          <w:rFonts w:ascii="Microsoft YaHei" w:hAnsi="Microsoft YaHei" w:eastAsia="Microsoft YaHei"/>
+        </w:rPr>
+        <w:t>（品保快捷导航文案由「流程监督 / 查看全流程进度」改为「品保工作台 / M7 来料待验与放行」，与新口径一致）。前端不变量测试同步：</w:t>
       </w:r>
       <w:r>
         <w:rPr>
@@ -16872,6 +16885,130 @@
           <w:rFonts w:ascii="Microsoft YaHei" w:hAnsi="Microsoft YaHei" w:eastAsia="Microsoft YaHei"/>
         </w:rPr>
         <w:t>）。</w:t>
+      </w:r>
+    </w:p>
+    <w:p>
+      <w:pPr>
+        <w:ind w:left="340"/>
+      </w:pPr>
+      <w:r>
+        <w:rPr>
+          <w:rFonts w:ascii="Microsoft YaHei" w:hAnsi="Microsoft YaHei" w:eastAsia="Microsoft YaHei"/>
+          <w:b/>
+          <w:i/>
+          <w:color w:val="444444"/>
+        </w:rPr>
+        <w:t>顺带修掉一个死链</w:t>
+      </w:r>
+      <w:r>
+        <w:rPr>
+          <w:rFonts w:ascii="Microsoft YaHei" w:hAnsi="Microsoft YaHei" w:eastAsia="Microsoft YaHei"/>
+          <w:i/>
+          <w:color w:val="444444"/>
+        </w:rPr>
+        <w:t>：</w:t>
+      </w:r>
+      <w:r>
+        <w:rPr>
+          <w:rFonts w:ascii="Microsoft YaHei" w:hAnsi="Microsoft YaHei" w:eastAsia="Microsoft YaHei"/>
+          <w:i/>
+          <w:color w:val="444444"/>
+          <w:sz w:val="19"/>
+        </w:rPr>
+        <w:t>quickNavConfig.ts</w:t>
+      </w:r>
+      <w:r>
+        <w:rPr>
+          <w:rFonts w:ascii="Microsoft YaHei" w:hAnsi="Microsoft YaHei" w:eastAsia="Microsoft YaHei"/>
+          <w:i/>
+          <w:color w:val="444444"/>
+        </w:rPr>
+        <w:t xml:space="preserve"> 里品保那一项</w:t>
+      </w:r>
+      <w:r>
+        <w:rPr>
+          <w:rFonts w:ascii="Microsoft YaHei" w:hAnsi="Microsoft YaHei" w:eastAsia="Microsoft YaHei"/>
+          <w:b/>
+          <w:i/>
+          <w:color w:val="444444"/>
+        </w:rPr>
+        <w:t>早就写着 `path: '/quality'`</w:t>
+      </w:r>
+      <w:r>
+        <w:rPr>
+          <w:rFonts w:ascii="Microsoft YaHei" w:hAnsi="Microsoft YaHei" w:eastAsia="Microsoft YaHei"/>
+          <w:i/>
+          <w:color w:val="444444"/>
+        </w:rPr>
+        <w:t>（</w:t>
+      </w:r>
+      <w:r>
+        <w:rPr>
+          <w:rFonts w:ascii="Microsoft YaHei" w:hAnsi="Microsoft YaHei" w:eastAsia="Microsoft YaHei"/>
+          <w:i/>
+          <w:color w:val="444444"/>
+          <w:sz w:val="19"/>
+        </w:rPr>
+        <w:t>quality:supervise</w:t>
+      </w:r>
+      <w:r>
+        <w:rPr>
+          <w:rFonts w:ascii="Microsoft YaHei" w:hAnsi="Microsoft YaHei" w:eastAsia="Microsoft YaHei"/>
+          <w:i/>
+          <w:color w:val="444444"/>
+        </w:rPr>
+        <w:t xml:space="preserve">），但在我加路由之前 </w:t>
+      </w:r>
+      <w:r>
+        <w:rPr>
+          <w:rFonts w:ascii="Microsoft YaHei" w:hAnsi="Microsoft YaHei" w:eastAsia="Microsoft YaHei"/>
+          <w:i/>
+          <w:color w:val="444444"/>
+          <w:sz w:val="19"/>
+        </w:rPr>
+        <w:t>/quality</w:t>
+      </w:r>
+      <w:r>
+        <w:rPr>
+          <w:rFonts w:ascii="Microsoft YaHei" w:hAnsi="Microsoft YaHei" w:eastAsia="Microsoft YaHei"/>
+          <w:i/>
+          <w:color w:val="444444"/>
+        </w:rPr>
+        <w:t xml:space="preserve"> 并不存在——即配置先行、路由缺失。本轮路由补齐后该链接才真正可达。注意承载它的 </w:t>
+      </w:r>
+      <w:r>
+        <w:rPr>
+          <w:rFonts w:ascii="Microsoft YaHei" w:hAnsi="Microsoft YaHei" w:eastAsia="Microsoft YaHei"/>
+          <w:i/>
+          <w:color w:val="444444"/>
+          <w:sz w:val="19"/>
+        </w:rPr>
+        <w:t>QuickNavGrid</w:t>
+      </w:r>
+      <w:r>
+        <w:rPr>
+          <w:rFonts w:ascii="Microsoft YaHei" w:hAnsi="Microsoft YaHei" w:eastAsia="Microsoft YaHei"/>
+          <w:i/>
+          <w:color w:val="444444"/>
+        </w:rPr>
+        <w:t xml:space="preserve"> 组件当前</w:t>
+      </w:r>
+      <w:r>
+        <w:rPr>
+          <w:rFonts w:ascii="Microsoft YaHei" w:hAnsi="Microsoft YaHei" w:eastAsia="Microsoft YaHei"/>
+          <w:b/>
+          <w:i/>
+          <w:color w:val="444444"/>
+        </w:rPr>
+        <w:t>没有任何地方渲染</w:t>
+      </w:r>
+      <w:r>
+        <w:rPr>
+          <w:rFonts w:ascii="Microsoft YaHei" w:hAnsi="Microsoft YaHei" w:eastAsia="Microsoft YaHei"/>
+          <w:i/>
+          <w:color w:val="444444"/>
+        </w:rPr>
+        <w:t>（废稿清理后遗留），所以这个死链此前没有实际暴露过。</w:t>
       </w:r>
     </w:p>
     <w:sectPr>

--- a/docs/开发文档-身份与组织架构-20260909.docx
+++ b/docs/开发文档-身份与组织架构-20260909.docx
@@ -134,7 +134,21 @@
                 <w:rFonts w:ascii="Microsoft YaHei" w:hAnsi="Microsoft YaHei" w:eastAsia="Microsoft YaHei"/>
                 <w:sz w:val="17"/>
               </w:rPr>
-              <w:t>v1.0</w:t>
+              <w:t xml:space="preserve">v1.1（2026-09-10 更新：品保独立落地页 </w:t>
+            </w:r>
+            <w:r>
+              <w:rPr>
+                <w:rFonts w:ascii="Microsoft YaHei" w:hAnsi="Microsoft YaHei" w:eastAsia="Microsoft YaHei"/>
+                <w:sz w:val="17"/>
+              </w:rPr>
+              <w:t>/quality</w:t>
+            </w:r>
+            <w:r>
+              <w:rPr>
+                <w:rFonts w:ascii="Microsoft YaHei" w:hAnsi="Microsoft YaHei" w:eastAsia="Microsoft YaHei"/>
+                <w:sz w:val="17"/>
+              </w:rPr>
+              <w:t>、构建产物自检规矩、死代码遗留）</w:t>
             </w:r>
           </w:p>
         </w:tc>
@@ -166,7 +180,22 @@
                 <w:rFonts w:ascii="Microsoft YaHei" w:hAnsi="Microsoft YaHei" w:eastAsia="Microsoft YaHei"/>
                 <w:sz w:val="17"/>
               </w:rPr>
-              <w:t>2026-09-09</w:t>
+              <w:t xml:space="preserve">2026-09-09 初版 / </w:t>
+            </w:r>
+            <w:r>
+              <w:rPr>
+                <w:rFonts w:ascii="Microsoft YaHei" w:hAnsi="Microsoft YaHei" w:eastAsia="Microsoft YaHei"/>
+                <w:b/>
+                <w:sz w:val="17"/>
+              </w:rPr>
+              <w:t>2026-09-10 更新</w:t>
+            </w:r>
+            <w:r>
+              <w:rPr>
+                <w:rFonts w:ascii="Microsoft YaHei" w:hAnsi="Microsoft YaHei" w:eastAsia="Microsoft YaHei"/>
+                <w:sz w:val="17"/>
+              </w:rPr>
+              <w:t>（文件名保留初版日期）</w:t>
             </w:r>
           </w:p>
         </w:tc>
@@ -203,16 +232,17 @@
             <w:r>
               <w:rPr>
                 <w:rFonts w:ascii="Microsoft YaHei" w:hAnsi="Microsoft YaHei" w:eastAsia="Microsoft YaHei"/>
-                <w:sz w:val="17"/>
-              </w:rPr>
-              <w:t>Fiercecoder888/yunpai-identity-org</w:t>
-            </w:r>
-            <w:r>
-              <w:rPr>
-                <w:rFonts w:ascii="Microsoft YaHei" w:hAnsi="Microsoft YaHei" w:eastAsia="Microsoft YaHei"/>
-                <w:sz w:val="17"/>
-              </w:rPr>
-              <w:t xml:space="preserve">（公开）；上游来源 </w:t>
+                <w:b/>
+                <w:sz w:val="17"/>
+              </w:rPr>
+              <w:t>`https://github.com/Fiercecoder888/yunpai-identity-org`（公开）</w:t>
+            </w:r>
+            <w:r>
+              <w:rPr>
+                <w:rFonts w:ascii="Microsoft YaHei" w:hAnsi="Microsoft YaHei" w:eastAsia="Microsoft YaHei"/>
+                <w:sz w:val="17"/>
+              </w:rPr>
+              <w:t xml:space="preserve">；上游来源为公司私有仓库 </w:t>
             </w:r>
             <w:r>
               <w:rPr>
@@ -226,7 +256,7 @@
                 <w:rFonts w:ascii="Microsoft YaHei" w:hAnsi="Microsoft YaHei" w:eastAsia="Microsoft YaHei"/>
                 <w:sz w:val="17"/>
               </w:rPr>
-              <w:t xml:space="preserve"> PR #6</w:t>
+              <w:t xml:space="preserve"> 的 PR #6 那条线</w:t>
             </w:r>
           </w:p>
         </w:tc>
@@ -266,6 +296,137 @@
                 <w:sz w:val="17"/>
               </w:rPr>
               <w:t>（在 PR #6 后端身份体系之上做前端闭环 + 工具级权限闸）</w:t>
+            </w:r>
+          </w:p>
+        </w:tc>
+      </w:tr>
+      <w:tr>
+        <w:tc>
+          <w:tcPr>
+            <w:tcW w:type="dxa" w:w="5046"/>
+          </w:tcPr>
+          <w:p>
+            <w:r/>
+            <w:r>
+              <w:rPr>
+                <w:rFonts w:ascii="Microsoft YaHei" w:hAnsi="Microsoft YaHei" w:eastAsia="Microsoft YaHei"/>
+                <w:sz w:val="17"/>
+              </w:rPr>
+              <w:t>已推提交</w:t>
+            </w:r>
+          </w:p>
+        </w:tc>
+        <w:tc>
+          <w:tcPr>
+            <w:tcW w:type="dxa" w:w="5046"/>
+          </w:tcPr>
+          <w:p>
+            <w:r/>
+            <w:r>
+              <w:rPr>
+                <w:rFonts w:ascii="Microsoft YaHei" w:hAnsi="Microsoft YaHei" w:eastAsia="Microsoft YaHei"/>
+                <w:sz w:val="17"/>
+              </w:rPr>
+              <w:t>9b3ca2e</w:t>
+            </w:r>
+            <w:r>
+              <w:rPr>
+                <w:rFonts w:ascii="Microsoft YaHei" w:hAnsi="Microsoft YaHei" w:eastAsia="Microsoft YaHei"/>
+                <w:sz w:val="17"/>
+              </w:rPr>
+              <w:t xml:space="preserve">（主功能：6 条需求）→ </w:t>
+            </w:r>
+            <w:r>
+              <w:rPr>
+                <w:rFonts w:ascii="Microsoft YaHei" w:hAnsi="Microsoft YaHei" w:eastAsia="Microsoft YaHei"/>
+                <w:sz w:val="17"/>
+              </w:rPr>
+              <w:t>ea84972</w:t>
+            </w:r>
+            <w:r>
+              <w:rPr>
+                <w:rFonts w:ascii="Microsoft YaHei" w:hAnsi="Microsoft YaHei" w:eastAsia="Microsoft YaHei"/>
+                <w:sz w:val="17"/>
+              </w:rPr>
+              <w:t>（</w:t>
+            </w:r>
+            <w:r>
+              <w:rPr>
+                <w:rFonts w:ascii="Microsoft YaHei" w:hAnsi="Microsoft YaHei" w:eastAsia="Microsoft YaHei"/>
+                <w:sz w:val="17"/>
+              </w:rPr>
+              <w:t>verify/</w:t>
+            </w:r>
+            <w:r>
+              <w:rPr>
+                <w:rFonts w:ascii="Microsoft YaHei" w:hAnsi="Microsoft YaHei" w:eastAsia="Microsoft YaHei"/>
+                <w:sz w:val="17"/>
+              </w:rPr>
+              <w:t xml:space="preserve"> 脚本包）→ </w:t>
+            </w:r>
+            <w:r>
+              <w:rPr>
+                <w:rFonts w:ascii="Microsoft YaHei" w:hAnsi="Microsoft YaHei" w:eastAsia="Microsoft YaHei"/>
+                <w:sz w:val="17"/>
+              </w:rPr>
+              <w:t>c1bd8ad</w:t>
+            </w:r>
+            <w:r>
+              <w:rPr>
+                <w:rFonts w:ascii="Microsoft YaHei" w:hAnsi="Microsoft YaHei" w:eastAsia="Microsoft YaHei"/>
+                <w:sz w:val="17"/>
+              </w:rPr>
+              <w:t xml:space="preserve">（两份文档）→ </w:t>
+            </w:r>
+            <w:r>
+              <w:rPr>
+                <w:rFonts w:ascii="Microsoft YaHei" w:hAnsi="Microsoft YaHei" w:eastAsia="Microsoft YaHei"/>
+                <w:sz w:val="17"/>
+              </w:rPr>
+              <w:t>5ab0041</w:t>
+            </w:r>
+            <w:r>
+              <w:rPr>
+                <w:rFonts w:ascii="Microsoft YaHei" w:hAnsi="Microsoft YaHei" w:eastAsia="Microsoft YaHei"/>
+                <w:sz w:val="17"/>
+              </w:rPr>
+              <w:t xml:space="preserve">（Word 版）→ </w:t>
+            </w:r>
+            <w:r>
+              <w:rPr>
+                <w:rFonts w:ascii="Microsoft YaHei" w:hAnsi="Microsoft YaHei" w:eastAsia="Microsoft YaHei"/>
+                <w:sz w:val="17"/>
+              </w:rPr>
+              <w:t>cc91b71</w:t>
+            </w:r>
+            <w:r>
+              <w:rPr>
+                <w:rFonts w:ascii="Microsoft YaHei" w:hAnsi="Microsoft YaHei" w:eastAsia="Microsoft YaHei"/>
+                <w:sz w:val="17"/>
+              </w:rPr>
+              <w:t xml:space="preserve">（品保 </w:t>
+            </w:r>
+            <w:r>
+              <w:rPr>
+                <w:rFonts w:ascii="Microsoft YaHei" w:hAnsi="Microsoft YaHei" w:eastAsia="Microsoft YaHei"/>
+                <w:sz w:val="17"/>
+              </w:rPr>
+              <w:t>/quality</w:t>
+            </w:r>
+            <w:r>
+              <w:rPr>
+                <w:rFonts w:ascii="Microsoft YaHei" w:hAnsi="Microsoft YaHei" w:eastAsia="Microsoft YaHei"/>
+                <w:sz w:val="17"/>
+              </w:rPr>
+              <w:t xml:space="preserve"> 落地页）→ </w:t>
+            </w:r>
+            <w:r>
+              <w:rPr>
+                <w:rFonts w:ascii="Microsoft YaHei" w:hAnsi="Microsoft YaHei" w:eastAsia="Microsoft YaHei"/>
+                <w:b/>
+                <w:sz w:val="17"/>
+              </w:rPr>
+              <w:t>`3bb4bc8`（quickNavConfig 品保文案与死链修复）</w:t>
             </w:r>
           </w:p>
         </w:tc>
@@ -14436,6 +14597,104 @@
     </w:p>
     <w:p>
       <w:pPr>
+        <w:ind w:left="340"/>
+      </w:pPr>
+      <w:r>
+        <w:rPr>
+          <w:rFonts w:ascii="Microsoft YaHei" w:hAnsi="Microsoft YaHei" w:eastAsia="Microsoft YaHei"/>
+          <w:i/>
+          <w:color w:val="444444"/>
+        </w:rPr>
+        <w:t xml:space="preserve">⚠️ </w:t>
+      </w:r>
+      <w:r>
+        <w:rPr>
+          <w:rFonts w:ascii="Microsoft YaHei" w:hAnsi="Microsoft YaHei" w:eastAsia="Microsoft YaHei"/>
+          <w:b/>
+          <w:i/>
+          <w:color w:val="444444"/>
+        </w:rPr>
+        <w:t>`pnpm build` 打印 `✓ built in …` 并不等于产物正确</w:t>
+      </w:r>
+      <w:r>
+        <w:rPr>
+          <w:rFonts w:ascii="Microsoft YaHei" w:hAnsi="Microsoft YaHei" w:eastAsia="Microsoft YaHei"/>
+          <w:i/>
+          <w:color w:val="444444"/>
+        </w:rPr>
+        <w:t xml:space="preserve">——本轮真的踩过：产物里缺了整条 </w:t>
+      </w:r>
+      <w:r>
+        <w:rPr>
+          <w:rFonts w:ascii="Microsoft YaHei" w:hAnsi="Microsoft YaHei" w:eastAsia="Microsoft YaHei"/>
+          <w:i/>
+          <w:color w:val="444444"/>
+          <w:sz w:val="19"/>
+        </w:rPr>
+        <w:t>/quality</w:t>
+      </w:r>
+      <w:r>
+        <w:rPr>
+          <w:rFonts w:ascii="Microsoft YaHei" w:hAnsi="Microsoft YaHei" w:eastAsia="Microsoft YaHei"/>
+          <w:i/>
+          <w:color w:val="444444"/>
+        </w:rPr>
+        <w:t xml:space="preserve"> 路由，而源码是对的。构建后</w:t>
+      </w:r>
+      <w:r>
+        <w:rPr>
+          <w:rFonts w:ascii="Microsoft YaHei" w:hAnsi="Microsoft YaHei" w:eastAsia="Microsoft YaHei"/>
+          <w:b/>
+          <w:i/>
+          <w:color w:val="444444"/>
+        </w:rPr>
+        <w:t>务必做 §6.5 的自检</w:t>
+      </w:r>
+      <w:r>
+        <w:rPr>
+          <w:rFonts w:ascii="Microsoft YaHei" w:hAnsi="Microsoft YaHei" w:eastAsia="Microsoft YaHei"/>
+          <w:i/>
+          <w:color w:val="444444"/>
+        </w:rPr>
+        <w:t>，否则会把坏产物交给演示栈（</w:t>
+      </w:r>
+      <w:r>
+        <w:rPr>
+          <w:rFonts w:ascii="Microsoft YaHei" w:hAnsi="Microsoft YaHei" w:eastAsia="Microsoft YaHei"/>
+          <w:i/>
+          <w:color w:val="444444"/>
+          <w:sz w:val="19"/>
+        </w:rPr>
+        <w:t>static_proxy.py</w:t>
+      </w:r>
+      <w:r>
+        <w:rPr>
+          <w:rFonts w:ascii="Microsoft YaHei" w:hAnsi="Microsoft YaHei" w:eastAsia="Microsoft YaHei"/>
+          <w:i/>
+          <w:color w:val="444444"/>
+        </w:rPr>
+        <w:t xml:space="preserve"> 是直接读磁盘 </w:t>
+      </w:r>
+      <w:r>
+        <w:rPr>
+          <w:rFonts w:ascii="Microsoft YaHei" w:hAnsi="Microsoft YaHei" w:eastAsia="Microsoft YaHei"/>
+          <w:i/>
+          <w:color w:val="444444"/>
+          <w:sz w:val="19"/>
+        </w:rPr>
+        <w:t>dist/</w:t>
+      </w:r>
+      <w:r>
+        <w:rPr>
+          <w:rFonts w:ascii="Microsoft YaHei" w:hAnsi="Microsoft YaHei" w:eastAsia="Microsoft YaHei"/>
+          <w:i/>
+          <w:color w:val="444444"/>
+        </w:rPr>
+        <w:t xml:space="preserve"> 的，构建一坏线上立刻坏）。</w:t>
+      </w:r>
+    </w:p>
+    <w:p>
+      <w:pPr>
         <w:pStyle w:val="Heading3"/>
       </w:pPr>
       <w:r>
@@ -15283,34 +15542,870 @@
       <w:r>
         <w:rPr>
           <w:rFonts w:ascii="Microsoft YaHei" w:hAnsi="Microsoft YaHei" w:eastAsia="Microsoft YaHei"/>
-        </w:rPr>
-        <w:t>跑后端测试：</w:t>
-      </w:r>
-      <w:r>
-        <w:rPr>
-          <w:rFonts w:ascii="Microsoft YaHei" w:hAnsi="Microsoft YaHei" w:eastAsia="Microsoft YaHei"/>
-          <w:sz w:val="19"/>
-        </w:rPr>
-        <w:t>PYTHONPATH=src .venv/bin/python -m pytest -q</w:t>
-      </w:r>
-      <w:r>
-        <w:rPr>
-          <w:rFonts w:ascii="Microsoft YaHei" w:hAnsi="Microsoft YaHei" w:eastAsia="Microsoft YaHei"/>
-        </w:rPr>
-        <w:t xml:space="preserve">（Linux/macOS）；Windows 用 </w:t>
-      </w:r>
-      <w:r>
-        <w:rPr>
-          <w:rFonts w:ascii="Microsoft YaHei" w:hAnsi="Microsoft YaHei" w:eastAsia="Microsoft YaHei"/>
-          <w:sz w:val="19"/>
-        </w:rPr>
-        <w:t>yunpai-langgraph\.venv\Scripts\python.exe -m pytest -q</w:t>
-      </w:r>
-      <w:r>
-        <w:rPr>
-          <w:rFonts w:ascii="Microsoft YaHei" w:hAnsi="Microsoft YaHei" w:eastAsia="Microsoft YaHei"/>
-        </w:rPr>
-        <w:t>。</w:t>
+          <w:b/>
+        </w:rPr>
+        <w:t>仓库内 `verify/` 目录（可复现验证脚本包，随仓库交付）</w:t>
+      </w:r>
+      <w:r>
+        <w:rPr>
+          <w:rFonts w:ascii="Microsoft YaHei" w:hAnsi="Microsoft YaHei" w:eastAsia="Microsoft YaHei"/>
+        </w:rPr>
+        <w:t>：</w:t>
+      </w:r>
+    </w:p>
+    <w:tbl>
+      <w:tblPr>
+        <w:tblStyle w:val="TableGrid"/>
+        <w:tblW w:type="auto" w:w="0"/>
+        <w:tblLayout w:type="autofit"/>
+        <w:tblLook w:firstColumn="1" w:firstRow="1" w:lastColumn="0" w:lastRow="0" w:noHBand="0" w:noVBand="1" w:val="04A0"/>
+      </w:tblPr>
+      <w:tblGrid>
+        <w:gridCol w:w="3364"/>
+        <w:gridCol w:w="3364"/>
+        <w:gridCol w:w="3364"/>
+      </w:tblGrid>
+      <w:tr>
+        <w:tc>
+          <w:tcPr>
+            <w:tcW w:type="dxa" w:w="3364"/>
+          </w:tcPr>
+          <w:p>
+            <w:r/>
+            <w:r>
+              <w:rPr>
+                <w:rFonts w:ascii="Microsoft YaHei" w:hAnsi="Microsoft YaHei" w:eastAsia="Microsoft YaHei"/>
+                <w:b/>
+                <w:sz w:val="17"/>
+              </w:rPr>
+              <w:t>脚本</w:t>
+            </w:r>
+          </w:p>
+        </w:tc>
+        <w:tc>
+          <w:tcPr>
+            <w:tcW w:type="dxa" w:w="3364"/>
+          </w:tcPr>
+          <w:p>
+            <w:r/>
+            <w:r>
+              <w:rPr>
+                <w:rFonts w:ascii="Microsoft YaHei" w:hAnsi="Microsoft YaHei" w:eastAsia="Microsoft YaHei"/>
+                <w:b/>
+                <w:sz w:val="17"/>
+              </w:rPr>
+              <w:t>覆盖内容</w:t>
+            </w:r>
+          </w:p>
+        </w:tc>
+        <w:tc>
+          <w:tcPr>
+            <w:tcW w:type="dxa" w:w="3364"/>
+          </w:tcPr>
+          <w:p>
+            <w:r/>
+            <w:r>
+              <w:rPr>
+                <w:rFonts w:ascii="Microsoft YaHei" w:hAnsi="Microsoft YaHei" w:eastAsia="Microsoft YaHei"/>
+                <w:b/>
+                <w:sz w:val="17"/>
+              </w:rPr>
+              <w:t>端口</w:t>
+            </w:r>
+          </w:p>
+        </w:tc>
+      </w:tr>
+      <w:tr>
+        <w:tc>
+          <w:tcPr>
+            <w:tcW w:type="dxa" w:w="3364"/>
+          </w:tcPr>
+          <w:p>
+            <w:r/>
+            <w:r>
+              <w:rPr>
+                <w:rFonts w:ascii="Microsoft YaHei" w:hAnsi="Microsoft YaHei" w:eastAsia="Microsoft YaHei"/>
+                <w:sz w:val="17"/>
+              </w:rPr>
+              <w:t>verify/e2e_role_landing.mjs</w:t>
+            </w:r>
+          </w:p>
+        </w:tc>
+        <w:tc>
+          <w:tcPr>
+            <w:tcW w:type="dxa" w:w="3364"/>
+          </w:tcPr>
+          <w:p>
+            <w:r/>
+            <w:r>
+              <w:rPr>
+                <w:rFonts w:ascii="Microsoft YaHei" w:hAnsi="Microsoft YaHei" w:eastAsia="Microsoft YaHei"/>
+                <w:b/>
+                <w:sz w:val="17"/>
+              </w:rPr>
+              <w:t>四角色落地页 + 品保收口 + 厂长反向断言</w:t>
+            </w:r>
+            <w:r>
+              <w:rPr>
+                <w:rFonts w:ascii="Microsoft YaHei" w:hAnsi="Microsoft YaHei" w:eastAsia="Microsoft YaHei"/>
+                <w:sz w:val="17"/>
+              </w:rPr>
+              <w:t xml:space="preserve">（28 条断言；内置 </w:t>
+            </w:r>
+            <w:r>
+              <w:rPr>
+                <w:rFonts w:ascii="Microsoft YaHei" w:hAnsi="Microsoft YaHei" w:eastAsia="Microsoft YaHei"/>
+                <w:sz w:val="17"/>
+              </w:rPr>
+              <w:t>CODE_NOT_FINISHED</w:t>
+            </w:r>
+            <w:r>
+              <w:rPr>
+                <w:rFonts w:ascii="Microsoft YaHei" w:hAnsi="Microsoft YaHei" w:eastAsia="Microsoft YaHei"/>
+                <w:sz w:val="17"/>
+              </w:rPr>
+              <w:t xml:space="preserve"> / </w:t>
+            </w:r>
+            <w:r>
+              <w:rPr>
+                <w:rFonts w:ascii="Microsoft YaHei" w:hAnsi="Microsoft YaHei" w:eastAsia="Microsoft YaHei"/>
+                <w:sz w:val="17"/>
+              </w:rPr>
+              <w:t>REAL_REGRESSION</w:t>
+            </w:r>
+            <w:r>
+              <w:rPr>
+                <w:rFonts w:ascii="Microsoft YaHei" w:hAnsi="Microsoft YaHei" w:eastAsia="Microsoft YaHei"/>
+                <w:sz w:val="17"/>
+              </w:rPr>
+              <w:t xml:space="preserve"> 判定）</w:t>
+            </w:r>
+          </w:p>
+        </w:tc>
+        <w:tc>
+          <w:tcPr>
+            <w:tcW w:type="dxa" w:w="3364"/>
+          </w:tcPr>
+          <w:p>
+            <w:r/>
+            <w:r>
+              <w:rPr>
+                <w:rFonts w:ascii="Microsoft YaHei" w:hAnsi="Microsoft YaHei" w:eastAsia="Microsoft YaHei"/>
+                <w:sz w:val="17"/>
+              </w:rPr>
+              <w:t>19041 / 18041</w:t>
+            </w:r>
+          </w:p>
+        </w:tc>
+      </w:tr>
+      <w:tr>
+        <w:tc>
+          <w:tcPr>
+            <w:tcW w:type="dxa" w:w="3364"/>
+          </w:tcPr>
+          <w:p>
+            <w:r/>
+            <w:r>
+              <w:rPr>
+                <w:rFonts w:ascii="Microsoft YaHei" w:hAnsi="Microsoft YaHei" w:eastAsia="Microsoft YaHei"/>
+                <w:sz w:val="17"/>
+              </w:rPr>
+              <w:t>verify/e2e_chat_identity.mjs</w:t>
+            </w:r>
+          </w:p>
+        </w:tc>
+        <w:tc>
+          <w:tcPr>
+            <w:tcW w:type="dxa" w:w="3364"/>
+          </w:tcPr>
+          <w:p>
+            <w:r/>
+            <w:r>
+              <w:rPr>
+                <w:rFonts w:ascii="Microsoft YaHei" w:hAnsi="Microsoft YaHei" w:eastAsia="Microsoft YaHei"/>
+                <w:sz w:val="17"/>
+              </w:rPr>
+              <w:t>自述身份（问「我的角色/我在哪个部门/我有什么权限」直接据 caller 作答，不索要账号）</w:t>
+            </w:r>
+          </w:p>
+        </w:tc>
+        <w:tc>
+          <w:tcPr>
+            <w:tcW w:type="dxa" w:w="3364"/>
+          </w:tcPr>
+          <w:p>
+            <w:r/>
+            <w:r>
+              <w:rPr>
+                <w:rFonts w:ascii="Microsoft YaHei" w:hAnsi="Microsoft YaHei" w:eastAsia="Microsoft YaHei"/>
+                <w:sz w:val="17"/>
+              </w:rPr>
+              <w:t>19032</w:t>
+            </w:r>
+          </w:p>
+        </w:tc>
+      </w:tr>
+      <w:tr>
+        <w:tc>
+          <w:tcPr>
+            <w:tcW w:type="dxa" w:w="3364"/>
+          </w:tcPr>
+          <w:p>
+            <w:r/>
+            <w:r>
+              <w:rPr>
+                <w:rFonts w:ascii="Microsoft YaHei" w:hAnsi="Microsoft YaHei" w:eastAsia="Microsoft YaHei"/>
+                <w:sz w:val="17"/>
+              </w:rPr>
+              <w:t>verify/e2e_chat_generalize.mjs</w:t>
+            </w:r>
+          </w:p>
+        </w:tc>
+        <w:tc>
+          <w:tcPr>
+            <w:tcW w:type="dxa" w:w="3364"/>
+          </w:tcPr>
+          <w:p>
+            <w:r/>
+            <w:r>
+              <w:rPr>
+                <w:rFonts w:ascii="Microsoft YaHei" w:hAnsi="Microsoft YaHei" w:eastAsia="Microsoft YaHei"/>
+                <w:sz w:val="17"/>
+              </w:rPr>
+              <w:t>泛化：礼貌请求 vs 纯能力提问、同一工具一句话只能用一次、chat 回答不泄露工具名/角色 code</w:t>
+            </w:r>
+          </w:p>
+        </w:tc>
+        <w:tc>
+          <w:tcPr>
+            <w:tcW w:type="dxa" w:w="3364"/>
+          </w:tcPr>
+          <w:p>
+            <w:r/>
+            <w:r>
+              <w:rPr>
+                <w:rFonts w:ascii="Microsoft YaHei" w:hAnsi="Microsoft YaHei" w:eastAsia="Microsoft YaHei"/>
+                <w:sz w:val="17"/>
+              </w:rPr>
+              <w:t>19029</w:t>
+            </w:r>
+          </w:p>
+        </w:tc>
+      </w:tr>
+      <w:tr>
+        <w:tc>
+          <w:tcPr>
+            <w:tcW w:type="dxa" w:w="3364"/>
+          </w:tcPr>
+          <w:p>
+            <w:r/>
+            <w:r>
+              <w:rPr>
+                <w:rFonts w:ascii="Microsoft YaHei" w:hAnsi="Microsoft YaHei" w:eastAsia="Microsoft YaHei"/>
+                <w:sz w:val="17"/>
+              </w:rPr>
+              <w:t>verify/e2e_chat_isolation.mjs</w:t>
+            </w:r>
+          </w:p>
+        </w:tc>
+        <w:tc>
+          <w:tcPr>
+            <w:tcW w:type="dxa" w:w="3364"/>
+          </w:tcPr>
+          <w:p>
+            <w:r/>
+            <w:r>
+              <w:rPr>
+                <w:rFonts w:ascii="Microsoft YaHei" w:hAnsi="Microsoft YaHei" w:eastAsia="Microsoft YaHei"/>
+                <w:sz w:val="17"/>
+              </w:rPr>
+              <w:t>聊天多用户会话/run 隔离 + 越权失败态渲染</w:t>
+            </w:r>
+          </w:p>
+        </w:tc>
+        <w:tc>
+          <w:tcPr>
+            <w:tcW w:type="dxa" w:w="3364"/>
+          </w:tcPr>
+          <w:p>
+            <w:r/>
+            <w:r>
+              <w:rPr>
+                <w:rFonts w:ascii="Microsoft YaHei" w:hAnsi="Microsoft YaHei" w:eastAsia="Microsoft YaHei"/>
+                <w:sz w:val="17"/>
+              </w:rPr>
+              <w:t>19027</w:t>
+            </w:r>
+          </w:p>
+        </w:tc>
+      </w:tr>
+      <w:tr>
+        <w:tc>
+          <w:tcPr>
+            <w:tcW w:type="dxa" w:w="3364"/>
+          </w:tcPr>
+          <w:p>
+            <w:r/>
+            <w:r>
+              <w:rPr>
+                <w:rFonts w:ascii="Microsoft YaHei" w:hAnsi="Microsoft YaHei" w:eastAsia="Microsoft YaHei"/>
+                <w:sz w:val="17"/>
+              </w:rPr>
+              <w:t>verify/e2e_first_login.mjs</w:t>
+            </w:r>
+          </w:p>
+        </w:tc>
+        <w:tc>
+          <w:tcPr>
+            <w:tcW w:type="dxa" w:w="3364"/>
+          </w:tcPr>
+          <w:p>
+            <w:r/>
+            <w:r>
+              <w:rPr>
+                <w:rFonts w:ascii="Microsoft YaHei" w:hAnsi="Microsoft YaHei" w:eastAsia="Microsoft YaHei"/>
+                <w:sz w:val="17"/>
+              </w:rPr>
+              <w:t>首登强制改密闭环（免「当前密码」）+ 剪贴板兜底</w:t>
+            </w:r>
+          </w:p>
+        </w:tc>
+        <w:tc>
+          <w:tcPr>
+            <w:tcW w:type="dxa" w:w="3364"/>
+          </w:tcPr>
+          <w:p>
+            <w:r/>
+            <w:r>
+              <w:rPr>
+                <w:rFonts w:ascii="Microsoft YaHei" w:hAnsi="Microsoft YaHei" w:eastAsia="Microsoft YaHei"/>
+                <w:sz w:val="17"/>
+              </w:rPr>
+              <w:t>19030</w:t>
+            </w:r>
+          </w:p>
+        </w:tc>
+      </w:tr>
+      <w:tr>
+        <w:tc>
+          <w:tcPr>
+            <w:tcW w:type="dxa" w:w="3364"/>
+          </w:tcPr>
+          <w:p>
+            <w:r/>
+            <w:r>
+              <w:rPr>
+                <w:rFonts w:ascii="Microsoft YaHei" w:hAnsi="Microsoft YaHei" w:eastAsia="Microsoft YaHei"/>
+                <w:sz w:val="17"/>
+              </w:rPr>
+              <w:t>verify/identity_tenant_check.py</w:t>
+            </w:r>
+          </w:p>
+        </w:tc>
+        <w:tc>
+          <w:tcPr>
+            <w:tcW w:type="dxa" w:w="3364"/>
+          </w:tcPr>
+          <w:p>
+            <w:r/>
+            <w:r>
+              <w:rPr>
+                <w:rFonts w:ascii="Microsoft YaHei" w:hAnsi="Microsoft YaHei" w:eastAsia="Microsoft YaHei"/>
+                <w:sz w:val="17"/>
+              </w:rPr>
+              <w:t>多租户隔离 + 注册（纯 stdlib）</w:t>
+            </w:r>
+          </w:p>
+        </w:tc>
+        <w:tc>
+          <w:tcPr>
+            <w:tcW w:type="dxa" w:w="3364"/>
+          </w:tcPr>
+          <w:p>
+            <w:r/>
+            <w:r>
+              <w:rPr>
+                <w:rFonts w:ascii="Microsoft YaHei" w:hAnsi="Microsoft YaHei" w:eastAsia="Microsoft YaHei"/>
+                <w:sz w:val="17"/>
+              </w:rPr>
+              <w:t>19035</w:t>
+            </w:r>
+          </w:p>
+        </w:tc>
+      </w:tr>
+      <w:tr>
+        <w:tc>
+          <w:tcPr>
+            <w:tcW w:type="dxa" w:w="3364"/>
+          </w:tcPr>
+          <w:p>
+            <w:r/>
+            <w:r>
+              <w:rPr>
+                <w:rFonts w:ascii="Microsoft YaHei" w:hAnsi="Microsoft YaHei" w:eastAsia="Microsoft YaHei"/>
+                <w:sz w:val="17"/>
+              </w:rPr>
+              <w:t>verify/live-19012-identity.mjs</w:t>
+            </w:r>
+          </w:p>
+        </w:tc>
+        <w:tc>
+          <w:tcPr>
+            <w:tcW w:type="dxa" w:w="3364"/>
+          </w:tcPr>
+          <w:p>
+            <w:r/>
+            <w:r>
+              <w:rPr>
+                <w:rFonts w:ascii="Microsoft YaHei" w:hAnsi="Microsoft YaHei" w:eastAsia="Microsoft YaHei"/>
+                <w:b/>
+                <w:sz w:val="17"/>
+              </w:rPr>
+              <w:t>线上演示栈</w:t>
+            </w:r>
+            <w:r>
+              <w:rPr>
+                <w:rFonts w:ascii="Microsoft YaHei" w:hAnsi="Microsoft YaHei" w:eastAsia="Microsoft YaHei"/>
+                <w:sz w:val="17"/>
+              </w:rPr>
+              <w:t>真实进程只读复核</w:t>
+            </w:r>
+          </w:p>
+        </w:tc>
+        <w:tc>
+          <w:tcPr>
+            <w:tcW w:type="dxa" w:w="3364"/>
+          </w:tcPr>
+          <w:p>
+            <w:r/>
+            <w:r>
+              <w:rPr>
+                <w:rFonts w:ascii="Microsoft YaHei" w:hAnsi="Microsoft YaHei" w:eastAsia="Microsoft YaHei"/>
+                <w:sz w:val="17"/>
+              </w:rPr>
+              <w:t>打 19012</w:t>
+            </w:r>
+          </w:p>
+        </w:tc>
+      </w:tr>
+      <w:tr>
+        <w:tc>
+          <w:tcPr>
+            <w:tcW w:type="dxa" w:w="3364"/>
+          </w:tcPr>
+          <w:p>
+            <w:r/>
+            <w:r>
+              <w:rPr>
+                <w:rFonts w:ascii="Microsoft YaHei" w:hAnsi="Microsoft YaHei" w:eastAsia="Microsoft YaHei"/>
+                <w:sz w:val="17"/>
+              </w:rPr>
+              <w:t>verify/restart-19012.ps1</w:t>
+            </w:r>
+          </w:p>
+        </w:tc>
+        <w:tc>
+          <w:tcPr>
+            <w:tcW w:type="dxa" w:w="3364"/>
+          </w:tcPr>
+          <w:p>
+            <w:r/>
+            <w:r>
+              <w:rPr>
+                <w:rFonts w:ascii="Microsoft YaHei" w:hAnsi="Microsoft YaHei" w:eastAsia="Microsoft YaHei"/>
+                <w:sz w:val="17"/>
+              </w:rPr>
+              <w:t>用最新工作副本代码重启演示后端（不动租户库数据）</w:t>
+            </w:r>
+          </w:p>
+        </w:tc>
+        <w:tc>
+          <w:tcPr>
+            <w:tcW w:type="dxa" w:w="3364"/>
+          </w:tcPr>
+          <w:p>
+            <w:r/>
+            <w:r>
+              <w:rPr>
+                <w:rFonts w:ascii="Microsoft YaHei" w:hAnsi="Microsoft YaHei" w:eastAsia="Microsoft YaHei"/>
+                <w:sz w:val="17"/>
+              </w:rPr>
+              <w:t>19012</w:t>
+            </w:r>
+          </w:p>
+        </w:tc>
+      </w:tr>
+      <w:tr>
+        <w:tc>
+          <w:tcPr>
+            <w:tcW w:type="dxa" w:w="3364"/>
+          </w:tcPr>
+          <w:p>
+            <w:r/>
+            <w:r>
+              <w:rPr>
+                <w:rFonts w:ascii="Microsoft YaHei" w:hAnsi="Microsoft YaHei" w:eastAsia="Microsoft YaHei"/>
+                <w:sz w:val="17"/>
+              </w:rPr>
+              <w:t>verify/ui/askback-ui-e2e.mjs</w:t>
+            </w:r>
+          </w:p>
+        </w:tc>
+        <w:tc>
+          <w:tcPr>
+            <w:tcW w:type="dxa" w:w="3364"/>
+          </w:tcPr>
+          <w:p>
+            <w:r/>
+            <w:r>
+              <w:rPr>
+                <w:rFonts w:ascii="Microsoft YaHei" w:hAnsi="Microsoft YaHei" w:eastAsia="Microsoft YaHei"/>
+                <w:sz w:val="17"/>
+              </w:rPr>
+              <w:t>真实浏览器：组织推荐弹窗→缺参反问→批量建号→刷新落库→查号列表卡</w:t>
+            </w:r>
+          </w:p>
+        </w:tc>
+        <w:tc>
+          <w:tcPr>
+            <w:tcW w:type="dxa" w:w="3364"/>
+          </w:tcPr>
+          <w:p>
+            <w:r/>
+            <w:r>
+              <w:rPr>
+                <w:rFonts w:ascii="Microsoft YaHei" w:hAnsi="Microsoft YaHei" w:eastAsia="Microsoft YaHei"/>
+                <w:sz w:val="17"/>
+              </w:rPr>
+              <w:t>—</w:t>
+            </w:r>
+          </w:p>
+        </w:tc>
+      </w:tr>
+      <w:tr>
+        <w:tc>
+          <w:tcPr>
+            <w:tcW w:type="dxa" w:w="3364"/>
+          </w:tcPr>
+          <w:p>
+            <w:r/>
+            <w:r>
+              <w:rPr>
+                <w:rFonts w:ascii="Microsoft YaHei" w:hAnsi="Microsoft YaHei" w:eastAsia="Microsoft YaHei"/>
+                <w:sz w:val="17"/>
+              </w:rPr>
+              <w:t>verify/ui/identity_register_ui.mjs</w:t>
+            </w:r>
+          </w:p>
+        </w:tc>
+        <w:tc>
+          <w:tcPr>
+            <w:tcW w:type="dxa" w:w="3364"/>
+          </w:tcPr>
+          <w:p>
+            <w:r/>
+            <w:r>
+              <w:rPr>
+                <w:rFonts w:ascii="Microsoft YaHei" w:hAnsi="Microsoft YaHei" w:eastAsia="Microsoft YaHei"/>
+                <w:sz w:val="17"/>
+              </w:rPr>
+              <w:t>真实浏览器：空库首屏=厂长注册页→注册→落地→「管理」下拉四入口</w:t>
+            </w:r>
+          </w:p>
+        </w:tc>
+        <w:tc>
+          <w:tcPr>
+            <w:tcW w:type="dxa" w:w="3364"/>
+          </w:tcPr>
+          <w:p>
+            <w:r/>
+            <w:r>
+              <w:rPr>
+                <w:rFonts w:ascii="Microsoft YaHei" w:hAnsi="Microsoft YaHei" w:eastAsia="Microsoft YaHei"/>
+                <w:sz w:val="17"/>
+              </w:rPr>
+              <w:t>—</w:t>
+            </w:r>
+          </w:p>
+        </w:tc>
+      </w:tr>
+      <w:tr>
+        <w:tc>
+          <w:tcPr>
+            <w:tcW w:type="dxa" w:w="3364"/>
+          </w:tcPr>
+          <w:p>
+            <w:r/>
+            <w:r>
+              <w:rPr>
+                <w:rFonts w:ascii="Microsoft YaHei" w:hAnsi="Microsoft YaHei" w:eastAsia="Microsoft YaHei"/>
+                <w:sz w:val="17"/>
+              </w:rPr>
+              <w:t>verify/regression-sweep-REPORT.md</w:t>
+            </w:r>
+          </w:p>
+        </w:tc>
+        <w:tc>
+          <w:tcPr>
+            <w:tcW w:type="dxa" w:w="3364"/>
+          </w:tcPr>
+          <w:p>
+            <w:r/>
+            <w:r>
+              <w:rPr>
+                <w:rFonts w:ascii="Microsoft YaHei" w:hAnsi="Microsoft YaHei" w:eastAsia="Microsoft YaHei"/>
+                <w:sz w:val="17"/>
+              </w:rPr>
+              <w:t>回归巡检报告（isolation 11/11 + first-login 11/11 + askback 25/25 = 47/47）</w:t>
+            </w:r>
+          </w:p>
+        </w:tc>
+        <w:tc>
+          <w:tcPr>
+            <w:tcW w:type="dxa" w:w="3364"/>
+          </w:tcPr>
+          <w:p>
+            <w:r/>
+            <w:r>
+              <w:rPr>
+                <w:rFonts w:ascii="Microsoft YaHei" w:hAnsi="Microsoft YaHei" w:eastAsia="Microsoft YaHei"/>
+                <w:sz w:val="17"/>
+              </w:rPr>
+              <w:t>—</w:t>
+            </w:r>
+          </w:p>
+        </w:tc>
+      </w:tr>
+      <w:tr>
+        <w:tc>
+          <w:tcPr>
+            <w:tcW w:type="dxa" w:w="3364"/>
+          </w:tcPr>
+          <w:p>
+            <w:r/>
+            <w:r>
+              <w:rPr>
+                <w:rFonts w:ascii="Microsoft YaHei" w:hAnsi="Microsoft YaHei" w:eastAsia="Microsoft YaHei"/>
+                <w:sz w:val="17"/>
+              </w:rPr>
+              <w:t>verify/README.md</w:t>
+            </w:r>
+          </w:p>
+        </w:tc>
+        <w:tc>
+          <w:tcPr>
+            <w:tcW w:type="dxa" w:w="3364"/>
+          </w:tcPr>
+          <w:p>
+            <w:r/>
+            <w:r>
+              <w:rPr>
+                <w:rFonts w:ascii="Microsoft YaHei" w:hAnsi="Microsoft YaHei" w:eastAsia="Microsoft YaHei"/>
+                <w:sz w:val="17"/>
+              </w:rPr>
+              <w:t>脚本包使用说明（前置条件、端口、退出码约定、如何改路径）</w:t>
+            </w:r>
+          </w:p>
+        </w:tc>
+        <w:tc>
+          <w:tcPr>
+            <w:tcW w:type="dxa" w:w="3364"/>
+          </w:tcPr>
+          <w:p>
+            <w:r/>
+            <w:r>
+              <w:rPr>
+                <w:rFonts w:ascii="Microsoft YaHei" w:hAnsi="Microsoft YaHei" w:eastAsia="Microsoft YaHei"/>
+                <w:sz w:val="17"/>
+              </w:rPr>
+              <w:t>—</w:t>
+            </w:r>
+          </w:p>
+        </w:tc>
+      </w:tr>
+    </w:tbl>
+    <w:p/>
+    <w:p>
+      <w:pPr>
+        <w:ind w:left="340"/>
+      </w:pPr>
+      <w:r>
+        <w:rPr>
+          <w:rFonts w:ascii="Microsoft YaHei" w:hAnsi="Microsoft YaHei" w:eastAsia="Microsoft YaHei"/>
+          <w:i/>
+          <w:color w:val="444444"/>
+        </w:rPr>
+        <w:t>脚本里写的是</w:t>
+      </w:r>
+      <w:r>
+        <w:rPr>
+          <w:rFonts w:ascii="Microsoft YaHei" w:hAnsi="Microsoft YaHei" w:eastAsia="Microsoft YaHei"/>
+          <w:b/>
+          <w:i/>
+          <w:color w:val="444444"/>
+        </w:rPr>
+        <w:t>绝对路径</w:t>
+      </w:r>
+      <w:r>
+        <w:rPr>
+          <w:rFonts w:ascii="Microsoft YaHei" w:hAnsi="Microsoft YaHei" w:eastAsia="Microsoft YaHei"/>
+          <w:i/>
+          <w:color w:val="444444"/>
+        </w:rPr>
+        <w:t>（</w:t>
+      </w:r>
+      <w:r>
+        <w:rPr>
+          <w:rFonts w:ascii="Microsoft YaHei" w:hAnsi="Microsoft YaHei" w:eastAsia="Microsoft YaHei"/>
+          <w:i/>
+          <w:color w:val="444444"/>
+          <w:sz w:val="19"/>
+        </w:rPr>
+        <w:t>E:\AIStudy\...</w:t>
+      </w:r>
+      <w:r>
+        <w:rPr>
+          <w:rFonts w:ascii="Microsoft YaHei" w:hAnsi="Microsoft YaHei" w:eastAsia="Microsoft YaHei"/>
+          <w:i/>
+          <w:color w:val="444444"/>
+        </w:rPr>
+        <w:t xml:space="preserve">），换机器运行前需把顶部的 </w:t>
+      </w:r>
+      <w:r>
+        <w:rPr>
+          <w:rFonts w:ascii="Microsoft YaHei" w:hAnsi="Microsoft YaHei" w:eastAsia="Microsoft YaHei"/>
+          <w:i/>
+          <w:color w:val="444444"/>
+          <w:sz w:val="19"/>
+        </w:rPr>
+        <w:t>ROOT</w:t>
+      </w:r>
+      <w:r>
+        <w:rPr>
+          <w:rFonts w:ascii="Microsoft YaHei" w:hAnsi="Microsoft YaHei" w:eastAsia="Microsoft YaHei"/>
+          <w:i/>
+          <w:color w:val="444444"/>
+        </w:rPr>
+        <w:t>/</w:t>
+      </w:r>
+      <w:r>
+        <w:rPr>
+          <w:rFonts w:ascii="Microsoft YaHei" w:hAnsi="Microsoft YaHei" w:eastAsia="Microsoft YaHei"/>
+          <w:i/>
+          <w:color w:val="444444"/>
+          <w:sz w:val="19"/>
+        </w:rPr>
+        <w:t>REPO</w:t>
+      </w:r>
+      <w:r>
+        <w:rPr>
+          <w:rFonts w:ascii="Microsoft YaHei" w:hAnsi="Microsoft YaHei" w:eastAsia="Microsoft YaHei"/>
+          <w:i/>
+          <w:color w:val="444444"/>
+        </w:rPr>
+        <w:t>/</w:t>
+      </w:r>
+      <w:r>
+        <w:rPr>
+          <w:rFonts w:ascii="Microsoft YaHei" w:hAnsi="Microsoft YaHei" w:eastAsia="Microsoft YaHei"/>
+          <w:i/>
+          <w:color w:val="444444"/>
+          <w:sz w:val="19"/>
+        </w:rPr>
+        <w:t>VENV</w:t>
+      </w:r>
+      <w:r>
+        <w:rPr>
+          <w:rFonts w:ascii="Microsoft YaHei" w:hAnsi="Microsoft YaHei" w:eastAsia="Microsoft YaHei"/>
+          <w:i/>
+          <w:color w:val="444444"/>
+        </w:rPr>
+        <w:t xml:space="preserve"> 改成自己的路径；详见 </w:t>
+      </w:r>
+      <w:r>
+        <w:rPr>
+          <w:rFonts w:ascii="Microsoft YaHei" w:hAnsi="Microsoft YaHei" w:eastAsia="Microsoft YaHei"/>
+          <w:i/>
+          <w:color w:val="444444"/>
+          <w:sz w:val="19"/>
+        </w:rPr>
+        <w:t>verify/README.md</w:t>
+      </w:r>
+      <w:r>
+        <w:rPr>
+          <w:rFonts w:ascii="Microsoft YaHei" w:hAnsi="Microsoft YaHei" w:eastAsia="Microsoft YaHei"/>
+          <w:i/>
+          <w:color w:val="444444"/>
+        </w:rPr>
+        <w:t>。退出码约定：</w:t>
+      </w:r>
+      <w:r>
+        <w:rPr>
+          <w:rFonts w:ascii="Microsoft YaHei" w:hAnsi="Microsoft YaHei" w:eastAsia="Microsoft YaHei"/>
+          <w:i/>
+          <w:color w:val="444444"/>
+          <w:sz w:val="19"/>
+        </w:rPr>
+        <w:t>0</w:t>
+      </w:r>
+      <w:r>
+        <w:rPr>
+          <w:rFonts w:ascii="Microsoft YaHei" w:hAnsi="Microsoft YaHei" w:eastAsia="Microsoft YaHei"/>
+          <w:i/>
+          <w:color w:val="444444"/>
+        </w:rPr>
+        <w:t>=全通过、</w:t>
+      </w:r>
+      <w:r>
+        <w:rPr>
+          <w:rFonts w:ascii="Microsoft YaHei" w:hAnsi="Microsoft YaHei" w:eastAsia="Microsoft YaHei"/>
+          <w:i/>
+          <w:color w:val="444444"/>
+          <w:sz w:val="19"/>
+        </w:rPr>
+        <w:t>1</w:t>
+      </w:r>
+      <w:r>
+        <w:rPr>
+          <w:rFonts w:ascii="Microsoft YaHei" w:hAnsi="Microsoft YaHei" w:eastAsia="Microsoft YaHei"/>
+          <w:i/>
+          <w:color w:val="444444"/>
+        </w:rPr>
+        <w:t>=断言失败、</w:t>
+      </w:r>
+      <w:r>
+        <w:rPr>
+          <w:rFonts w:ascii="Microsoft YaHei" w:hAnsi="Microsoft YaHei" w:eastAsia="Microsoft YaHei"/>
+          <w:i/>
+          <w:color w:val="444444"/>
+          <w:sz w:val="19"/>
+        </w:rPr>
+        <w:t>2</w:t>
+      </w:r>
+      <w:r>
+        <w:rPr>
+          <w:rFonts w:ascii="Microsoft YaHei" w:hAnsi="Microsoft YaHei" w:eastAsia="Microsoft YaHei"/>
+          <w:i/>
+          <w:color w:val="444444"/>
+        </w:rPr>
+        <w:t>=服务/登录不可用、</w:t>
+      </w:r>
+      <w:r>
+        <w:rPr>
+          <w:rFonts w:ascii="Microsoft YaHei" w:hAnsi="Microsoft YaHei" w:eastAsia="Microsoft YaHei"/>
+          <w:i/>
+          <w:color w:val="444444"/>
+          <w:sz w:val="19"/>
+        </w:rPr>
+        <w:t>3</w:t>
+      </w:r>
+      <w:r>
+        <w:rPr>
+          <w:rFonts w:ascii="Microsoft YaHei" w:hAnsi="Microsoft YaHei" w:eastAsia="Microsoft YaHei"/>
+          <w:i/>
+          <w:color w:val="444444"/>
+        </w:rPr>
+        <w:t>=脚本异常。</w:t>
       </w:r>
     </w:p>
     <w:p>
@@ -15321,14 +16416,27 @@
         <w:rPr>
           <w:rFonts w:ascii="Microsoft YaHei" w:hAnsi="Microsoft YaHei" w:eastAsia="Microsoft YaHei"/>
         </w:rPr>
-        <w:t>前端：</w:t>
-      </w:r>
-      <w:r>
-        <w:rPr>
-          <w:rFonts w:ascii="Microsoft YaHei" w:hAnsi="Microsoft YaHei" w:eastAsia="Microsoft YaHei"/>
-          <w:sz w:val="19"/>
-        </w:rPr>
-        <w:t>corepack pnpm@10.14.0 typecheck / lint / test -- --run / build</w:t>
+        <w:t>跑后端测试：</w:t>
+      </w:r>
+      <w:r>
+        <w:rPr>
+          <w:rFonts w:ascii="Microsoft YaHei" w:hAnsi="Microsoft YaHei" w:eastAsia="Microsoft YaHei"/>
+          <w:sz w:val="19"/>
+        </w:rPr>
+        <w:t>PYTHONPATH=src .venv/bin/python -m pytest -q</w:t>
+      </w:r>
+      <w:r>
+        <w:rPr>
+          <w:rFonts w:ascii="Microsoft YaHei" w:hAnsi="Microsoft YaHei" w:eastAsia="Microsoft YaHei"/>
+        </w:rPr>
+        <w:t xml:space="preserve">（Linux/macOS）；Windows 用 </w:t>
+      </w:r>
+      <w:r>
+        <w:rPr>
+          <w:rFonts w:ascii="Microsoft YaHei" w:hAnsi="Microsoft YaHei" w:eastAsia="Microsoft YaHei"/>
+          <w:sz w:val="19"/>
+        </w:rPr>
+        <w:t>yunpai-langgraph\.venv\Scripts\python.exe -m pytest -q</w:t>
       </w:r>
       <w:r>
         <w:rPr>
@@ -15339,16 +16447,580 @@
     </w:p>
     <w:p>
       <w:pPr>
-        <w:pStyle w:val="Heading2"/>
+        <w:spacing w:after="80"/>
+      </w:pPr>
+      <w:r>
+        <w:rPr>
+          <w:rFonts w:ascii="Microsoft YaHei" w:hAnsi="Microsoft YaHei" w:eastAsia="Microsoft YaHei"/>
+        </w:rPr>
+        <w:t>前端：</w:t>
+      </w:r>
+      <w:r>
+        <w:rPr>
+          <w:rFonts w:ascii="Microsoft YaHei" w:hAnsi="Microsoft YaHei" w:eastAsia="Microsoft YaHei"/>
+          <w:sz w:val="19"/>
+        </w:rPr>
+        <w:t>corepack pnpm@10.14.0 typecheck / lint / test -- --run / build</w:t>
+      </w:r>
+      <w:r>
+        <w:rPr>
+          <w:rFonts w:ascii="Microsoft YaHei" w:hAnsi="Microsoft YaHei" w:eastAsia="Microsoft YaHei"/>
+        </w:rPr>
+        <w:t>。</w:t>
+      </w:r>
+    </w:p>
+    <w:p>
+      <w:pPr>
+        <w:pStyle w:val="Heading3"/>
       </w:pPr>
       <w:r>
         <w:rPr>
           <w:rFonts w:ascii="Microsoft YaHei" w:hAnsi="Microsoft YaHei" w:eastAsia="Microsoft YaHei"/>
           <w:b/>
           <w:color w:val="1F3B73"/>
-          <w:sz w:val="30"/>
-        </w:rPr>
-        <w:t>7. 已知限制与未做项</w:t>
+          <w:sz w:val="26"/>
+        </w:rPr>
+        <w:t>6.5 前端构建产物必须自检（本轮真实事故换来的规矩）</w:t>
+      </w:r>
+    </w:p>
+    <w:p>
+      <w:pPr>
+        <w:spacing w:after="80"/>
+      </w:pPr>
+      <w:r>
+        <w:rPr>
+          <w:rFonts w:ascii="Microsoft YaHei" w:hAnsi="Microsoft YaHei" w:eastAsia="Microsoft YaHei"/>
+          <w:b/>
+        </w:rPr>
+        <w:t>事故经过</w:t>
+      </w:r>
+      <w:r>
+        <w:rPr>
+          <w:rFonts w:ascii="Microsoft YaHei" w:hAnsi="Microsoft YaHei" w:eastAsia="Microsoft YaHei"/>
+        </w:rPr>
+        <w:t xml:space="preserve">：2026-09-10 的一次 </w:t>
+      </w:r>
+      <w:r>
+        <w:rPr>
+          <w:rFonts w:ascii="Microsoft YaHei" w:hAnsi="Microsoft YaHei" w:eastAsia="Microsoft YaHei"/>
+          <w:sz w:val="19"/>
+        </w:rPr>
+        <w:t>pnpm build</w:t>
+      </w:r>
+      <w:r>
+        <w:rPr>
+          <w:rFonts w:ascii="Microsoft YaHei" w:hAnsi="Microsoft YaHei" w:eastAsia="Microsoft YaHei"/>
+        </w:rPr>
+        <w:t xml:space="preserve"> 打印了 </w:t>
+      </w:r>
+      <w:r>
+        <w:rPr>
+          <w:rFonts w:ascii="Microsoft YaHei" w:hAnsi="Microsoft YaHei" w:eastAsia="Microsoft YaHei"/>
+          <w:sz w:val="19"/>
+        </w:rPr>
+        <w:t>✓ built in 16.38s</w:t>
+      </w:r>
+      <w:r>
+        <w:rPr>
+          <w:rFonts w:ascii="Microsoft YaHei" w:hAnsi="Microsoft YaHei" w:eastAsia="Microsoft YaHei"/>
+        </w:rPr>
+        <w:t xml:space="preserve">、退出码 </w:t>
+      </w:r>
+      <w:r>
+        <w:rPr>
+          <w:rFonts w:ascii="Microsoft YaHei" w:hAnsi="Microsoft YaHei" w:eastAsia="Microsoft YaHei"/>
+          <w:sz w:val="19"/>
+        </w:rPr>
+        <w:t>0</w:t>
+      </w:r>
+      <w:r>
+        <w:rPr>
+          <w:rFonts w:ascii="Microsoft YaHei" w:hAnsi="Microsoft YaHei" w:eastAsia="Microsoft YaHei"/>
+        </w:rPr>
+        <w:t xml:space="preserve">，但产物 </w:t>
+      </w:r>
+      <w:r>
+        <w:rPr>
+          <w:rFonts w:ascii="Microsoft YaHei" w:hAnsi="Microsoft YaHei" w:eastAsia="Microsoft YaHei"/>
+          <w:sz w:val="19"/>
+        </w:rPr>
+        <w:t>dist/assets/index-D9rE85jP.js</w:t>
+      </w:r>
+      <w:r>
+        <w:rPr>
+          <w:rFonts w:ascii="Microsoft YaHei" w:hAnsi="Microsoft YaHei" w:eastAsia="Microsoft YaHei"/>
+        </w:rPr>
+        <w:t xml:space="preserve"> 里</w:t>
+      </w:r>
+      <w:r>
+        <w:rPr>
+          <w:rFonts w:ascii="Microsoft YaHei" w:hAnsi="Microsoft YaHei" w:eastAsia="Microsoft YaHei"/>
+          <w:b/>
+        </w:rPr>
+        <w:t>根本没有 `/quality` 路由</w:t>
+      </w:r>
+      <w:r>
+        <w:rPr>
+          <w:rFonts w:ascii="Microsoft YaHei" w:hAnsi="Microsoft YaHei" w:eastAsia="Microsoft YaHei"/>
+        </w:rPr>
+        <w:t xml:space="preserve">——把 bundle 的路由表按字节 dump 出来，顶层 children 只有 </w:t>
+      </w:r>
+      <w:r>
+        <w:rPr>
+          <w:rFonts w:ascii="Microsoft YaHei" w:hAnsi="Microsoft YaHei" w:eastAsia="Microsoft YaHei"/>
+          <w:sz w:val="19"/>
+        </w:rPr>
+        <w:t>index</w:t>
+      </w:r>
+      <w:r>
+        <w:rPr>
+          <w:rFonts w:ascii="Microsoft YaHei" w:hAnsi="Microsoft YaHei" w:eastAsia="Microsoft YaHei"/>
+        </w:rPr>
+        <w:t xml:space="preserve"> / </w:t>
+      </w:r>
+      <w:r>
+        <w:rPr>
+          <w:rFonts w:ascii="Microsoft YaHei" w:hAnsi="Microsoft YaHei" w:eastAsia="Microsoft YaHei"/>
+          <w:sz w:val="19"/>
+        </w:rPr>
+        <w:t>c/:conversationId</w:t>
+      </w:r>
+      <w:r>
+        <w:rPr>
+          <w:rFonts w:ascii="Microsoft YaHei" w:hAnsi="Microsoft YaHei" w:eastAsia="Microsoft YaHei"/>
+        </w:rPr>
+        <w:t xml:space="preserve"> / </w:t>
+      </w:r>
+      <w:r>
+        <w:rPr>
+          <w:rFonts w:ascii="Microsoft YaHei" w:hAnsi="Microsoft YaHei" w:eastAsia="Microsoft YaHei"/>
+          <w:sz w:val="19"/>
+        </w:rPr>
+        <w:t>worker</w:t>
+      </w:r>
+      <w:r>
+        <w:rPr>
+          <w:rFonts w:ascii="Microsoft YaHei" w:hAnsi="Microsoft YaHei" w:eastAsia="Microsoft YaHei"/>
+        </w:rPr>
+        <w:t xml:space="preserve"> / </w:t>
+      </w:r>
+      <w:r>
+        <w:rPr>
+          <w:rFonts w:ascii="Microsoft YaHei" w:hAnsi="Microsoft YaHei" w:eastAsia="Microsoft YaHei"/>
+          <w:sz w:val="19"/>
+        </w:rPr>
+        <w:t>leader</w:t>
+      </w:r>
+      <w:r>
+        <w:rPr>
+          <w:rFonts w:ascii="Microsoft YaHei" w:hAnsi="Microsoft YaHei" w:eastAsia="Microsoft YaHei"/>
+        </w:rPr>
+        <w:t xml:space="preserve"> / </w:t>
+      </w:r>
+      <w:r>
+        <w:rPr>
+          <w:rFonts w:ascii="Microsoft YaHei" w:hAnsi="Microsoft YaHei" w:eastAsia="Microsoft YaHei"/>
+          <w:sz w:val="19"/>
+        </w:rPr>
+        <w:t>org</w:t>
+      </w:r>
+      <w:r>
+        <w:rPr>
+          <w:rFonts w:ascii="Microsoft YaHei" w:hAnsi="Microsoft YaHei" w:eastAsia="Microsoft YaHei"/>
+        </w:rPr>
+        <w:t xml:space="preserve"> / </w:t>
+      </w:r>
+      <w:r>
+        <w:rPr>
+          <w:rFonts w:ascii="Microsoft YaHei" w:hAnsi="Microsoft YaHei" w:eastAsia="Microsoft YaHei"/>
+          <w:sz w:val="19"/>
+        </w:rPr>
+        <w:t>accounts</w:t>
+      </w:r>
+      <w:r>
+        <w:rPr>
+          <w:rFonts w:ascii="Microsoft YaHei" w:hAnsi="Microsoft YaHei" w:eastAsia="Microsoft YaHei"/>
+        </w:rPr>
+        <w:t xml:space="preserve"> / </w:t>
+      </w:r>
+      <w:r>
+        <w:rPr>
+          <w:rFonts w:ascii="Microsoft YaHei" w:hAnsi="Microsoft YaHei" w:eastAsia="Microsoft YaHei"/>
+          <w:sz w:val="19"/>
+        </w:rPr>
+        <w:t>roles</w:t>
+      </w:r>
+      <w:r>
+        <w:rPr>
+          <w:rFonts w:ascii="Microsoft YaHei" w:hAnsi="Microsoft YaHei" w:eastAsia="Microsoft YaHei"/>
+        </w:rPr>
+        <w:t xml:space="preserve"> / </w:t>
+      </w:r>
+      <w:r>
+        <w:rPr>
+          <w:rFonts w:ascii="Microsoft YaHei" w:hAnsi="Microsoft YaHei" w:eastAsia="Microsoft YaHei"/>
+          <w:sz w:val="19"/>
+        </w:rPr>
+        <w:t>*</w:t>
+      </w:r>
+      <w:r>
+        <w:rPr>
+          <w:rFonts w:ascii="Microsoft YaHei" w:hAnsi="Microsoft YaHei" w:eastAsia="Microsoft YaHei"/>
+        </w:rPr>
+        <w:t>。而</w:t>
+      </w:r>
+      <w:r>
+        <w:rPr>
+          <w:rFonts w:ascii="Microsoft YaHei" w:hAnsi="Microsoft YaHei" w:eastAsia="Microsoft YaHei"/>
+          <w:b/>
+        </w:rPr>
+        <w:t>源码是对的</w:t>
+      </w:r>
+      <w:r>
+        <w:rPr>
+          <w:rFonts w:ascii="Microsoft YaHei" w:hAnsi="Microsoft YaHei" w:eastAsia="Microsoft YaHei"/>
+        </w:rPr>
+        <w:t>（</w:t>
+      </w:r>
+      <w:r>
+        <w:rPr>
+          <w:rFonts w:ascii="Microsoft YaHei" w:hAnsi="Microsoft YaHei" w:eastAsia="Microsoft YaHei"/>
+          <w:sz w:val="19"/>
+        </w:rPr>
+        <w:t>app/router.tsx</w:t>
+      </w:r>
+      <w:r>
+        <w:rPr>
+          <w:rFonts w:ascii="Microsoft YaHei" w:hAnsi="Microsoft YaHei" w:eastAsia="Microsoft YaHei"/>
+        </w:rPr>
+        <w:t xml:space="preserve"> 里有 </w:t>
+      </w:r>
+      <w:r>
+        <w:rPr>
+          <w:rFonts w:ascii="Microsoft YaHei" w:hAnsi="Microsoft YaHei" w:eastAsia="Microsoft YaHei"/>
+          <w:sz w:val="19"/>
+        </w:rPr>
+        <w:t>path: 'quality'</w:t>
+      </w:r>
+      <w:r>
+        <w:rPr>
+          <w:rFonts w:ascii="Microsoft YaHei" w:hAnsi="Microsoft YaHei" w:eastAsia="Microsoft YaHei"/>
+        </w:rPr>
+        <w:t>，</w:t>
+      </w:r>
+      <w:r>
+        <w:rPr>
+          <w:rFonts w:ascii="Microsoft YaHei" w:hAnsi="Microsoft YaHei" w:eastAsia="Microsoft YaHei"/>
+          <w:sz w:val="19"/>
+        </w:rPr>
+        <w:t>git status</w:t>
+      </w:r>
+      <w:r>
+        <w:rPr>
+          <w:rFonts w:ascii="Microsoft YaHei" w:hAnsi="Microsoft YaHei" w:eastAsia="Microsoft YaHei"/>
+        </w:rPr>
+        <w:t xml:space="preserve"> 干净）。</w:t>
+      </w:r>
+    </w:p>
+    <w:p>
+      <w:pPr>
+        <w:spacing w:after="80"/>
+      </w:pPr>
+      <w:r>
+        <w:rPr>
+          <w:rFonts w:ascii="Microsoft YaHei" w:hAnsi="Microsoft YaHei" w:eastAsia="Microsoft YaHei"/>
+          <w:b/>
+        </w:rPr>
+        <w:t>后果</w:t>
+      </w:r>
+      <w:r>
+        <w:rPr>
+          <w:rFonts w:ascii="Microsoft YaHei" w:hAnsi="Microsoft YaHei" w:eastAsia="Microsoft YaHei"/>
+        </w:rPr>
+        <w:t>：</w:t>
+      </w:r>
+      <w:r>
+        <w:rPr>
+          <w:rFonts w:ascii="Microsoft YaHei" w:hAnsi="Microsoft YaHei" w:eastAsia="Microsoft YaHei"/>
+          <w:sz w:val="19"/>
+        </w:rPr>
+        <w:t>static_proxy.py</w:t>
+      </w:r>
+      <w:r>
+        <w:rPr>
+          <w:rFonts w:ascii="Microsoft YaHei" w:hAnsi="Microsoft YaHei" w:eastAsia="Microsoft YaHei"/>
+        </w:rPr>
+        <w:t xml:space="preserve"> 直接托管磁盘上的 </w:t>
+      </w:r>
+      <w:r>
+        <w:rPr>
+          <w:rFonts w:ascii="Microsoft YaHei" w:hAnsi="Microsoft YaHei" w:eastAsia="Microsoft YaHei"/>
+          <w:sz w:val="19"/>
+        </w:rPr>
+        <w:t>dist/</w:t>
+      </w:r>
+      <w:r>
+        <w:rPr>
+          <w:rFonts w:ascii="Microsoft YaHei" w:hAnsi="Microsoft YaHei" w:eastAsia="Microsoft YaHei"/>
+        </w:rPr>
+        <w:t>，所以演示栈 18003 立刻服务了这份坏产物；</w:t>
+      </w:r>
+      <w:r>
+        <w:rPr>
+          <w:rFonts w:ascii="Microsoft YaHei" w:hAnsi="Microsoft YaHei" w:eastAsia="Microsoft YaHei"/>
+          <w:sz w:val="19"/>
+        </w:rPr>
+        <w:t>verify/e2e_role_landing.mjs</w:t>
+      </w:r>
+      <w:r>
+        <w:rPr>
+          <w:rFonts w:ascii="Microsoft YaHei" w:hAnsi="Microsoft YaHei" w:eastAsia="Microsoft YaHei"/>
+        </w:rPr>
+        <w:t xml:space="preserve"> 从 </w:t>
+      </w:r>
+      <w:r>
+        <w:rPr>
+          <w:rFonts w:ascii="Microsoft YaHei" w:hAnsi="Microsoft YaHei" w:eastAsia="Microsoft YaHei"/>
+          <w:b/>
+        </w:rPr>
+        <w:t>28/28</w:t>
+      </w:r>
+      <w:r>
+        <w:rPr>
+          <w:rFonts w:ascii="Microsoft YaHei" w:hAnsi="Microsoft YaHei" w:eastAsia="Microsoft YaHei"/>
+        </w:rPr>
+        <w:t xml:space="preserve"> 掉到 </w:t>
+      </w:r>
+      <w:r>
+        <w:rPr>
+          <w:rFonts w:ascii="Microsoft YaHei" w:hAnsi="Microsoft YaHei" w:eastAsia="Microsoft YaHei"/>
+          <w:b/>
+        </w:rPr>
+        <w:t>26/28（2 条 FAIL）</w:t>
+      </w:r>
+      <w:r>
+        <w:rPr>
+          <w:rFonts w:ascii="Microsoft YaHei" w:hAnsi="Microsoft YaHei" w:eastAsia="Microsoft YaHei"/>
+        </w:rPr>
+        <w:t xml:space="preserve">——「品保登录后落在 </w:t>
+      </w:r>
+      <w:r>
+        <w:rPr>
+          <w:rFonts w:ascii="Microsoft YaHei" w:hAnsi="Microsoft YaHei" w:eastAsia="Microsoft YaHei"/>
+          <w:sz w:val="19"/>
+        </w:rPr>
+        <w:t>/quality</w:t>
+      </w:r>
+      <w:r>
+        <w:rPr>
+          <w:rFonts w:ascii="Microsoft YaHei" w:hAnsi="Microsoft YaHei" w:eastAsia="Microsoft YaHei"/>
+        </w:rPr>
+        <w:t xml:space="preserve">」实测落 </w:t>
+      </w:r>
+      <w:r>
+        <w:rPr>
+          <w:rFonts w:ascii="Microsoft YaHei" w:hAnsi="Microsoft YaHei" w:eastAsia="Microsoft YaHei"/>
+          <w:sz w:val="19"/>
+        </w:rPr>
+        <w:t>/</w:t>
+      </w:r>
+      <w:r>
+        <w:rPr>
+          <w:rFonts w:ascii="Microsoft YaHei" w:hAnsi="Microsoft YaHei" w:eastAsia="Microsoft YaHei"/>
+        </w:rPr>
+        <w:t xml:space="preserve">、「工人访问 </w:t>
+      </w:r>
+      <w:r>
+        <w:rPr>
+          <w:rFonts w:ascii="Microsoft YaHei" w:hAnsi="Microsoft YaHei" w:eastAsia="Microsoft YaHei"/>
+          <w:sz w:val="19"/>
+        </w:rPr>
+        <w:t>/quality</w:t>
+      </w:r>
+      <w:r>
+        <w:rPr>
+          <w:rFonts w:ascii="Microsoft YaHei" w:hAnsi="Microsoft YaHei" w:eastAsia="Microsoft YaHei"/>
+        </w:rPr>
+        <w:t xml:space="preserve"> 被拦回 </w:t>
+      </w:r>
+      <w:r>
+        <w:rPr>
+          <w:rFonts w:ascii="Microsoft YaHei" w:hAnsi="Microsoft YaHei" w:eastAsia="Microsoft YaHei"/>
+          <w:sz w:val="19"/>
+        </w:rPr>
+        <w:t>/worker</w:t>
+      </w:r>
+      <w:r>
+        <w:rPr>
+          <w:rFonts w:ascii="Microsoft YaHei" w:hAnsi="Microsoft YaHei" w:eastAsia="Microsoft YaHei"/>
+        </w:rPr>
+        <w:t xml:space="preserve">」实测落 </w:t>
+      </w:r>
+      <w:r>
+        <w:rPr>
+          <w:rFonts w:ascii="Microsoft YaHei" w:hAnsi="Microsoft YaHei" w:eastAsia="Microsoft YaHei"/>
+          <w:sz w:val="19"/>
+        </w:rPr>
+        <w:t>/</w:t>
+      </w:r>
+      <w:r>
+        <w:rPr>
+          <w:rFonts w:ascii="Microsoft YaHei" w:hAnsi="Microsoft YaHei" w:eastAsia="Microsoft YaHei"/>
+        </w:rPr>
+        <w:t xml:space="preserve">（路由不存在时被 </w:t>
+      </w:r>
+      <w:r>
+        <w:rPr>
+          <w:rFonts w:ascii="Microsoft YaHei" w:hAnsi="Microsoft YaHei" w:eastAsia="Microsoft YaHei"/>
+          <w:sz w:val="19"/>
+        </w:rPr>
+        <w:t>*</w:t>
+      </w:r>
+      <w:r>
+        <w:rPr>
+          <w:rFonts w:ascii="Microsoft YaHei" w:hAnsi="Microsoft YaHei" w:eastAsia="Microsoft YaHei"/>
+        </w:rPr>
+        <w:t xml:space="preserve"> 兜底到首页）。</w:t>
+      </w:r>
+    </w:p>
+    <w:p>
+      <w:pPr>
+        <w:spacing w:after="80"/>
+      </w:pPr>
+      <w:r>
+        <w:rPr>
+          <w:rFonts w:ascii="Microsoft YaHei" w:hAnsi="Microsoft YaHei" w:eastAsia="Microsoft YaHei"/>
+          <w:b/>
+        </w:rPr>
+        <w:t>根因</w:t>
+      </w:r>
+      <w:r>
+        <w:rPr>
+          <w:rFonts w:ascii="Microsoft YaHei" w:hAnsi="Microsoft YaHei" w:eastAsia="Microsoft YaHei"/>
+        </w:rPr>
+        <w:t>：</w:t>
+      </w:r>
+      <w:r>
+        <w:rPr>
+          <w:rFonts w:ascii="Microsoft YaHei" w:hAnsi="Microsoft YaHei" w:eastAsia="Microsoft YaHei"/>
+          <w:b/>
+        </w:rPr>
+        <w:t>未最终定位</w:t>
+      </w:r>
+      <w:r>
+        <w:rPr>
+          <w:rFonts w:ascii="Microsoft YaHei" w:hAnsi="Microsoft YaHei" w:eastAsia="Microsoft YaHei"/>
+        </w:rPr>
+        <w:t>。当时观察到那份构建所属的源码快照缺了 6 个文件的改动（</w:t>
+      </w:r>
+      <w:r>
+        <w:rPr>
+          <w:rFonts w:ascii="Microsoft YaHei" w:hAnsi="Microsoft YaHei" w:eastAsia="Microsoft YaHei"/>
+          <w:sz w:val="19"/>
+        </w:rPr>
+        <w:t>router.tsx</w:t>
+      </w:r>
+      <w:r>
+        <w:rPr>
+          <w:rFonts w:ascii="Microsoft YaHei" w:hAnsi="Microsoft YaHei" w:eastAsia="Microsoft YaHei"/>
+        </w:rPr>
+        <w:t xml:space="preserve"> / </w:t>
+      </w:r>
+      <w:r>
+        <w:rPr>
+          <w:rFonts w:ascii="Microsoft YaHei" w:hAnsi="Microsoft YaHei" w:eastAsia="Microsoft YaHei"/>
+          <w:sz w:val="19"/>
+        </w:rPr>
+        <w:t>roleConfig.ts</w:t>
+      </w:r>
+      <w:r>
+        <w:rPr>
+          <w:rFonts w:ascii="Microsoft YaHei" w:hAnsi="Microsoft YaHei" w:eastAsia="Microsoft YaHei"/>
+        </w:rPr>
+        <w:t xml:space="preserve"> / </w:t>
+      </w:r>
+      <w:r>
+        <w:rPr>
+          <w:rFonts w:ascii="Microsoft YaHei" w:hAnsi="Microsoft YaHei" w:eastAsia="Microsoft YaHei"/>
+          <w:sz w:val="19"/>
+        </w:rPr>
+        <w:t>routePermissions.ts</w:t>
+      </w:r>
+      <w:r>
+        <w:rPr>
+          <w:rFonts w:ascii="Microsoft YaHei" w:hAnsi="Microsoft YaHei" w:eastAsia="Microsoft YaHei"/>
+        </w:rPr>
+        <w:t xml:space="preserve"> / </w:t>
+      </w:r>
+      <w:r>
+        <w:rPr>
+          <w:rFonts w:ascii="Microsoft YaHei" w:hAnsi="Microsoft YaHei" w:eastAsia="Microsoft YaHei"/>
+          <w:sz w:val="19"/>
+        </w:rPr>
+        <w:t>sidebarConfig.ts</w:t>
+      </w:r>
+      <w:r>
+        <w:rPr>
+          <w:rFonts w:ascii="Microsoft YaHei" w:hAnsi="Microsoft YaHei" w:eastAsia="Microsoft YaHei"/>
+        </w:rPr>
+        <w:t xml:space="preserve"> / </w:t>
+      </w:r>
+      <w:r>
+        <w:rPr>
+          <w:rFonts w:ascii="Microsoft YaHei" w:hAnsi="Microsoft YaHei" w:eastAsia="Microsoft YaHei"/>
+          <w:sz w:val="19"/>
+        </w:rPr>
+        <w:t>AssistantRoleLayout.tsx</w:t>
+      </w:r>
+      <w:r>
+        <w:rPr>
+          <w:rFonts w:ascii="Microsoft YaHei" w:hAnsi="Microsoft YaHei" w:eastAsia="Microsoft YaHei"/>
+        </w:rPr>
+        <w:t xml:space="preserve"> / </w:t>
+      </w:r>
+      <w:r>
+        <w:rPr>
+          <w:rFonts w:ascii="Microsoft YaHei" w:hAnsi="Microsoft YaHei" w:eastAsia="Microsoft YaHei"/>
+          <w:sz w:val="19"/>
+        </w:rPr>
+        <w:t>EnterpriseAssistantPage.tsx</w:t>
+      </w:r>
+      <w:r>
+        <w:rPr>
+          <w:rFonts w:ascii="Microsoft YaHei" w:hAnsi="Microsoft YaHei" w:eastAsia="Microsoft YaHei"/>
+        </w:rPr>
+        <w:t>），疑似并发会话在同一 worktree 上做了 stash/restore；也可能只是一次批量文件系统事件。</w:t>
+      </w:r>
+      <w:r>
+        <w:rPr>
+          <w:rFonts w:ascii="Microsoft YaHei" w:hAnsi="Microsoft YaHei" w:eastAsia="Microsoft YaHei"/>
+          <w:b/>
+        </w:rPr>
+        <w:t>18:54 重建后产物与 18:13 那次 content-hash 完全一致（`index-DSeyC87p.js`）</w:t>
+      </w:r>
+      <w:r>
+        <w:rPr>
+          <w:rFonts w:ascii="Microsoft YaHei" w:hAnsi="Microsoft YaHei" w:eastAsia="Microsoft YaHei"/>
+        </w:rPr>
+        <w:t>，说明源码一直是对的，只有那次构建读到了旧内容。</w:t>
+      </w:r>
+    </w:p>
+    <w:p>
+      <w:pPr>
+        <w:spacing w:after="80"/>
+      </w:pPr>
+      <w:r>
+        <w:rPr>
+          <w:rFonts w:ascii="Microsoft YaHei" w:hAnsi="Microsoft YaHei" w:eastAsia="Microsoft YaHei"/>
+          <w:b/>
+        </w:rPr>
+        <w:t>规矩（每次前端构建后逐条做）</w:t>
+      </w:r>
+      <w:r>
+        <w:rPr>
+          <w:rFonts w:ascii="Microsoft YaHei" w:hAnsi="Microsoft YaHei" w:eastAsia="Microsoft YaHei"/>
+        </w:rPr>
+        <w:t>：</w:t>
       </w:r>
     </w:p>
     <w:p>
@@ -15362,78 +17034,46 @@
           <w:rFonts w:ascii="Microsoft YaHei" w:hAnsi="Microsoft YaHei" w:eastAsia="Microsoft YaHei"/>
           <w:b/>
         </w:rPr>
-        <w:t>Planner 侧工具裁剪未做（L2）</w:t>
-      </w:r>
-      <w:r>
-        <w:rPr>
-          <w:rFonts w:ascii="Microsoft YaHei" w:hAnsi="Microsoft YaHei" w:eastAsia="Microsoft YaHei"/>
-        </w:rPr>
-        <w:t>：模型在提示词里</w:t>
-      </w:r>
-      <w:r>
-        <w:rPr>
-          <w:rFonts w:ascii="Microsoft YaHei" w:hAnsi="Microsoft YaHei" w:eastAsia="Microsoft YaHei"/>
-          <w:b/>
-        </w:rPr>
-        <w:t>仍能看到全部工具名</w:t>
-      </w:r>
-      <w:r>
-        <w:rPr>
-          <w:rFonts w:ascii="Microsoft YaHei" w:hAnsi="Microsoft YaHei" w:eastAsia="Microsoft YaHei"/>
-        </w:rPr>
-        <w:t xml:space="preserve">，只是调用时被 </w:t>
-      </w:r>
-      <w:r>
-        <w:rPr>
-          <w:rFonts w:ascii="Microsoft YaHei" w:hAnsi="Microsoft YaHei" w:eastAsia="Microsoft YaHei"/>
-          <w:sz w:val="19"/>
-        </w:rPr>
-        <w:t>ToolRegistry</w:t>
-      </w:r>
-      <w:r>
-        <w:rPr>
-          <w:rFonts w:ascii="Microsoft YaHei" w:hAnsi="Microsoft YaHei" w:eastAsia="Microsoft YaHei"/>
-        </w:rPr>
-        <w:t xml:space="preserve"> 的工具闸拒绝（403 </w:t>
-      </w:r>
-      <w:r>
-        <w:rPr>
-          <w:rFonts w:ascii="Microsoft YaHei" w:hAnsi="Microsoft YaHei" w:eastAsia="Microsoft YaHei"/>
-          <w:sz w:val="19"/>
-        </w:rPr>
-        <w:t>TOOL_FORBIDDEN</w:t>
-      </w:r>
-      <w:r>
-        <w:rPr>
-          <w:rFonts w:ascii="Microsoft YaHei" w:hAnsi="Microsoft YaHei" w:eastAsia="Microsoft YaHei"/>
-        </w:rPr>
-        <w:t>）。也就是说"越权"是</w:t>
-      </w:r>
-      <w:r>
-        <w:rPr>
-          <w:rFonts w:ascii="Microsoft YaHei" w:hAnsi="Microsoft YaHei" w:eastAsia="Microsoft YaHei"/>
-          <w:b/>
-        </w:rPr>
-        <w:t>执行期拒绝</w:t>
-      </w:r>
-      <w:r>
-        <w:rPr>
-          <w:rFonts w:ascii="Microsoft YaHei" w:hAnsi="Microsoft YaHei" w:eastAsia="Microsoft YaHei"/>
-        </w:rPr>
-        <w:t>，不是"看不见"。</w:t>
-      </w:r>
-      <w:r>
-        <w:rPr>
-          <w:rFonts w:ascii="Microsoft YaHei" w:hAnsi="Microsoft YaHei" w:eastAsia="Microsoft YaHei"/>
-          <w:sz w:val="19"/>
-        </w:rPr>
-        <w:t>/tools</w:t>
-      </w:r>
-      <w:r>
-        <w:rPr>
-          <w:rFonts w:ascii="Microsoft YaHei" w:hAnsi="Microsoft YaHei" w:eastAsia="Microsoft YaHei"/>
-        </w:rPr>
-        <w:t xml:space="preserve"> 已按 principal 过滤，但 planner 的 tool catalog 尚未同步裁剪。</w:t>
+        <w:t>在产物里 grep 关键路由串</w:t>
+      </w:r>
+      <w:r>
+        <w:rPr>
+          <w:rFonts w:ascii="Microsoft YaHei" w:hAnsi="Microsoft YaHei" w:eastAsia="Microsoft YaHei"/>
+        </w:rPr>
+        <w:t>——产物对不对，看字符串最直接：</w:t>
+      </w:r>
+    </w:p>
+    <w:p>
+      <w:pPr>
+        <w:spacing w:after="120"/>
+        <w:ind w:left="227"/>
+      </w:pPr>
+      <w:r>
+        <w:rPr>
+          <w:rFonts w:ascii="Consolas" w:hAnsi="Consolas" w:eastAsia="Consolas"/>
+          <w:sz w:val="18"/>
+        </w:rPr>
+        <w:t xml:space="preserve">   $b = Get-ChildItem dist\assets\index-*.js | Select-Object -First 1</w:t>
+        <w:br/>
+        <w:t xml:space="preserve">   Select-String -Path $b.FullName -Pattern 'path:"quality"','path:"worker"','path:"leader"'</w:t>
+      </w:r>
+    </w:p>
+    <w:p>
+      <w:pPr>
+        <w:spacing w:after="80"/>
+      </w:pPr>
+      <w:r>
+        <w:rPr>
+          <w:rFonts w:ascii="Microsoft YaHei" w:hAnsi="Microsoft YaHei" w:eastAsia="Microsoft YaHei"/>
+          <w:sz w:val="19"/>
+        </w:rPr>
+        <w:t>/quality</w:t>
+      </w:r>
+      <w:r>
+        <w:rPr>
+          <w:rFonts w:ascii="Microsoft YaHei" w:hAnsi="Microsoft YaHei" w:eastAsia="Microsoft YaHei"/>
+        </w:rPr>
+        <w:t xml:space="preserve"> 那条命中数应为 1。</w:t>
       </w:r>
     </w:p>
     <w:p>
@@ -15447,65 +17087,78 @@
           <w:rFonts w:ascii="Microsoft YaHei" w:hAnsi="Microsoft YaHei" w:eastAsia="Microsoft YaHei"/>
           <w:b/>
         </w:rPr>
-        <w:t>`@self` / `@dept` 数据范围过滤未做</w:t>
-      </w:r>
-      <w:r>
-        <w:rPr>
-          <w:rFonts w:ascii="Microsoft YaHei" w:hAnsi="Microsoft YaHei" w:eastAsia="Microsoft YaHei"/>
-        </w:rPr>
-        <w:t>：</w:t>
-      </w:r>
-      <w:r>
-        <w:rPr>
-          <w:rFonts w:ascii="Microsoft YaHei" w:hAnsi="Microsoft YaHei" w:eastAsia="Microsoft YaHei"/>
-          <w:sz w:val="19"/>
-        </w:rPr>
-        <w:t>permission_scopes</w:t>
-      </w:r>
-      <w:r>
-        <w:rPr>
-          <w:rFonts w:ascii="Microsoft YaHei" w:hAnsi="Microsoft YaHei" w:eastAsia="Microsoft YaHei"/>
-        </w:rPr>
-        <w:t xml:space="preserve"> 只被记录与用于"窄范围不满足租户级工具"这一条判定；</w:t>
-      </w:r>
-      <w:r>
-        <w:rPr>
-          <w:rFonts w:ascii="Microsoft YaHei" w:hAnsi="Microsoft YaHei" w:eastAsia="Microsoft YaHei"/>
-          <w:sz w:val="19"/>
-        </w:rPr>
-        <w:t>order.view@self</w:t>
-      </w:r>
-      <w:r>
-        <w:rPr>
-          <w:rFonts w:ascii="Microsoft YaHei" w:hAnsi="Microsoft YaHei" w:eastAsia="Microsoft YaHei"/>
-        </w:rPr>
-        <w:t xml:space="preserve"> 的工人</w:t>
+        <w:t>核对 `dist/build-info.json`</w:t>
+      </w:r>
+      <w:r>
+        <w:rPr>
+          <w:rFonts w:ascii="Microsoft YaHei" w:hAnsi="Microsoft YaHei" w:eastAsia="Microsoft YaHei"/>
+        </w:rPr>
+        <w:t xml:space="preserve"> 的 </w:t>
+      </w:r>
+      <w:r>
+        <w:rPr>
+          <w:rFonts w:ascii="Microsoft YaHei" w:hAnsi="Microsoft YaHei" w:eastAsia="Microsoft YaHei"/>
+          <w:sz w:val="19"/>
+        </w:rPr>
+        <w:t>commit</w:t>
+      </w:r>
+      <w:r>
+        <w:rPr>
+          <w:rFonts w:ascii="Microsoft YaHei" w:hAnsi="Microsoft YaHei" w:eastAsia="Microsoft YaHei"/>
+        </w:rPr>
+        <w:t xml:space="preserve"> 与 </w:t>
+      </w:r>
+      <w:r>
+        <w:rPr>
+          <w:rFonts w:ascii="Microsoft YaHei" w:hAnsi="Microsoft YaHei" w:eastAsia="Microsoft YaHei"/>
+          <w:sz w:val="19"/>
+        </w:rPr>
+        <w:t>dirty</w:t>
+      </w:r>
+      <w:r>
+        <w:rPr>
+          <w:rFonts w:ascii="Microsoft YaHei" w:hAnsi="Microsoft YaHei" w:eastAsia="Microsoft YaHei"/>
+        </w:rPr>
+        <w:t xml:space="preserve"> 是否符合预期：正确的那次是 </w:t>
+      </w:r>
+      <w:r>
+        <w:rPr>
+          <w:rFonts w:ascii="Microsoft YaHei" w:hAnsi="Microsoft YaHei" w:eastAsia="Microsoft YaHei"/>
+          <w:sz w:val="19"/>
+        </w:rPr>
+        <w:t>commit=3bb4bc8…</w:t>
+      </w:r>
+      <w:r>
+        <w:rPr>
+          <w:rFonts w:ascii="Microsoft YaHei" w:hAnsi="Microsoft YaHei" w:eastAsia="Microsoft YaHei"/>
+        </w:rPr>
+        <w:t>、</w:t>
       </w:r>
       <w:r>
         <w:rPr>
           <w:rFonts w:ascii="Microsoft YaHei" w:hAnsi="Microsoft YaHei" w:eastAsia="Microsoft YaHei"/>
           <w:b/>
         </w:rPr>
-        <w:t>不会</w:t>
-      </w:r>
-      <w:r>
-        <w:rPr>
-          <w:rFonts w:ascii="Microsoft YaHei" w:hAnsi="Microsoft YaHei" w:eastAsia="Microsoft YaHei"/>
-        </w:rPr>
-        <w:t>在服务端被过滤成只看自己的订单。</w:t>
-      </w:r>
-      <w:r>
-        <w:rPr>
-          <w:rFonts w:ascii="Microsoft YaHei" w:hAnsi="Microsoft YaHei" w:eastAsia="Microsoft YaHei"/>
-          <w:sz w:val="19"/>
-        </w:rPr>
-        <w:t>guided_setup.catalog_payload()</w:t>
-      </w:r>
-      <w:r>
-        <w:rPr>
-          <w:rFonts w:ascii="Microsoft YaHei" w:hAnsi="Microsoft YaHei" w:eastAsia="Microsoft YaHei"/>
-        </w:rPr>
-        <w:t xml:space="preserve"> 的 note 也写明「v1 执行层按 tenant 隔离，dept 过滤待组织树链路稳定后启用」。</w:t>
+        <w:t>`dirty:false`</w:t>
+      </w:r>
+      <w:r>
+        <w:rPr>
+          <w:rFonts w:ascii="Microsoft YaHei" w:hAnsi="Microsoft YaHei" w:eastAsia="Microsoft YaHei"/>
+        </w:rPr>
+        <w:t xml:space="preserve">；坏的那次是 </w:t>
+      </w:r>
+      <w:r>
+        <w:rPr>
+          <w:rFonts w:ascii="Microsoft YaHei" w:hAnsi="Microsoft YaHei" w:eastAsia="Microsoft YaHei"/>
+          <w:sz w:val="19"/>
+        </w:rPr>
+        <w:t>dirty:true</w:t>
+      </w:r>
+      <w:r>
+        <w:rPr>
+          <w:rFonts w:ascii="Microsoft YaHei" w:hAnsi="Microsoft YaHei" w:eastAsia="Microsoft YaHei"/>
+        </w:rPr>
+        <w:t>。</w:t>
       </w:r>
     </w:p>
     <w:p>
@@ -15519,78 +17172,153 @@
           <w:rFonts w:ascii="Microsoft YaHei" w:hAnsi="Microsoft YaHei" w:eastAsia="Microsoft YaHei"/>
           <w:b/>
         </w:rPr>
-        <w:t>匿名运行按 legacy 放行</w:t>
-      </w:r>
-      <w:r>
-        <w:rPr>
-          <w:rFonts w:ascii="Microsoft YaHei" w:hAnsi="Microsoft YaHei" w:eastAsia="Microsoft YaHei"/>
-        </w:rPr>
-        <w:t xml:space="preserve">：无会话/受信头时 </w:t>
-      </w:r>
-      <w:r>
-        <w:rPr>
-          <w:rFonts w:ascii="Microsoft YaHei" w:hAnsi="Microsoft YaHei" w:eastAsia="Microsoft YaHei"/>
-          <w:sz w:val="19"/>
-        </w:rPr>
-        <w:t>ToolRegistry._authorize_tool()</w:t>
-      </w:r>
-      <w:r>
-        <w:rPr>
-          <w:rFonts w:ascii="Microsoft YaHei" w:hAnsi="Microsoft YaHei" w:eastAsia="Microsoft YaHei"/>
-        </w:rPr>
-        <w:t xml:space="preserve"> 直接 return、</w:t>
-      </w:r>
-      <w:r>
-        <w:rPr>
-          <w:rFonts w:ascii="Microsoft YaHei" w:hAnsi="Microsoft YaHei" w:eastAsia="Microsoft YaHei"/>
-          <w:sz w:val="19"/>
-        </w:rPr>
-        <w:t>_run_access_scope()</w:t>
-      </w:r>
-      <w:r>
-        <w:rPr>
-          <w:rFonts w:ascii="Microsoft YaHei" w:hAnsi="Microsoft YaHei" w:eastAsia="Microsoft YaHei"/>
-        </w:rPr>
-        <w:t xml:space="preserve"> 返回 </w:t>
-      </w:r>
-      <w:r>
-        <w:rPr>
-          <w:rFonts w:ascii="Microsoft YaHei" w:hAnsi="Microsoft YaHei" w:eastAsia="Microsoft YaHei"/>
-          <w:sz w:val="19"/>
-        </w:rPr>
-        <w:t>None</w:t>
-      </w:r>
-      <w:r>
-        <w:rPr>
-          <w:rFonts w:ascii="Microsoft YaHei" w:hAnsi="Microsoft YaHei" w:eastAsia="Microsoft YaHei"/>
-        </w:rPr>
-        <w:t>（</w:t>
-      </w:r>
-      <w:r>
-        <w:rPr>
-          <w:rFonts w:ascii="Microsoft YaHei" w:hAnsi="Microsoft YaHei" w:eastAsia="Microsoft YaHei"/>
-          <w:sz w:val="19"/>
-        </w:rPr>
-        <w:t>/runs</w:t>
-      </w:r>
-      <w:r>
-        <w:rPr>
-          <w:rFonts w:ascii="Microsoft YaHei" w:hAnsi="Microsoft YaHei" w:eastAsia="Microsoft YaHei"/>
-        </w:rPr>
-        <w:t xml:space="preserve"> 列表可见全部）。内网本地联调方便，</w:t>
+        <w:t>跑 `verify/e2e_role_landing.mjs`</w:t>
+      </w:r>
+      <w:r>
+        <w:rPr>
+          <w:rFonts w:ascii="Microsoft YaHei" w:hAnsi="Microsoft YaHei" w:eastAsia="Microsoft YaHei"/>
+        </w:rPr>
+        <w:t>——它内置两级判定，能把两类失败分开：</w:t>
+      </w:r>
+    </w:p>
+    <w:p>
+      <w:pPr>
+        <w:pStyle w:val="ListBullet"/>
+        <w:spacing w:after="40"/>
+        <w:ind w:left="709"/>
+      </w:pPr>
+      <w:r>
+        <w:rPr>
+          <w:rFonts w:ascii="Microsoft YaHei" w:hAnsi="Microsoft YaHei" w:eastAsia="Microsoft YaHei"/>
+          <w:sz w:val="19"/>
+        </w:rPr>
+        <w:t>CODE_NOT_FINISHED</w:t>
+      </w:r>
+      <w:r>
+        <w:rPr>
+          <w:rFonts w:ascii="Microsoft YaHei" w:hAnsi="Microsoft YaHei" w:eastAsia="Microsoft YaHei"/>
+        </w:rPr>
+        <w:t xml:space="preserve">：产物里搜不到关键路由串 / </w:t>
+      </w:r>
+      <w:r>
+        <w:rPr>
+          <w:rFonts w:ascii="Microsoft YaHei" w:hAnsi="Microsoft YaHei" w:eastAsia="Microsoft YaHei"/>
+          <w:sz w:val="19"/>
+        </w:rPr>
+        <w:t>buildTime</w:t>
+      </w:r>
+      <w:r>
+        <w:rPr>
+          <w:rFonts w:ascii="Microsoft YaHei" w:hAnsi="Microsoft YaHei" w:eastAsia="Microsoft YaHei"/>
+        </w:rPr>
+        <w:t xml:space="preserve"> 早于源码 mtime → </w:t>
       </w:r>
       <w:r>
         <w:rPr>
           <w:rFonts w:ascii="Microsoft YaHei" w:hAnsi="Microsoft YaHei" w:eastAsia="Microsoft YaHei"/>
           <w:b/>
         </w:rPr>
-        <w:t>生产必须同时 `YUNPAI_REQUIRE_TRUSTED_PRINCIPAL=1`</w:t>
-      </w:r>
-      <w:r>
-        <w:rPr>
-          <w:rFonts w:ascii="Microsoft YaHei" w:hAnsi="Microsoft YaHei" w:eastAsia="Microsoft YaHei"/>
-        </w:rPr>
-        <w:t>（或由网关强制注入受信头），否则这个放行口仍然存在。</w:t>
+        <w:t>dist 未重建或未生效</w:t>
+      </w:r>
+      <w:r>
+        <w:rPr>
+          <w:rFonts w:ascii="Microsoft YaHei" w:hAnsi="Microsoft YaHei" w:eastAsia="Microsoft YaHei"/>
+        </w:rPr>
+        <w:t>（不是产品 bug）；</w:t>
+      </w:r>
+    </w:p>
+    <w:p>
+      <w:pPr>
+        <w:pStyle w:val="ListBullet"/>
+        <w:spacing w:after="40"/>
+        <w:ind w:left="709"/>
+      </w:pPr>
+      <w:r>
+        <w:rPr>
+          <w:rFonts w:ascii="Microsoft YaHei" w:hAnsi="Microsoft YaHei" w:eastAsia="Microsoft YaHei"/>
+          <w:sz w:val="19"/>
+        </w:rPr>
+        <w:t>REAL_REGRESSION</w:t>
+      </w:r>
+      <w:r>
+        <w:rPr>
+          <w:rFonts w:ascii="Microsoft YaHei" w:hAnsi="Microsoft YaHei" w:eastAsia="Microsoft YaHei"/>
+        </w:rPr>
+        <w:t xml:space="preserve">：源码就绪、产物含关键串、产物不旧，但仍然失败 → </w:t>
+      </w:r>
+      <w:r>
+        <w:rPr>
+          <w:rFonts w:ascii="Microsoft YaHei" w:hAnsi="Microsoft YaHei" w:eastAsia="Microsoft YaHei"/>
+          <w:b/>
+        </w:rPr>
+        <w:t>真回归</w:t>
+      </w:r>
+      <w:r>
+        <w:rPr>
+          <w:rFonts w:ascii="Microsoft YaHei" w:hAnsi="Microsoft YaHei" w:eastAsia="Microsoft YaHei"/>
+        </w:rPr>
+        <w:t>。</w:t>
+      </w:r>
+    </w:p>
+    <w:p>
+      <w:pPr>
+        <w:ind w:left="340"/>
+      </w:pPr>
+      <w:r>
+        <w:rPr>
+          <w:rFonts w:ascii="Microsoft YaHei" w:hAnsi="Microsoft YaHei" w:eastAsia="Microsoft YaHei"/>
+          <w:i/>
+          <w:color w:val="444444"/>
+        </w:rPr>
+        <w:t>一句话：</w:t>
+      </w:r>
+      <w:r>
+        <w:rPr>
+          <w:rFonts w:ascii="Microsoft YaHei" w:hAnsi="Microsoft YaHei" w:eastAsia="Microsoft YaHei"/>
+          <w:b/>
+          <w:i/>
+          <w:color w:val="444444"/>
+        </w:rPr>
+        <w:t>`✓ built in` 只是编译器说的话，不是产物的证据。</w:t>
+      </w:r>
+      <w:r>
+        <w:rPr>
+          <w:rFonts w:ascii="Microsoft YaHei" w:hAnsi="Microsoft YaHei" w:eastAsia="Microsoft YaHei"/>
+          <w:i/>
+          <w:color w:val="444444"/>
+        </w:rPr>
+        <w:t xml:space="preserve"> 构建后必须用「产物里的字符串 + build-info + E2E 诊断」三件套确认，尤其当 </w:t>
+      </w:r>
+      <w:r>
+        <w:rPr>
+          <w:rFonts w:ascii="Microsoft YaHei" w:hAnsi="Microsoft YaHei" w:eastAsia="Microsoft YaHei"/>
+          <w:i/>
+          <w:color w:val="444444"/>
+          <w:sz w:val="19"/>
+        </w:rPr>
+        <w:t>dist/</w:t>
+      </w:r>
+      <w:r>
+        <w:rPr>
+          <w:rFonts w:ascii="Microsoft YaHei" w:hAnsi="Microsoft YaHei" w:eastAsia="Microsoft YaHei"/>
+          <w:i/>
+          <w:color w:val="444444"/>
+        </w:rPr>
+        <w:t xml:space="preserve"> 正在被演示栈托管时。</w:t>
+      </w:r>
+    </w:p>
+    <w:p>
+      <w:pPr>
+        <w:pStyle w:val="Heading2"/>
+      </w:pPr>
+      <w:r>
+        <w:rPr>
+          <w:rFonts w:ascii="Microsoft YaHei" w:hAnsi="Microsoft YaHei" w:eastAsia="Microsoft YaHei"/>
+          <w:b/>
+          <w:color w:val="1F3B73"/>
+          <w:sz w:val="30"/>
+        </w:rPr>
+        <w:t>7. 已知限制与未做项</w:t>
       </w:r>
     </w:p>
     <w:p>
@@ -15604,65 +17332,78 @@
           <w:rFonts w:ascii="Microsoft YaHei" w:hAnsi="Microsoft YaHei" w:eastAsia="Microsoft YaHei"/>
           <w:b/>
         </w:rPr>
-        <w:t>`caller` 的注入条件</w:t>
-      </w:r>
-      <w:r>
-        <w:rPr>
-          <w:rFonts w:ascii="Microsoft YaHei" w:hAnsi="Microsoft YaHei" w:eastAsia="Microsoft YaHei"/>
-        </w:rPr>
-        <w:t>：</w:t>
-      </w:r>
-      <w:r>
-        <w:rPr>
-          <w:rFonts w:ascii="Microsoft YaHei" w:hAnsi="Microsoft YaHei" w:eastAsia="Microsoft YaHei"/>
-          <w:sz w:val="19"/>
-        </w:rPr>
-        <w:t>_with_caller()</w:t>
-      </w:r>
-      <w:r>
-        <w:rPr>
-          <w:rFonts w:ascii="Microsoft YaHei" w:hAnsi="Microsoft YaHei" w:eastAsia="Microsoft YaHei"/>
-        </w:rPr>
-        <w:t xml:space="preserve"> 只在</w:t>
+        <w:t>Planner 侧工具裁剪未做（L2）</w:t>
+      </w:r>
+      <w:r>
+        <w:rPr>
+          <w:rFonts w:ascii="Microsoft YaHei" w:hAnsi="Microsoft YaHei" w:eastAsia="Microsoft YaHei"/>
+        </w:rPr>
+        <w:t>：模型在提示词里</w:t>
       </w:r>
       <w:r>
         <w:rPr>
           <w:rFonts w:ascii="Microsoft YaHei" w:hAnsi="Microsoft YaHei" w:eastAsia="Microsoft YaHei"/>
           <w:b/>
         </w:rPr>
-        <w:t>有有效会话</w:t>
-      </w:r>
-      <w:r>
-        <w:rPr>
-          <w:rFonts w:ascii="Microsoft YaHei" w:hAnsi="Microsoft YaHei" w:eastAsia="Microsoft YaHei"/>
-        </w:rPr>
-        <w:t xml:space="preserve">时覆盖请求体；无会话时请求体里自带的 </w:t>
-      </w:r>
-      <w:r>
-        <w:rPr>
-          <w:rFonts w:ascii="Microsoft YaHei" w:hAnsi="Microsoft YaHei" w:eastAsia="Microsoft YaHei"/>
-          <w:sz w:val="19"/>
-        </w:rPr>
-        <w:t>caller</w:t>
-      </w:r>
-      <w:r>
-        <w:rPr>
-          <w:rFonts w:ascii="Microsoft YaHei" w:hAnsi="Microsoft YaHei" w:eastAsia="Microsoft YaHei"/>
-        </w:rPr>
-        <w:t xml:space="preserve"> 会原样进模型提示词。影响面仅限"模型如何自述身份"（</w:t>
-      </w:r>
-      <w:r>
-        <w:rPr>
-          <w:rFonts w:ascii="Microsoft YaHei" w:hAnsi="Microsoft YaHei" w:eastAsia="Microsoft YaHei"/>
-          <w:sz w:val="19"/>
-        </w:rPr>
-        <w:t>caller</w:t>
-      </w:r>
-      <w:r>
-        <w:rPr>
-          <w:rFonts w:ascii="Microsoft YaHei" w:hAnsi="Microsoft YaHei" w:eastAsia="Microsoft YaHei"/>
-        </w:rPr>
-        <w:t xml:space="preserve"> 不参与任何授权判定），但严格来说是一个可伪造字段，联网/多租户部署时应统一由网关或中间件清洗。</w:t>
+        <w:t>仍能看到全部工具名</w:t>
+      </w:r>
+      <w:r>
+        <w:rPr>
+          <w:rFonts w:ascii="Microsoft YaHei" w:hAnsi="Microsoft YaHei" w:eastAsia="Microsoft YaHei"/>
+        </w:rPr>
+        <w:t xml:space="preserve">，只是调用时被 </w:t>
+      </w:r>
+      <w:r>
+        <w:rPr>
+          <w:rFonts w:ascii="Microsoft YaHei" w:hAnsi="Microsoft YaHei" w:eastAsia="Microsoft YaHei"/>
+          <w:sz w:val="19"/>
+        </w:rPr>
+        <w:t>ToolRegistry</w:t>
+      </w:r>
+      <w:r>
+        <w:rPr>
+          <w:rFonts w:ascii="Microsoft YaHei" w:hAnsi="Microsoft YaHei" w:eastAsia="Microsoft YaHei"/>
+        </w:rPr>
+        <w:t xml:space="preserve"> 的工具闸拒绝（403 </w:t>
+      </w:r>
+      <w:r>
+        <w:rPr>
+          <w:rFonts w:ascii="Microsoft YaHei" w:hAnsi="Microsoft YaHei" w:eastAsia="Microsoft YaHei"/>
+          <w:sz w:val="19"/>
+        </w:rPr>
+        <w:t>TOOL_FORBIDDEN</w:t>
+      </w:r>
+      <w:r>
+        <w:rPr>
+          <w:rFonts w:ascii="Microsoft YaHei" w:hAnsi="Microsoft YaHei" w:eastAsia="Microsoft YaHei"/>
+        </w:rPr>
+        <w:t>）。也就是说"越权"是</w:t>
+      </w:r>
+      <w:r>
+        <w:rPr>
+          <w:rFonts w:ascii="Microsoft YaHei" w:hAnsi="Microsoft YaHei" w:eastAsia="Microsoft YaHei"/>
+          <w:b/>
+        </w:rPr>
+        <w:t>执行期拒绝</w:t>
+      </w:r>
+      <w:r>
+        <w:rPr>
+          <w:rFonts w:ascii="Microsoft YaHei" w:hAnsi="Microsoft YaHei" w:eastAsia="Microsoft YaHei"/>
+        </w:rPr>
+        <w:t>，不是"看不见"。</w:t>
+      </w:r>
+      <w:r>
+        <w:rPr>
+          <w:rFonts w:ascii="Microsoft YaHei" w:hAnsi="Microsoft YaHei" w:eastAsia="Microsoft YaHei"/>
+          <w:sz w:val="19"/>
+        </w:rPr>
+        <w:t>/tools</w:t>
+      </w:r>
+      <w:r>
+        <w:rPr>
+          <w:rFonts w:ascii="Microsoft YaHei" w:hAnsi="Microsoft YaHei" w:eastAsia="Microsoft YaHei"/>
+        </w:rPr>
+        <w:t xml:space="preserve"> 已按 principal 过滤，但 planner 的 tool catalog 尚未同步裁剪。</w:t>
       </w:r>
     </w:p>
     <w:p>
@@ -15676,7 +17417,7 @@
           <w:rFonts w:ascii="Microsoft YaHei" w:hAnsi="Microsoft YaHei" w:eastAsia="Microsoft YaHei"/>
           <w:b/>
         </w:rPr>
-        <w:t>Gate 级身份判定默认不拦</w:t>
+        <w:t>`@self` / `@dept` 数据范围过滤未做</w:t>
       </w:r>
       <w:r>
         <w:rPr>
@@ -15689,39 +17430,52 @@
           <w:rFonts w:ascii="Microsoft YaHei" w:hAnsi="Microsoft YaHei" w:eastAsia="Microsoft YaHei"/>
           <w:sz w:val="19"/>
         </w:rPr>
-        <w:t>YUNPAI_IDENTITY_ENFORCE</w:t>
-      </w:r>
-      <w:r>
-        <w:rPr>
-          <w:rFonts w:ascii="Microsoft YaHei" w:hAnsi="Microsoft YaHei" w:eastAsia="Microsoft YaHei"/>
-        </w:rPr>
-        <w:t xml:space="preserve"> 默认 </w:t>
-      </w:r>
-      <w:r>
-        <w:rPr>
-          <w:rFonts w:ascii="Microsoft YaHei" w:hAnsi="Microsoft YaHei" w:eastAsia="Microsoft YaHei"/>
-          <w:sz w:val="19"/>
-        </w:rPr>
-        <w:t>shadow</w:t>
-      </w:r>
-      <w:r>
-        <w:rPr>
-          <w:rFonts w:ascii="Microsoft YaHei" w:hAnsi="Microsoft YaHei" w:eastAsia="Microsoft YaHei"/>
-        </w:rPr>
-        <w:t xml:space="preserve">（只记审计不返回 403）；要强制需显式设 </w:t>
-      </w:r>
-      <w:r>
-        <w:rPr>
-          <w:rFonts w:ascii="Microsoft YaHei" w:hAnsi="Microsoft YaHei" w:eastAsia="Microsoft YaHei"/>
-          <w:sz w:val="19"/>
-        </w:rPr>
-        <w:t>on</w:t>
-      </w:r>
-      <w:r>
-        <w:rPr>
-          <w:rFonts w:ascii="Microsoft YaHei" w:hAnsi="Microsoft YaHei" w:eastAsia="Microsoft YaHei"/>
-        </w:rPr>
-        <w:t>。</w:t>
+        <w:t>permission_scopes</w:t>
+      </w:r>
+      <w:r>
+        <w:rPr>
+          <w:rFonts w:ascii="Microsoft YaHei" w:hAnsi="Microsoft YaHei" w:eastAsia="Microsoft YaHei"/>
+        </w:rPr>
+        <w:t xml:space="preserve"> 只被记录与用于"窄范围不满足租户级工具"这一条判定；</w:t>
+      </w:r>
+      <w:r>
+        <w:rPr>
+          <w:rFonts w:ascii="Microsoft YaHei" w:hAnsi="Microsoft YaHei" w:eastAsia="Microsoft YaHei"/>
+          <w:sz w:val="19"/>
+        </w:rPr>
+        <w:t>order.view@self</w:t>
+      </w:r>
+      <w:r>
+        <w:rPr>
+          <w:rFonts w:ascii="Microsoft YaHei" w:hAnsi="Microsoft YaHei" w:eastAsia="Microsoft YaHei"/>
+        </w:rPr>
+        <w:t xml:space="preserve"> 的工人</w:t>
+      </w:r>
+      <w:r>
+        <w:rPr>
+          <w:rFonts w:ascii="Microsoft YaHei" w:hAnsi="Microsoft YaHei" w:eastAsia="Microsoft YaHei"/>
+          <w:b/>
+        </w:rPr>
+        <w:t>不会</w:t>
+      </w:r>
+      <w:r>
+        <w:rPr>
+          <w:rFonts w:ascii="Microsoft YaHei" w:hAnsi="Microsoft YaHei" w:eastAsia="Microsoft YaHei"/>
+        </w:rPr>
+        <w:t>在服务端被过滤成只看自己的订单。</w:t>
+      </w:r>
+      <w:r>
+        <w:rPr>
+          <w:rFonts w:ascii="Microsoft YaHei" w:hAnsi="Microsoft YaHei" w:eastAsia="Microsoft YaHei"/>
+          <w:sz w:val="19"/>
+        </w:rPr>
+        <w:t>guided_setup.catalog_payload()</w:t>
+      </w:r>
+      <w:r>
+        <w:rPr>
+          <w:rFonts w:ascii="Microsoft YaHei" w:hAnsi="Microsoft YaHei" w:eastAsia="Microsoft YaHei"/>
+        </w:rPr>
+        <w:t xml:space="preserve"> 的 note 也写明「v1 执行层按 tenant 隔离，dept 过滤待组织树链路稳定后启用」。</w:t>
       </w:r>
     </w:p>
     <w:p>
@@ -15735,52 +17489,78 @@
           <w:rFonts w:ascii="Microsoft YaHei" w:hAnsi="Microsoft YaHei" w:eastAsia="Microsoft YaHei"/>
           <w:b/>
         </w:rPr>
-        <w:t>组织层级只派生到部门</w:t>
-      </w:r>
-      <w:r>
-        <w:rPr>
-          <w:rFonts w:ascii="Microsoft YaHei" w:hAnsi="Microsoft YaHei" w:eastAsia="Microsoft YaHei"/>
-        </w:rPr>
-        <w:t>：</w:t>
-      </w:r>
-      <w:r>
-        <w:rPr>
-          <w:rFonts w:ascii="Microsoft YaHei" w:hAnsi="Microsoft YaHei" w:eastAsia="Microsoft YaHei"/>
-          <w:sz w:val="19"/>
-        </w:rPr>
-        <w:t>derive_org_from_workers()</w:t>
-      </w:r>
-      <w:r>
-        <w:rPr>
-          <w:rFonts w:ascii="Microsoft YaHei" w:hAnsi="Microsoft YaHei" w:eastAsia="Microsoft YaHei"/>
-        </w:rPr>
-        <w:t xml:space="preserve"> 只派生 </w:t>
-      </w:r>
-      <w:r>
-        <w:rPr>
-          <w:rFonts w:ascii="Microsoft YaHei" w:hAnsi="Microsoft YaHei" w:eastAsia="Microsoft YaHei"/>
-          <w:sz w:val="19"/>
-        </w:rPr>
-        <w:t>company ← dept</w:t>
-      </w:r>
-      <w:r>
-        <w:rPr>
-          <w:rFonts w:ascii="Microsoft YaHei" w:hAnsi="Microsoft YaHei" w:eastAsia="Microsoft YaHei"/>
-        </w:rPr>
-        <w:t xml:space="preserve"> 两级，</w:t>
+        <w:t>匿名运行按 legacy 放行</w:t>
+      </w:r>
+      <w:r>
+        <w:rPr>
+          <w:rFonts w:ascii="Microsoft YaHei" w:hAnsi="Microsoft YaHei" w:eastAsia="Microsoft YaHei"/>
+        </w:rPr>
+        <w:t xml:space="preserve">：无会话/受信头时 </w:t>
+      </w:r>
+      <w:r>
+        <w:rPr>
+          <w:rFonts w:ascii="Microsoft YaHei" w:hAnsi="Microsoft YaHei" w:eastAsia="Microsoft YaHei"/>
+          <w:sz w:val="19"/>
+        </w:rPr>
+        <w:t>ToolRegistry._authorize_tool()</w:t>
+      </w:r>
+      <w:r>
+        <w:rPr>
+          <w:rFonts w:ascii="Microsoft YaHei" w:hAnsi="Microsoft YaHei" w:eastAsia="Microsoft YaHei"/>
+        </w:rPr>
+        <w:t xml:space="preserve"> 直接 return、</w:t>
+      </w:r>
+      <w:r>
+        <w:rPr>
+          <w:rFonts w:ascii="Microsoft YaHei" w:hAnsi="Microsoft YaHei" w:eastAsia="Microsoft YaHei"/>
+          <w:sz w:val="19"/>
+        </w:rPr>
+        <w:t>_run_access_scope()</w:t>
+      </w:r>
+      <w:r>
+        <w:rPr>
+          <w:rFonts w:ascii="Microsoft YaHei" w:hAnsi="Microsoft YaHei" w:eastAsia="Microsoft YaHei"/>
+        </w:rPr>
+        <w:t xml:space="preserve"> 返回 </w:t>
+      </w:r>
+      <w:r>
+        <w:rPr>
+          <w:rFonts w:ascii="Microsoft YaHei" w:hAnsi="Microsoft YaHei" w:eastAsia="Microsoft YaHei"/>
+          <w:sz w:val="19"/>
+        </w:rPr>
+        <w:t>None</w:t>
+      </w:r>
+      <w:r>
+        <w:rPr>
+          <w:rFonts w:ascii="Microsoft YaHei" w:hAnsi="Microsoft YaHei" w:eastAsia="Microsoft YaHei"/>
+        </w:rPr>
+        <w:t>（</w:t>
+      </w:r>
+      <w:r>
+        <w:rPr>
+          <w:rFonts w:ascii="Microsoft YaHei" w:hAnsi="Microsoft YaHei" w:eastAsia="Microsoft YaHei"/>
+          <w:sz w:val="19"/>
+        </w:rPr>
+        <w:t>/runs</w:t>
+      </w:r>
+      <w:r>
+        <w:rPr>
+          <w:rFonts w:ascii="Microsoft YaHei" w:hAnsi="Microsoft YaHei" w:eastAsia="Microsoft YaHei"/>
+        </w:rPr>
+        <w:t xml:space="preserve"> 列表可见全部）。内网本地联调方便，</w:t>
       </w:r>
       <w:r>
         <w:rPr>
           <w:rFonts w:ascii="Microsoft YaHei" w:hAnsi="Microsoft YaHei" w:eastAsia="Microsoft YaHei"/>
           <w:b/>
         </w:rPr>
-        <w:t>第三层 `team` 与产线 `line` 都不派生</w:t>
-      </w:r>
-      <w:r>
-        <w:rPr>
-          <w:rFonts w:ascii="Microsoft YaHei" w:hAnsi="Microsoft YaHei" w:eastAsia="Microsoft YaHei"/>
-        </w:rPr>
-        <w:t>（数据无此维度，等工位绑定数据）；班组目前靠对话建组织/组织架构页手工添加。</w:t>
+        <w:t>生产必须同时 `YUNPAI_REQUIRE_TRUSTED_PRINCIPAL=1`</w:t>
+      </w:r>
+      <w:r>
+        <w:rPr>
+          <w:rFonts w:ascii="Microsoft YaHei" w:hAnsi="Microsoft YaHei" w:eastAsia="Microsoft YaHei"/>
+        </w:rPr>
+        <w:t>（或由网关强制注入受信头），否则这个放行口仍然存在。</w:t>
       </w:r>
     </w:p>
     <w:p>
@@ -15792,15 +17572,9 @@
       <w:r>
         <w:rPr>
           <w:rFonts w:ascii="Microsoft YaHei" w:hAnsi="Microsoft YaHei" w:eastAsia="Microsoft YaHei"/>
-        </w:rPr>
-        <w:t xml:space="preserve">~~品保没有独立落地页~~ → </w:t>
-      </w:r>
-      <w:r>
-        <w:rPr>
-          <w:rFonts w:ascii="Microsoft YaHei" w:hAnsi="Microsoft YaHei" w:eastAsia="Microsoft YaHei"/>
           <w:b/>
         </w:rPr>
-        <w:t>已于 2026-09-10 补齐</w:t>
+        <w:t>`caller` 的注入条件</w:t>
       </w:r>
       <w:r>
         <w:rPr>
@@ -15813,52 +17587,52 @@
           <w:rFonts w:ascii="Microsoft YaHei" w:hAnsi="Microsoft YaHei" w:eastAsia="Microsoft YaHei"/>
           <w:sz w:val="19"/>
         </w:rPr>
-        <w:t>roleLandingConfigById['quality-assurance'].landingPath</w:t>
-      </w:r>
-      <w:r>
-        <w:rPr>
-          <w:rFonts w:ascii="Microsoft YaHei" w:hAnsi="Microsoft YaHei" w:eastAsia="Microsoft YaHei"/>
-        </w:rPr>
-        <w:t xml:space="preserve"> = </w:t>
-      </w:r>
-      <w:r>
-        <w:rPr>
-          <w:rFonts w:ascii="Microsoft YaHei" w:hAnsi="Microsoft YaHei" w:eastAsia="Microsoft YaHei"/>
-          <w:sz w:val="19"/>
-        </w:rPr>
-        <w:t>/quality</w:t>
-      </w:r>
-      <w:r>
-        <w:rPr>
-          <w:rFonts w:ascii="Microsoft YaHei" w:hAnsi="Microsoft YaHei" w:eastAsia="Microsoft YaHei"/>
-        </w:rPr>
-        <w:t>，该路由渲染</w:t>
+        <w:t>_with_caller()</w:t>
+      </w:r>
+      <w:r>
+        <w:rPr>
+          <w:rFonts w:ascii="Microsoft YaHei" w:hAnsi="Microsoft YaHei" w:eastAsia="Microsoft YaHei"/>
+        </w:rPr>
+        <w:t xml:space="preserve"> 只在</w:t>
       </w:r>
       <w:r>
         <w:rPr>
           <w:rFonts w:ascii="Microsoft YaHei" w:hAnsi="Microsoft YaHei" w:eastAsia="Microsoft YaHei"/>
           <w:b/>
         </w:rPr>
-        <w:t>与厂长相同的 `EnterpriseAssistantPage`</w:t>
-      </w:r>
-      <w:r>
-        <w:rPr>
-          <w:rFonts w:ascii="Microsoft YaHei" w:hAnsi="Microsoft YaHei" w:eastAsia="Microsoft YaHei"/>
-        </w:rPr>
-        <w:t>（按用户口径"页面暂定与厂长一样"），差别只在可见性——看不到 M1–M5 面板、没有查流程入口、不能分配账号（见 §4.5「落地页可见性边界」）。</w:t>
-      </w:r>
-      <w:r>
-        <w:rPr>
-          <w:rFonts w:ascii="Microsoft YaHei" w:hAnsi="Microsoft YaHei" w:eastAsia="Microsoft YaHei"/>
-          <w:b/>
-        </w:rPr>
-        <w:t>未做</w:t>
-      </w:r>
-      <w:r>
-        <w:rPr>
-          <w:rFonts w:ascii="Microsoft YaHei" w:hAnsi="Microsoft YaHei" w:eastAsia="Microsoft YaHei"/>
-        </w:rPr>
-        <w:t>：给品保单独的业务工作台页面（M7 来料待验/抽检工作台）——当前复用对话页，品保在对话里用自然语言处理 M7 相关事项。</w:t>
+        <w:t>有有效会话</w:t>
+      </w:r>
+      <w:r>
+        <w:rPr>
+          <w:rFonts w:ascii="Microsoft YaHei" w:hAnsi="Microsoft YaHei" w:eastAsia="Microsoft YaHei"/>
+        </w:rPr>
+        <w:t xml:space="preserve">时覆盖请求体；无会话时请求体里自带的 </w:t>
+      </w:r>
+      <w:r>
+        <w:rPr>
+          <w:rFonts w:ascii="Microsoft YaHei" w:hAnsi="Microsoft YaHei" w:eastAsia="Microsoft YaHei"/>
+          <w:sz w:val="19"/>
+        </w:rPr>
+        <w:t>caller</w:t>
+      </w:r>
+      <w:r>
+        <w:rPr>
+          <w:rFonts w:ascii="Microsoft YaHei" w:hAnsi="Microsoft YaHei" w:eastAsia="Microsoft YaHei"/>
+        </w:rPr>
+        <w:t xml:space="preserve"> 会原样进模型提示词。影响面仅限"模型如何自述身份"（</w:t>
+      </w:r>
+      <w:r>
+        <w:rPr>
+          <w:rFonts w:ascii="Microsoft YaHei" w:hAnsi="Microsoft YaHei" w:eastAsia="Microsoft YaHei"/>
+          <w:sz w:val="19"/>
+        </w:rPr>
+        <w:t>caller</w:t>
+      </w:r>
+      <w:r>
+        <w:rPr>
+          <w:rFonts w:ascii="Microsoft YaHei" w:hAnsi="Microsoft YaHei" w:eastAsia="Microsoft YaHei"/>
+        </w:rPr>
+        <w:t xml:space="preserve"> 不参与任何授权判定），但严格来说是一个可伪造字段，联网/多租户部署时应统一由网关或中间件清洗。</w:t>
       </w:r>
     </w:p>
     <w:p>
@@ -15872,7 +17646,7 @@
           <w:rFonts w:ascii="Microsoft YaHei" w:hAnsi="Microsoft YaHei" w:eastAsia="Microsoft YaHei"/>
           <w:b/>
         </w:rPr>
-        <w:t>单租户交付</w:t>
+        <w:t>Gate 级身份判定默认不拦</w:t>
       </w:r>
       <w:r>
         <w:rPr>
@@ -15885,39 +17659,39 @@
           <w:rFonts w:ascii="Microsoft YaHei" w:hAnsi="Microsoft YaHei" w:eastAsia="Microsoft YaHei"/>
           <w:sz w:val="19"/>
         </w:rPr>
-        <w:t>/api/auth/config</w:t>
-      </w:r>
-      <w:r>
-        <w:rPr>
-          <w:rFonts w:ascii="Microsoft YaHei" w:hAnsi="Microsoft YaHei" w:eastAsia="Microsoft YaHei"/>
-        </w:rPr>
-        <w:t xml:space="preserve"> 的 </w:t>
-      </w:r>
-      <w:r>
-        <w:rPr>
-          <w:rFonts w:ascii="Microsoft YaHei" w:hAnsi="Microsoft YaHei" w:eastAsia="Microsoft YaHei"/>
-          <w:sz w:val="19"/>
-        </w:rPr>
-        <w:t>tenants</w:t>
-      </w:r>
-      <w:r>
-        <w:rPr>
-          <w:rFonts w:ascii="Microsoft YaHei" w:hAnsi="Microsoft YaHei" w:eastAsia="Microsoft YaHei"/>
-        </w:rPr>
-        <w:t xml:space="preserve"> 目前只回当前一个租户（由 </w:t>
-      </w:r>
-      <w:r>
-        <w:rPr>
-          <w:rFonts w:ascii="Microsoft YaHei" w:hAnsi="Microsoft YaHei" w:eastAsia="Microsoft YaHei"/>
-          <w:sz w:val="19"/>
-        </w:rPr>
-        <w:t>YUNPAI_DEFAULT_TENANT</w:t>
-      </w:r>
-      <w:r>
-        <w:rPr>
-          <w:rFonts w:ascii="Microsoft YaHei" w:hAnsi="Microsoft YaHei" w:eastAsia="Microsoft YaHei"/>
-        </w:rPr>
-        <w:t xml:space="preserve"> 决定），没有租户选择/多租户管理界面。</w:t>
+        <w:t>YUNPAI_IDENTITY_ENFORCE</w:t>
+      </w:r>
+      <w:r>
+        <w:rPr>
+          <w:rFonts w:ascii="Microsoft YaHei" w:hAnsi="Microsoft YaHei" w:eastAsia="Microsoft YaHei"/>
+        </w:rPr>
+        <w:t xml:space="preserve"> 默认 </w:t>
+      </w:r>
+      <w:r>
+        <w:rPr>
+          <w:rFonts w:ascii="Microsoft YaHei" w:hAnsi="Microsoft YaHei" w:eastAsia="Microsoft YaHei"/>
+          <w:sz w:val="19"/>
+        </w:rPr>
+        <w:t>shadow</w:t>
+      </w:r>
+      <w:r>
+        <w:rPr>
+          <w:rFonts w:ascii="Microsoft YaHei" w:hAnsi="Microsoft YaHei" w:eastAsia="Microsoft YaHei"/>
+        </w:rPr>
+        <w:t xml:space="preserve">（只记审计不返回 403）；要强制需显式设 </w:t>
+      </w:r>
+      <w:r>
+        <w:rPr>
+          <w:rFonts w:ascii="Microsoft YaHei" w:hAnsi="Microsoft YaHei" w:eastAsia="Microsoft YaHei"/>
+          <w:sz w:val="19"/>
+        </w:rPr>
+        <w:t>on</w:t>
+      </w:r>
+      <w:r>
+        <w:rPr>
+          <w:rFonts w:ascii="Microsoft YaHei" w:hAnsi="Microsoft YaHei" w:eastAsia="Microsoft YaHei"/>
+        </w:rPr>
+        <w:t>。</w:t>
       </w:r>
     </w:p>
     <w:p>
@@ -15931,52 +17705,52 @@
           <w:rFonts w:ascii="Microsoft YaHei" w:hAnsi="Microsoft YaHei" w:eastAsia="Microsoft YaHei"/>
           <w:b/>
         </w:rPr>
-        <w:t>`agents._IDENTITY_ADMIN_TOOLS` 是"preflight 豁免名单"</w:t>
-      </w:r>
-      <w:r>
-        <w:rPr>
-          <w:rFonts w:ascii="Microsoft YaHei" w:hAnsi="Microsoft YaHei" w:eastAsia="Microsoft YaHei"/>
-        </w:rPr>
-        <w:t xml:space="preserve">，与 </w:t>
-      </w:r>
-      <w:r>
-        <w:rPr>
-          <w:rFonts w:ascii="Microsoft YaHei" w:hAnsi="Microsoft YaHei" w:eastAsia="Microsoft YaHei"/>
-          <w:sz w:val="19"/>
-        </w:rPr>
-        <w:t>tool_permissions.TOOL_PERMISSION_OVERRIDES</w:t>
-      </w:r>
-      <w:r>
-        <w:rPr>
-          <w:rFonts w:ascii="Microsoft YaHei" w:hAnsi="Microsoft YaHei" w:eastAsia="Microsoft YaHei"/>
-        </w:rPr>
-        <w:t xml:space="preserve"> 里的 </w:t>
-      </w:r>
-      <w:r>
-        <w:rPr>
-          <w:rFonts w:ascii="Microsoft YaHei" w:hAnsi="Microsoft YaHei" w:eastAsia="Microsoft YaHei"/>
-          <w:sz w:val="19"/>
-        </w:rPr>
-        <w:t>identity.admin</w:t>
-      </w:r>
-      <w:r>
-        <w:rPr>
-          <w:rFonts w:ascii="Microsoft YaHei" w:hAnsi="Microsoft YaHei" w:eastAsia="Microsoft YaHei"/>
-        </w:rPr>
-        <w:t xml:space="preserve"> 映射是</w:t>
+        <w:t>组织层级只派生到部门</w:t>
+      </w:r>
+      <w:r>
+        <w:rPr>
+          <w:rFonts w:ascii="Microsoft YaHei" w:hAnsi="Microsoft YaHei" w:eastAsia="Microsoft YaHei"/>
+        </w:rPr>
+        <w:t>：</w:t>
+      </w:r>
+      <w:r>
+        <w:rPr>
+          <w:rFonts w:ascii="Microsoft YaHei" w:hAnsi="Microsoft YaHei" w:eastAsia="Microsoft YaHei"/>
+          <w:sz w:val="19"/>
+        </w:rPr>
+        <w:t>derive_org_from_workers()</w:t>
+      </w:r>
+      <w:r>
+        <w:rPr>
+          <w:rFonts w:ascii="Microsoft YaHei" w:hAnsi="Microsoft YaHei" w:eastAsia="Microsoft YaHei"/>
+        </w:rPr>
+        <w:t xml:space="preserve"> 只派生 </w:t>
+      </w:r>
+      <w:r>
+        <w:rPr>
+          <w:rFonts w:ascii="Microsoft YaHei" w:hAnsi="Microsoft YaHei" w:eastAsia="Microsoft YaHei"/>
+          <w:sz w:val="19"/>
+        </w:rPr>
+        <w:t>company ← dept</w:t>
+      </w:r>
+      <w:r>
+        <w:rPr>
+          <w:rFonts w:ascii="Microsoft YaHei" w:hAnsi="Microsoft YaHei" w:eastAsia="Microsoft YaHei"/>
+        </w:rPr>
+        <w:t xml:space="preserve"> 两级，</w:t>
       </w:r>
       <w:r>
         <w:rPr>
           <w:rFonts w:ascii="Microsoft YaHei" w:hAnsi="Microsoft YaHei" w:eastAsia="Microsoft YaHei"/>
           <w:b/>
         </w:rPr>
-        <w:t>两处独立配置</w:t>
-      </w:r>
-      <w:r>
-        <w:rPr>
-          <w:rFonts w:ascii="Microsoft YaHei" w:hAnsi="Microsoft YaHei" w:eastAsia="Microsoft YaHei"/>
-        </w:rPr>
-        <w:t>；新增身份工具时两处都要动（前者漏改 = 工具会被 pre-execution 门拦下，后者漏改 = 启动期校验直接拒绝启动）。</w:t>
+        <w:t>第三层 `team` 与产线 `line` 都不派生</w:t>
+      </w:r>
+      <w:r>
+        <w:rPr>
+          <w:rFonts w:ascii="Microsoft YaHei" w:hAnsi="Microsoft YaHei" w:eastAsia="Microsoft YaHei"/>
+        </w:rPr>
+        <w:t>（数据无此维度，等工位绑定数据）；班组目前靠对话建组织/组织架构页手工添加。</w:t>
       </w:r>
     </w:p>
     <w:p>
@@ -15988,8 +17762,204 @@
       <w:r>
         <w:rPr>
           <w:rFonts w:ascii="Microsoft YaHei" w:hAnsi="Microsoft YaHei" w:eastAsia="Microsoft YaHei"/>
+        </w:rPr>
+        <w:t xml:space="preserve">~~品保没有独立落地页~~ → </w:t>
+      </w:r>
+      <w:r>
+        <w:rPr>
+          <w:rFonts w:ascii="Microsoft YaHei" w:hAnsi="Microsoft YaHei" w:eastAsia="Microsoft YaHei"/>
           <w:b/>
         </w:rPr>
+        <w:t>已于 2026-09-10 补齐</w:t>
+      </w:r>
+      <w:r>
+        <w:rPr>
+          <w:rFonts w:ascii="Microsoft YaHei" w:hAnsi="Microsoft YaHei" w:eastAsia="Microsoft YaHei"/>
+        </w:rPr>
+        <w:t>：</w:t>
+      </w:r>
+      <w:r>
+        <w:rPr>
+          <w:rFonts w:ascii="Microsoft YaHei" w:hAnsi="Microsoft YaHei" w:eastAsia="Microsoft YaHei"/>
+          <w:sz w:val="19"/>
+        </w:rPr>
+        <w:t>roleLandingConfigById['quality-assurance'].landingPath</w:t>
+      </w:r>
+      <w:r>
+        <w:rPr>
+          <w:rFonts w:ascii="Microsoft YaHei" w:hAnsi="Microsoft YaHei" w:eastAsia="Microsoft YaHei"/>
+        </w:rPr>
+        <w:t xml:space="preserve"> = </w:t>
+      </w:r>
+      <w:r>
+        <w:rPr>
+          <w:rFonts w:ascii="Microsoft YaHei" w:hAnsi="Microsoft YaHei" w:eastAsia="Microsoft YaHei"/>
+          <w:sz w:val="19"/>
+        </w:rPr>
+        <w:t>/quality</w:t>
+      </w:r>
+      <w:r>
+        <w:rPr>
+          <w:rFonts w:ascii="Microsoft YaHei" w:hAnsi="Microsoft YaHei" w:eastAsia="Microsoft YaHei"/>
+        </w:rPr>
+        <w:t>，该路由渲染</w:t>
+      </w:r>
+      <w:r>
+        <w:rPr>
+          <w:rFonts w:ascii="Microsoft YaHei" w:hAnsi="Microsoft YaHei" w:eastAsia="Microsoft YaHei"/>
+          <w:b/>
+        </w:rPr>
+        <w:t>与厂长相同的 `EnterpriseAssistantPage`</w:t>
+      </w:r>
+      <w:r>
+        <w:rPr>
+          <w:rFonts w:ascii="Microsoft YaHei" w:hAnsi="Microsoft YaHei" w:eastAsia="Microsoft YaHei"/>
+        </w:rPr>
+        <w:t>（按用户口径"页面暂定与厂长一样"），差别只在可见性——看不到 M1–M5 面板、没有查流程入口、不能分配账号（见 §4.5「落地页可见性边界」）。</w:t>
+      </w:r>
+      <w:r>
+        <w:rPr>
+          <w:rFonts w:ascii="Microsoft YaHei" w:hAnsi="Microsoft YaHei" w:eastAsia="Microsoft YaHei"/>
+          <w:b/>
+        </w:rPr>
+        <w:t>未做</w:t>
+      </w:r>
+      <w:r>
+        <w:rPr>
+          <w:rFonts w:ascii="Microsoft YaHei" w:hAnsi="Microsoft YaHei" w:eastAsia="Microsoft YaHei"/>
+        </w:rPr>
+        <w:t>：给品保单独的业务工作台页面（M7 来料待验/抽检工作台）——当前复用对话页，品保在对话里用自然语言处理 M7 相关事项。</w:t>
+      </w:r>
+    </w:p>
+    <w:p>
+      <w:pPr>
+        <w:pStyle w:val="ListNumber"/>
+        <w:spacing w:after="40"/>
+        <w:ind w:left="425"/>
+      </w:pPr>
+      <w:r>
+        <w:rPr>
+          <w:rFonts w:ascii="Microsoft YaHei" w:hAnsi="Microsoft YaHei" w:eastAsia="Microsoft YaHei"/>
+          <w:b/>
+        </w:rPr>
+        <w:t>单租户交付</w:t>
+      </w:r>
+      <w:r>
+        <w:rPr>
+          <w:rFonts w:ascii="Microsoft YaHei" w:hAnsi="Microsoft YaHei" w:eastAsia="Microsoft YaHei"/>
+        </w:rPr>
+        <w:t>：</w:t>
+      </w:r>
+      <w:r>
+        <w:rPr>
+          <w:rFonts w:ascii="Microsoft YaHei" w:hAnsi="Microsoft YaHei" w:eastAsia="Microsoft YaHei"/>
+          <w:sz w:val="19"/>
+        </w:rPr>
+        <w:t>/api/auth/config</w:t>
+      </w:r>
+      <w:r>
+        <w:rPr>
+          <w:rFonts w:ascii="Microsoft YaHei" w:hAnsi="Microsoft YaHei" w:eastAsia="Microsoft YaHei"/>
+        </w:rPr>
+        <w:t xml:space="preserve"> 的 </w:t>
+      </w:r>
+      <w:r>
+        <w:rPr>
+          <w:rFonts w:ascii="Microsoft YaHei" w:hAnsi="Microsoft YaHei" w:eastAsia="Microsoft YaHei"/>
+          <w:sz w:val="19"/>
+        </w:rPr>
+        <w:t>tenants</w:t>
+      </w:r>
+      <w:r>
+        <w:rPr>
+          <w:rFonts w:ascii="Microsoft YaHei" w:hAnsi="Microsoft YaHei" w:eastAsia="Microsoft YaHei"/>
+        </w:rPr>
+        <w:t xml:space="preserve"> 目前只回当前一个租户（由 </w:t>
+      </w:r>
+      <w:r>
+        <w:rPr>
+          <w:rFonts w:ascii="Microsoft YaHei" w:hAnsi="Microsoft YaHei" w:eastAsia="Microsoft YaHei"/>
+          <w:sz w:val="19"/>
+        </w:rPr>
+        <w:t>YUNPAI_DEFAULT_TENANT</w:t>
+      </w:r>
+      <w:r>
+        <w:rPr>
+          <w:rFonts w:ascii="Microsoft YaHei" w:hAnsi="Microsoft YaHei" w:eastAsia="Microsoft YaHei"/>
+        </w:rPr>
+        <w:t xml:space="preserve"> 决定），没有租户选择/多租户管理界面。</w:t>
+      </w:r>
+    </w:p>
+    <w:p>
+      <w:pPr>
+        <w:pStyle w:val="ListNumber"/>
+        <w:spacing w:after="40"/>
+        <w:ind w:left="425"/>
+      </w:pPr>
+      <w:r>
+        <w:rPr>
+          <w:rFonts w:ascii="Microsoft YaHei" w:hAnsi="Microsoft YaHei" w:eastAsia="Microsoft YaHei"/>
+          <w:b/>
+        </w:rPr>
+        <w:t>`agents._IDENTITY_ADMIN_TOOLS` 是"preflight 豁免名单"</w:t>
+      </w:r>
+      <w:r>
+        <w:rPr>
+          <w:rFonts w:ascii="Microsoft YaHei" w:hAnsi="Microsoft YaHei" w:eastAsia="Microsoft YaHei"/>
+        </w:rPr>
+        <w:t xml:space="preserve">，与 </w:t>
+      </w:r>
+      <w:r>
+        <w:rPr>
+          <w:rFonts w:ascii="Microsoft YaHei" w:hAnsi="Microsoft YaHei" w:eastAsia="Microsoft YaHei"/>
+          <w:sz w:val="19"/>
+        </w:rPr>
+        <w:t>tool_permissions.TOOL_PERMISSION_OVERRIDES</w:t>
+      </w:r>
+      <w:r>
+        <w:rPr>
+          <w:rFonts w:ascii="Microsoft YaHei" w:hAnsi="Microsoft YaHei" w:eastAsia="Microsoft YaHei"/>
+        </w:rPr>
+        <w:t xml:space="preserve"> 里的 </w:t>
+      </w:r>
+      <w:r>
+        <w:rPr>
+          <w:rFonts w:ascii="Microsoft YaHei" w:hAnsi="Microsoft YaHei" w:eastAsia="Microsoft YaHei"/>
+          <w:sz w:val="19"/>
+        </w:rPr>
+        <w:t>identity.admin</w:t>
+      </w:r>
+      <w:r>
+        <w:rPr>
+          <w:rFonts w:ascii="Microsoft YaHei" w:hAnsi="Microsoft YaHei" w:eastAsia="Microsoft YaHei"/>
+        </w:rPr>
+        <w:t xml:space="preserve"> 映射是</w:t>
+      </w:r>
+      <w:r>
+        <w:rPr>
+          <w:rFonts w:ascii="Microsoft YaHei" w:hAnsi="Microsoft YaHei" w:eastAsia="Microsoft YaHei"/>
+          <w:b/>
+        </w:rPr>
+        <w:t>两处独立配置</w:t>
+      </w:r>
+      <w:r>
+        <w:rPr>
+          <w:rFonts w:ascii="Microsoft YaHei" w:hAnsi="Microsoft YaHei" w:eastAsia="Microsoft YaHei"/>
+        </w:rPr>
+        <w:t>；新增身份工具时两处都要动（前者漏改 = 工具会被 pre-execution 门拦下，后者漏改 = 启动期校验直接拒绝启动）。</w:t>
+      </w:r>
+    </w:p>
+    <w:p>
+      <w:pPr>
+        <w:pStyle w:val="ListNumber"/>
+        <w:spacing w:after="40"/>
+        <w:ind w:left="425"/>
+      </w:pPr>
+      <w:r>
+        <w:rPr>
+          <w:rFonts w:ascii="Microsoft YaHei" w:hAnsi="Microsoft YaHei" w:eastAsia="Microsoft YaHei"/>
+          <w:b/>
+        </w:rPr>
         <w:t>`role_mode`/`people` 等参数依赖模型抽取</w:t>
       </w:r>
       <w:r>
@@ -16010,6 +17980,437 @@
           <w:rFonts w:ascii="Microsoft YaHei" w:hAnsi="Microsoft YaHei" w:eastAsia="Microsoft YaHei"/>
         </w:rPr>
         <w:t>），覆盖能力弱于正常 LLM 路径。</w:t>
+      </w:r>
+    </w:p>
+    <w:p>
+      <w:pPr>
+        <w:pStyle w:val="ListNumber"/>
+        <w:spacing w:after="40"/>
+        <w:ind w:left="425"/>
+      </w:pPr>
+      <w:r>
+        <w:rPr>
+          <w:rFonts w:ascii="Microsoft YaHei" w:hAnsi="Microsoft YaHei" w:eastAsia="Microsoft YaHei"/>
+          <w:b/>
+        </w:rPr>
+        <w:t>死代码遗留（未清理，待拍板）</w:t>
+      </w:r>
+      <w:r>
+        <w:rPr>
+          <w:rFonts w:ascii="Microsoft YaHei" w:hAnsi="Microsoft YaHei" w:eastAsia="Microsoft YaHei"/>
+        </w:rPr>
+        <w:t>——都是"废稿清理"之后的遗留物，不影响运行，但会误导后来人：</w:t>
+      </w:r>
+    </w:p>
+    <w:p>
+      <w:pPr>
+        <w:pStyle w:val="ListBullet"/>
+        <w:spacing w:after="40"/>
+        <w:ind w:left="992"/>
+      </w:pPr>
+      <w:r>
+        <w:rPr>
+          <w:rFonts w:ascii="Microsoft YaHei" w:hAnsi="Microsoft YaHei" w:eastAsia="Microsoft YaHei"/>
+          <w:sz w:val="19"/>
+        </w:rPr>
+        <w:t>frontend-yunpaizhisuan/src/features/workbench/{QuickNavGrid.tsx,quickNavConfig.ts}</w:t>
+      </w:r>
+      <w:r>
+        <w:rPr>
+          <w:rFonts w:ascii="Microsoft YaHei" w:hAnsi="Microsoft YaHei" w:eastAsia="Microsoft YaHei"/>
+        </w:rPr>
+        <w:t>：整块</w:t>
+      </w:r>
+      <w:r>
+        <w:rPr>
+          <w:rFonts w:ascii="Microsoft YaHei" w:hAnsi="Microsoft YaHei" w:eastAsia="Microsoft YaHei"/>
+          <w:b/>
+        </w:rPr>
+        <w:t>无任何渲染方</w:t>
+      </w:r>
+      <w:r>
+        <w:rPr>
+          <w:rFonts w:ascii="Microsoft YaHei" w:hAnsi="Microsoft YaHei" w:eastAsia="Microsoft YaHei"/>
+        </w:rPr>
+        <w:t xml:space="preserve">（全仓搜 </w:t>
+      </w:r>
+      <w:r>
+        <w:rPr>
+          <w:rFonts w:ascii="Microsoft YaHei" w:hAnsi="Microsoft YaHei" w:eastAsia="Microsoft YaHei"/>
+          <w:sz w:val="19"/>
+        </w:rPr>
+        <w:t>QuickNavGrid</w:t>
+      </w:r>
+      <w:r>
+        <w:rPr>
+          <w:rFonts w:ascii="Microsoft YaHei" w:hAnsi="Microsoft YaHei" w:eastAsia="Microsoft YaHei"/>
+        </w:rPr>
+        <w:t xml:space="preserve"> 只有它自己的定义命中），且其内部配置的路径 </w:t>
+      </w:r>
+      <w:r>
+        <w:rPr>
+          <w:rFonts w:ascii="Microsoft YaHei" w:hAnsi="Microsoft YaHei" w:eastAsia="Microsoft YaHei"/>
+          <w:sz w:val="19"/>
+        </w:rPr>
+        <w:t>/dashboard</w:t>
+      </w:r>
+      <w:r>
+        <w:rPr>
+          <w:rFonts w:ascii="Microsoft YaHei" w:hAnsi="Microsoft YaHei" w:eastAsia="Microsoft YaHei"/>
+        </w:rPr>
+        <w:t>、</w:t>
+      </w:r>
+      <w:r>
+        <w:rPr>
+          <w:rFonts w:ascii="Microsoft YaHei" w:hAnsi="Microsoft YaHei" w:eastAsia="Microsoft YaHei"/>
+          <w:sz w:val="19"/>
+        </w:rPr>
+        <w:t>/modules/schedule</w:t>
+      </w:r>
+      <w:r>
+        <w:rPr>
+          <w:rFonts w:ascii="Microsoft YaHei" w:hAnsi="Microsoft YaHei" w:eastAsia="Microsoft YaHei"/>
+        </w:rPr>
+        <w:t>、</w:t>
+      </w:r>
+      <w:r>
+        <w:rPr>
+          <w:rFonts w:ascii="Microsoft YaHei" w:hAnsi="Microsoft YaHei" w:eastAsia="Microsoft YaHei"/>
+          <w:sz w:val="19"/>
+        </w:rPr>
+        <w:t>/modules/m5-flow</w:t>
+      </w:r>
+      <w:r>
+        <w:rPr>
+          <w:rFonts w:ascii="Microsoft YaHei" w:hAnsi="Microsoft YaHei" w:eastAsia="Microsoft YaHei"/>
+        </w:rPr>
+        <w:t>、</w:t>
+      </w:r>
+      <w:r>
+        <w:rPr>
+          <w:rFonts w:ascii="Microsoft YaHei" w:hAnsi="Microsoft YaHei" w:eastAsia="Microsoft YaHei"/>
+          <w:sz w:val="19"/>
+        </w:rPr>
+        <w:t>/modules/purchase-warnings</w:t>
+      </w:r>
+      <w:r>
+        <w:rPr>
+          <w:rFonts w:ascii="Microsoft YaHei" w:hAnsi="Microsoft YaHei" w:eastAsia="Microsoft YaHei"/>
+        </w:rPr>
+        <w:t>、</w:t>
+      </w:r>
+      <w:r>
+        <w:rPr>
+          <w:rFonts w:ascii="Microsoft YaHei" w:hAnsi="Microsoft YaHei" w:eastAsia="Microsoft YaHei"/>
+          <w:sz w:val="19"/>
+        </w:rPr>
+        <w:t>/modules/trace-workbench</w:t>
+      </w:r>
+      <w:r>
+        <w:rPr>
+          <w:rFonts w:ascii="Microsoft YaHei" w:hAnsi="Microsoft YaHei" w:eastAsia="Microsoft YaHei"/>
+        </w:rPr>
+        <w:t>、</w:t>
+      </w:r>
+      <w:r>
+        <w:rPr>
+          <w:rFonts w:ascii="Microsoft YaHei" w:hAnsi="Microsoft YaHei" w:eastAsia="Microsoft YaHei"/>
+          <w:sz w:val="19"/>
+        </w:rPr>
+        <w:t>/audit</w:t>
+      </w:r>
+      <w:r>
+        <w:rPr>
+          <w:rFonts w:ascii="Microsoft YaHei" w:hAnsi="Microsoft YaHei" w:eastAsia="Microsoft YaHei"/>
+        </w:rPr>
+        <w:t>、</w:t>
+      </w:r>
+      <w:r>
+        <w:rPr>
+          <w:rFonts w:ascii="Microsoft YaHei" w:hAnsi="Microsoft YaHei" w:eastAsia="Microsoft YaHei"/>
+          <w:sz w:val="19"/>
+        </w:rPr>
+        <w:t>/home</w:t>
+      </w:r>
+      <w:r>
+        <w:rPr>
+          <w:rFonts w:ascii="Microsoft YaHei" w:hAnsi="Microsoft YaHei" w:eastAsia="Microsoft YaHei"/>
+        </w:rPr>
+        <w:t xml:space="preserve"> </w:t>
+      </w:r>
+      <w:r>
+        <w:rPr>
+          <w:rFonts w:ascii="Microsoft YaHei" w:hAnsi="Microsoft YaHei" w:eastAsia="Microsoft YaHei"/>
+          <w:b/>
+        </w:rPr>
+        <w:t>全部已被删除</w:t>
+      </w:r>
+      <w:r>
+        <w:rPr>
+          <w:rFonts w:ascii="Microsoft YaHei" w:hAnsi="Microsoft YaHei" w:eastAsia="Microsoft YaHei"/>
+        </w:rPr>
+        <w:t xml:space="preserve">（工人项还指向已删的 </w:t>
+      </w:r>
+      <w:r>
+        <w:rPr>
+          <w:rFonts w:ascii="Microsoft YaHei" w:hAnsi="Microsoft YaHei" w:eastAsia="Microsoft YaHei"/>
+          <w:sz w:val="19"/>
+        </w:rPr>
+        <w:t>/home</w:t>
+      </w:r>
+      <w:r>
+        <w:rPr>
+          <w:rFonts w:ascii="Microsoft YaHei" w:hAnsi="Microsoft YaHei" w:eastAsia="Microsoft YaHei"/>
+        </w:rPr>
+        <w:t>）。本轮只把品保项的文案改准（</w:t>
+      </w:r>
+      <w:r>
+        <w:rPr>
+          <w:rFonts w:ascii="Microsoft YaHei" w:hAnsi="Microsoft YaHei" w:eastAsia="Microsoft YaHei"/>
+          <w:sz w:val="19"/>
+        </w:rPr>
+        <w:t>3bb4bc8</w:t>
+      </w:r>
+      <w:r>
+        <w:rPr>
+          <w:rFonts w:ascii="Microsoft YaHei" w:hAnsi="Microsoft YaHei" w:eastAsia="Microsoft YaHei"/>
+        </w:rPr>
+        <w:t>），</w:t>
+      </w:r>
+      <w:r>
+        <w:rPr>
+          <w:rFonts w:ascii="Microsoft YaHei" w:hAnsi="Microsoft YaHei" w:eastAsia="Microsoft YaHei"/>
+          <w:b/>
+        </w:rPr>
+        <w:t>没有删除这个模块</w:t>
+      </w:r>
+      <w:r>
+        <w:rPr>
+          <w:rFonts w:ascii="Microsoft YaHei" w:hAnsi="Microsoft YaHei" w:eastAsia="Microsoft YaHei"/>
+        </w:rPr>
+        <w:t>。</w:t>
+      </w:r>
+    </w:p>
+    <w:p>
+      <w:pPr>
+        <w:pStyle w:val="ListBullet"/>
+        <w:spacing w:after="40"/>
+        <w:ind w:left="992"/>
+      </w:pPr>
+      <w:r>
+        <w:rPr>
+          <w:rFonts w:ascii="Microsoft YaHei" w:hAnsi="Microsoft YaHei" w:eastAsia="Microsoft YaHei"/>
+          <w:sz w:val="19"/>
+        </w:rPr>
+        <w:t>frontend-yunpaizhisuan/src/styles/global.css</w:t>
+      </w:r>
+      <w:r>
+        <w:rPr>
+          <w:rFonts w:ascii="Microsoft YaHei" w:hAnsi="Microsoft YaHei" w:eastAsia="Microsoft YaHei"/>
+        </w:rPr>
+        <w:t xml:space="preserve"> 的 </w:t>
+      </w:r>
+      <w:r>
+        <w:rPr>
+          <w:rFonts w:ascii="Microsoft YaHei" w:hAnsi="Microsoft YaHei" w:eastAsia="Microsoft YaHei"/>
+          <w:sz w:val="19"/>
+        </w:rPr>
+        <w:t>.quality-supervision-page</w:t>
+      </w:r>
+      <w:r>
+        <w:rPr>
+          <w:rFonts w:ascii="Microsoft YaHei" w:hAnsi="Microsoft YaHei" w:eastAsia="Microsoft YaHei"/>
+        </w:rPr>
+        <w:t xml:space="preserve">（L1421、L1433）与 </w:t>
+      </w:r>
+      <w:r>
+        <w:rPr>
+          <w:rFonts w:ascii="Microsoft YaHei" w:hAnsi="Microsoft YaHei" w:eastAsia="Microsoft YaHei"/>
+          <w:sz w:val="19"/>
+        </w:rPr>
+        <w:t>.quality-supervision-heading</w:t>
+      </w:r>
+      <w:r>
+        <w:rPr>
+          <w:rFonts w:ascii="Microsoft YaHei" w:hAnsi="Microsoft YaHei" w:eastAsia="Microsoft YaHei"/>
+        </w:rPr>
+        <w:t>（L1425、L1429）</w:t>
+      </w:r>
+      <w:r>
+        <w:rPr>
+          <w:rFonts w:ascii="Microsoft YaHei" w:hAnsi="Microsoft YaHei" w:eastAsia="Microsoft YaHei"/>
+          <w:b/>
+        </w:rPr>
+        <w:t>已无消费方</w:t>
+      </w:r>
+      <w:r>
+        <w:rPr>
+          <w:rFonts w:ascii="Microsoft YaHei" w:hAnsi="Microsoft YaHei" w:eastAsia="Microsoft YaHei"/>
+        </w:rPr>
+        <w:t xml:space="preserve">——唯一使用者 </w:t>
+      </w:r>
+      <w:r>
+        <w:rPr>
+          <w:rFonts w:ascii="Microsoft YaHei" w:hAnsi="Microsoft YaHei" w:eastAsia="Microsoft YaHei"/>
+          <w:sz w:val="19"/>
+        </w:rPr>
+        <w:t>pages/QualitySupervisionPage.tsx</w:t>
+      </w:r>
+      <w:r>
+        <w:rPr>
+          <w:rFonts w:ascii="Microsoft YaHei" w:hAnsi="Microsoft YaHei" w:eastAsia="Microsoft YaHei"/>
+        </w:rPr>
+        <w:t xml:space="preserve"> 已在废稿清理中删除。</w:t>
+      </w:r>
+    </w:p>
+    <w:p>
+      <w:pPr>
+        <w:pStyle w:val="ListBullet"/>
+        <w:spacing w:after="40"/>
+        <w:ind w:left="992"/>
+      </w:pPr>
+      <w:r>
+        <w:rPr>
+          <w:rFonts w:ascii="Microsoft YaHei" w:hAnsi="Microsoft YaHei" w:eastAsia="Microsoft YaHei"/>
+        </w:rPr>
+        <w:t>另注：</w:t>
+      </w:r>
+      <w:r>
+        <w:rPr>
+          <w:rFonts w:ascii="Microsoft YaHei" w:hAnsi="Microsoft YaHei" w:eastAsia="Microsoft YaHei"/>
+          <w:sz w:val="19"/>
+        </w:rPr>
+        <w:t>AssistantRoleLayout.tsx</w:t>
+      </w:r>
+      <w:r>
+        <w:rPr>
+          <w:rFonts w:ascii="Microsoft YaHei" w:hAnsi="Microsoft YaHei" w:eastAsia="Microsoft YaHei"/>
+        </w:rPr>
+        <w:t xml:space="preserve"> 里引用了一个类名 </w:t>
+      </w:r>
+      <w:r>
+        <w:rPr>
+          <w:rFonts w:ascii="Microsoft YaHei" w:hAnsi="Microsoft YaHei" w:eastAsia="Microsoft YaHei"/>
+          <w:sz w:val="19"/>
+        </w:rPr>
+        <w:t>quality-supervision-shell</w:t>
+      </w:r>
+      <w:r>
+        <w:rPr>
+          <w:rFonts w:ascii="Microsoft YaHei" w:hAnsi="Microsoft YaHei" w:eastAsia="Microsoft YaHei"/>
+        </w:rPr>
+        <w:t xml:space="preserve">，但 </w:t>
+      </w:r>
+      <w:r>
+        <w:rPr>
+          <w:rFonts w:ascii="Microsoft YaHei" w:hAnsi="Microsoft YaHei" w:eastAsia="Microsoft YaHei"/>
+          <w:b/>
+        </w:rPr>
+        <w:t>`global.css` 中根本没有这条规则</w:t>
+      </w:r>
+      <w:r>
+        <w:rPr>
+          <w:rFonts w:ascii="Microsoft YaHei" w:hAnsi="Microsoft YaHei" w:eastAsia="Microsoft YaHei"/>
+        </w:rPr>
+        <w:t>（空类名，纯历史残留）。</w:t>
+      </w:r>
+    </w:p>
+    <w:p>
+      <w:pPr>
+        <w:pStyle w:val="ListBullet"/>
+        <w:spacing w:after="40"/>
+        <w:ind w:left="992"/>
+      </w:pPr>
+      <w:r>
+        <w:rPr>
+          <w:rFonts w:ascii="Microsoft YaHei" w:hAnsi="Microsoft YaHei" w:eastAsia="Microsoft YaHei"/>
+          <w:sz w:val="19"/>
+        </w:rPr>
+        <w:t>frontend-yunpaizhisuan/src/layouts/AssistantRoleLayout.tsx</w:t>
+      </w:r>
+      <w:r>
+        <w:rPr>
+          <w:rFonts w:ascii="Microsoft YaHei" w:hAnsi="Microsoft YaHei" w:eastAsia="Microsoft YaHei"/>
+        </w:rPr>
+        <w:t xml:space="preserve"> 的 </w:t>
+      </w:r>
+      <w:r>
+        <w:rPr>
+          <w:rFonts w:ascii="Microsoft YaHei" w:hAnsi="Microsoft YaHei" w:eastAsia="Microsoft YaHei"/>
+          <w:sz w:val="19"/>
+        </w:rPr>
+        <w:t>qualityMode</w:t>
+      </w:r>
+      <w:r>
+        <w:rPr>
+          <w:rFonts w:ascii="Microsoft YaHei" w:hAnsi="Microsoft YaHei" w:eastAsia="Microsoft YaHei"/>
+        </w:rPr>
+        <w:t xml:space="preserve"> 分支：</w:t>
+      </w:r>
+      <w:r>
+        <w:rPr>
+          <w:rFonts w:ascii="Microsoft YaHei" w:hAnsi="Microsoft YaHei" w:eastAsia="Microsoft YaHei"/>
+          <w:b/>
+        </w:rPr>
+        <w:t>已成死分支</w:t>
+      </w:r>
+      <w:r>
+        <w:rPr>
+          <w:rFonts w:ascii="Microsoft YaHei" w:hAnsi="Microsoft YaHei" w:eastAsia="Microsoft YaHei"/>
+        </w:rPr>
+        <w:t>——</w:t>
+      </w:r>
+      <w:r>
+        <w:rPr>
+          <w:rFonts w:ascii="Microsoft YaHei" w:hAnsi="Microsoft YaHei" w:eastAsia="Microsoft YaHei"/>
+          <w:sz w:val="19"/>
+        </w:rPr>
+        <w:t>/quality</w:t>
+      </w:r>
+      <w:r>
+        <w:rPr>
+          <w:rFonts w:ascii="Microsoft YaHei" w:hAnsi="Microsoft YaHei" w:eastAsia="Microsoft YaHei"/>
+        </w:rPr>
+        <w:t xml:space="preserve"> 现在走顶层路由直接渲染 </w:t>
+      </w:r>
+      <w:r>
+        <w:rPr>
+          <w:rFonts w:ascii="Microsoft YaHei" w:hAnsi="Microsoft YaHei" w:eastAsia="Microsoft YaHei"/>
+          <w:sz w:val="19"/>
+        </w:rPr>
+        <w:t>EnterpriseAssistantPage</w:t>
+      </w:r>
+      <w:r>
+        <w:rPr>
+          <w:rFonts w:ascii="Microsoft YaHei" w:hAnsi="Microsoft YaHei" w:eastAsia="Microsoft YaHei"/>
+        </w:rPr>
+        <w:t xml:space="preserve">，不经该 layout（该 layout 只包 </w:t>
+      </w:r>
+      <w:r>
+        <w:rPr>
+          <w:rFonts w:ascii="Microsoft YaHei" w:hAnsi="Microsoft YaHei" w:eastAsia="Microsoft YaHei"/>
+          <w:sz w:val="19"/>
+        </w:rPr>
+        <w:t>/worker</w:t>
+      </w:r>
+      <w:r>
+        <w:rPr>
+          <w:rFonts w:ascii="Microsoft YaHei" w:hAnsi="Microsoft YaHei" w:eastAsia="Microsoft YaHei"/>
+        </w:rPr>
+        <w:t xml:space="preserve"> 与 </w:t>
+      </w:r>
+      <w:r>
+        <w:rPr>
+          <w:rFonts w:ascii="Microsoft YaHei" w:hAnsi="Microsoft YaHei" w:eastAsia="Microsoft YaHei"/>
+          <w:sz w:val="19"/>
+        </w:rPr>
+        <w:t>/leader</w:t>
+      </w:r>
+      <w:r>
+        <w:rPr>
+          <w:rFonts w:ascii="Microsoft YaHei" w:hAnsi="Microsoft YaHei" w:eastAsia="Microsoft YaHei"/>
+        </w:rPr>
+        <w:t>），所以品保永远不会渲染到它。分支内文案已在本轮同步为「品保工作台 / M7 来料待验、抽样与放行」（不再是 M1–M5 口径），以免将来复活时又带回错误说法。</w:t>
       </w:r>
     </w:p>
     <w:p>
@@ -16566,7 +18967,7 @@
           <w:rFonts w:ascii="Microsoft YaHei" w:hAnsi="Microsoft YaHei" w:eastAsia="Microsoft YaHei"/>
           <w:b/>
         </w:rPr>
-        <w:t>2026-09-10 追加（品保独立落地页 `/quality`）</w:t>
+        <w:t>2026-09-10 追加（品保独立落地页 `/quality`，提交 `cc91b71` + `3bb4bc8`）</w:t>
       </w:r>
       <w:r>
         <w:rPr>
@@ -17009,6 +19410,182 @@
           <w:color w:val="444444"/>
         </w:rPr>
         <w:t>（废稿清理后遗留），所以这个死链此前没有实际暴露过。</w:t>
+      </w:r>
+    </w:p>
+    <w:p>
+      <w:pPr>
+        <w:spacing w:after="80"/>
+      </w:pPr>
+      <w:r>
+        <w:rPr>
+          <w:rFonts w:ascii="Microsoft YaHei" w:hAnsi="Microsoft YaHei" w:eastAsia="Microsoft YaHei"/>
+          <w:b/>
+        </w:rPr>
+        <w:t>验证脚本与证据（仓库内）</w:t>
+      </w:r>
+    </w:p>
+    <w:p>
+      <w:pPr>
+        <w:pStyle w:val="ListBullet"/>
+        <w:spacing w:after="40"/>
+        <w:ind w:left="425"/>
+      </w:pPr>
+      <w:r>
+        <w:rPr>
+          <w:rFonts w:ascii="Microsoft YaHei" w:hAnsi="Microsoft YaHei" w:eastAsia="Microsoft YaHei"/>
+          <w:sz w:val="19"/>
+        </w:rPr>
+        <w:t>verify/*.mjs</w:t>
+      </w:r>
+      <w:r>
+        <w:rPr>
+          <w:rFonts w:ascii="Microsoft YaHei" w:hAnsi="Microsoft YaHei" w:eastAsia="Microsoft YaHei"/>
+        </w:rPr>
+        <w:t xml:space="preserve"> / </w:t>
+      </w:r>
+      <w:r>
+        <w:rPr>
+          <w:rFonts w:ascii="Microsoft YaHei" w:hAnsi="Microsoft YaHei" w:eastAsia="Microsoft YaHei"/>
+          <w:sz w:val="19"/>
+        </w:rPr>
+        <w:t>verify/*.py</w:t>
+      </w:r>
+      <w:r>
+        <w:rPr>
+          <w:rFonts w:ascii="Microsoft YaHei" w:hAnsi="Microsoft YaHei" w:eastAsia="Microsoft YaHei"/>
+        </w:rPr>
+        <w:t xml:space="preserve"> / </w:t>
+      </w:r>
+      <w:r>
+        <w:rPr>
+          <w:rFonts w:ascii="Microsoft YaHei" w:hAnsi="Microsoft YaHei" w:eastAsia="Microsoft YaHei"/>
+          <w:sz w:val="19"/>
+        </w:rPr>
+        <w:t>verify/*.ps1</w:t>
+      </w:r>
+      <w:r>
+        <w:rPr>
+          <w:rFonts w:ascii="Microsoft YaHei" w:hAnsi="Microsoft YaHei" w:eastAsia="Microsoft YaHei"/>
+        </w:rPr>
+        <w:t xml:space="preserve"> / </w:t>
+      </w:r>
+      <w:r>
+        <w:rPr>
+          <w:rFonts w:ascii="Microsoft YaHei" w:hAnsi="Microsoft YaHei" w:eastAsia="Microsoft YaHei"/>
+          <w:sz w:val="19"/>
+        </w:rPr>
+        <w:t>verify/ui/*</w:t>
+      </w:r>
+      <w:r>
+        <w:rPr>
+          <w:rFonts w:ascii="Microsoft YaHei" w:hAnsi="Microsoft YaHei" w:eastAsia="Microsoft YaHei"/>
+        </w:rPr>
+        <w:t>：可复现验证脚本包，清单见 §6.4。</w:t>
+      </w:r>
+    </w:p>
+    <w:p>
+      <w:pPr>
+        <w:pStyle w:val="ListBullet"/>
+        <w:spacing w:after="40"/>
+        <w:ind w:left="425"/>
+      </w:pPr>
+      <w:r>
+        <w:rPr>
+          <w:rFonts w:ascii="Microsoft YaHei" w:hAnsi="Microsoft YaHei" w:eastAsia="Microsoft YaHei"/>
+          <w:sz w:val="19"/>
+        </w:rPr>
+        <w:t>verify/evidence/role-landing/</w:t>
+      </w:r>
+      <w:r>
+        <w:rPr>
+          <w:rFonts w:ascii="Microsoft YaHei" w:hAnsi="Microsoft YaHei" w:eastAsia="Microsoft YaHei"/>
+        </w:rPr>
+        <w:t>：</w:t>
+      </w:r>
+      <w:r>
+        <w:rPr>
+          <w:rFonts w:ascii="Microsoft YaHei" w:hAnsi="Microsoft YaHei" w:eastAsia="Microsoft YaHei"/>
+          <w:sz w:val="19"/>
+        </w:rPr>
+        <w:t>e2e_role_landing.mjs</w:t>
+      </w:r>
+      <w:r>
+        <w:rPr>
+          <w:rFonts w:ascii="Microsoft YaHei" w:hAnsi="Microsoft YaHei" w:eastAsia="Microsoft YaHei"/>
+        </w:rPr>
+        <w:t xml:space="preserve"> 的</w:t>
+      </w:r>
+      <w:r>
+        <w:rPr>
+          <w:rFonts w:ascii="Microsoft YaHei" w:hAnsi="Microsoft YaHei" w:eastAsia="Microsoft YaHei"/>
+          <w:b/>
+        </w:rPr>
+        <w:t>原始证据快照</w:t>
+      </w:r>
+      <w:r>
+        <w:rPr>
+          <w:rFonts w:ascii="Microsoft YaHei" w:hAnsi="Microsoft YaHei" w:eastAsia="Microsoft YaHei"/>
+        </w:rPr>
+        <w:t>——</w:t>
+      </w:r>
+      <w:r>
+        <w:rPr>
+          <w:rFonts w:ascii="Microsoft YaHei" w:hAnsi="Microsoft YaHei" w:eastAsia="Microsoft YaHei"/>
+          <w:sz w:val="19"/>
+        </w:rPr>
+        <w:t>result.json</w:t>
+      </w:r>
+      <w:r>
+        <w:rPr>
+          <w:rFonts w:ascii="Microsoft YaHei" w:hAnsi="Microsoft YaHei" w:eastAsia="Microsoft YaHei"/>
+        </w:rPr>
+        <w:t>（40 条记录：28 PASS / 0 FAIL / 12 INFO）、</w:t>
+      </w:r>
+      <w:r>
+        <w:rPr>
+          <w:rFonts w:ascii="Microsoft YaHei" w:hAnsi="Microsoft YaHei" w:eastAsia="Microsoft YaHei"/>
+          <w:sz w:val="19"/>
+        </w:rPr>
+        <w:t>report.md</w:t>
+      </w:r>
+      <w:r>
+        <w:rPr>
+          <w:rFonts w:ascii="Microsoft YaHei" w:hAnsi="Microsoft YaHei" w:eastAsia="Microsoft YaHei"/>
+        </w:rPr>
+        <w:t>、5 张真实浏览器截图（厂长 / 品保 / 组长 / 工人 / 工人越权被拦）；</w:t>
+      </w:r>
+      <w:r>
+        <w:rPr>
+          <w:rFonts w:ascii="Microsoft YaHei" w:hAnsi="Microsoft YaHei" w:eastAsia="Microsoft YaHei"/>
+          <w:sz w:val="19"/>
+        </w:rPr>
+        <w:t>verify/evidence/README.md</w:t>
+      </w:r>
+      <w:r>
+        <w:rPr>
+          <w:rFonts w:ascii="Microsoft YaHei" w:hAnsi="Microsoft YaHei" w:eastAsia="Microsoft YaHei"/>
+        </w:rPr>
+        <w:t xml:space="preserve"> 说明来源与复现方式。</w:t>
+      </w:r>
+    </w:p>
+    <w:p>
+      <w:pPr>
+        <w:pStyle w:val="ListBullet"/>
+        <w:spacing w:after="40"/>
+        <w:ind w:left="425"/>
+      </w:pPr>
+      <w:r>
+        <w:rPr>
+          <w:rFonts w:ascii="Microsoft YaHei" w:hAnsi="Microsoft YaHei" w:eastAsia="Microsoft YaHei"/>
+          <w:sz w:val="19"/>
+        </w:rPr>
+        <w:t>verify/regression-sweep-REPORT.md</w:t>
+      </w:r>
+      <w:r>
+        <w:rPr>
+          <w:rFonts w:ascii="Microsoft YaHei" w:hAnsi="Microsoft YaHei" w:eastAsia="Microsoft YaHei"/>
+        </w:rPr>
+        <w:t>：回归巡检报告。</w:t>
       </w:r>
     </w:p>
     <w:sectPr>
